--- a/Prompt/Prompt_PMAPP3.docx
+++ b/Prompt/Prompt_PMAPP3.docx
@@ -4402,6 +4402,124 @@
       <w:proofErr w:type="spellEnd"/>
       <w:r>
         <w:t>: TAB pazienti in ARRIVO. Accanto a “IN ARRIVO” tra parentesi il numero totale. Poi quattro pallini colorati con il numero di quanti pazienti, per quello stato, hanno quel codice colore.</w:t>
+      </w:r>
+    </w:p>
+    <w:p>
+      <w:pPr>
+        <w:pStyle w:val="Titolo1"/>
+      </w:pPr>
+      <w:r>
+        <w:t>PMAPP V5.</w:t>
+      </w:r>
+      <w:r>
+        <w:t>2</w:t>
+      </w:r>
+    </w:p>
+    <w:p>
+      <w:pPr>
+        <w:pStyle w:val="Paragrafoelenco"/>
+        <w:numPr>
+          <w:ilvl w:val="0"/>
+          <w:numId w:val="24"/>
+        </w:numPr>
+      </w:pPr>
+      <w:r>
+        <w:t>Dashboard PMA: metti i pulsanti NUOVO PAZIENTE, PAZIENTI DIMESSI e IMPOSTAZIONI PMA su un’unica riga e rendili tutti della stessa dimensione.</w:t>
+      </w:r>
+    </w:p>
+    <w:p>
+      <w:pPr>
+        <w:pStyle w:val="Paragrafoelenco"/>
+        <w:numPr>
+          <w:ilvl w:val="0"/>
+          <w:numId w:val="24"/>
+        </w:numPr>
+      </w:pPr>
+      <w:r>
+        <w:lastRenderedPageBreak/>
+        <w:t>Nella scheda paziente in GENERALI crea un piccolo campo “Infermiere riferimento:” q</w:t>
+      </w:r>
+      <w:r>
+        <w:t xml:space="preserve">uando un utente con RANK INFERMIERE apre la scheda paziente per la prima volta per il suo RANK (ovvero il primo infermiere che apre la scheda) </w:t>
+      </w:r>
+      <w:r>
+        <w:t>viene stampato il suo nome utente. Non cambiano i privilegi su quel paziente ma è solo per ricordarsi chi lo ha in carico. Nella sua dashboard PMA questi pazienti risultano in cima alla lista (sottotitolo “IN CARICO A ME”). Poi fai la stessa cosa per l’utente con RANK “MEDICO”.</w:t>
+      </w:r>
+    </w:p>
+    <w:p>
+      <w:pPr>
+        <w:pStyle w:val="Paragrafoelenco"/>
+        <w:numPr>
+          <w:ilvl w:val="0"/>
+          <w:numId w:val="24"/>
+        </w:numPr>
+      </w:pPr>
+      <w:r>
+        <w:t xml:space="preserve">Nella lista PAZIENTI IN CARICO mostra accanto al nome paziente infermiere e medico di </w:t>
+      </w:r>
+      <w:proofErr w:type="spellStart"/>
+      <w:r>
+        <w:t>riferiment</w:t>
+      </w:r>
+      <w:proofErr w:type="spellEnd"/>
+    </w:p>
+    <w:p>
+      <w:pPr>
+        <w:pStyle w:val="Paragrafoelenco"/>
+        <w:numPr>
+          <w:ilvl w:val="0"/>
+          <w:numId w:val="24"/>
+        </w:numPr>
+      </w:pPr>
+      <w:r>
+        <w:t>Ottimizza la DASHBOARD CENTRALE di cui ti allego uno screen, fa schifo. Tendenzialmente c’è aperto un solo PMA per volta. L’operatore RANK CENTRALE deve avere sott’occhio la situazione ben chiara. Per ogni PMA quanti pazienti ha in carico e di che colore, poi pazienti in attesa e pazienti in arrivo. Sempre da questa schermata crea il pulsante “NUOVO PAZIENTE” in modo che l’operatore possa creare un nuovo paziente che sta inviando al PMA.</w:t>
+      </w:r>
+    </w:p>
+    <w:p>
+      <w:pPr>
+        <w:pStyle w:val="Titolo1"/>
+      </w:pPr>
+      <w:r>
+        <w:t>PMAPP V5.</w:t>
+      </w:r>
+      <w:r>
+        <w:t>3</w:t>
+      </w:r>
+    </w:p>
+    <w:p>
+      <w:pPr>
+        <w:pStyle w:val="Paragrafoelenco"/>
+        <w:numPr>
+          <w:ilvl w:val="0"/>
+          <w:numId w:val="25"/>
+        </w:numPr>
+      </w:pPr>
+      <w:r>
+        <w:t>Pulsanti NUOVO PAZIENTE, PAZIENTI DIMESSI, IMPOSTAZIONI PMA devono esser tutti scritti in maiuscolo e nella dashboard PMA avere questo ordine</w:t>
+      </w:r>
+    </w:p>
+    <w:p>
+      <w:pPr>
+        <w:pStyle w:val="Paragrafoelenco"/>
+        <w:numPr>
+          <w:ilvl w:val="0"/>
+          <w:numId w:val="25"/>
+        </w:numPr>
+      </w:pPr>
+      <w:r>
+        <w:t>Pulsanti in alto per vista tablet e smartphone: NB devono essere ben ottimizzate! Ad es. ingrandisci i pulsanti se serve o riorganizza le viste comprimendo il menu a sinistra</w:t>
+      </w:r>
+    </w:p>
+    <w:p>
+      <w:pPr>
+        <w:pStyle w:val="Paragrafoelenco"/>
+        <w:numPr>
+          <w:ilvl w:val="0"/>
+          <w:numId w:val="25"/>
+        </w:numPr>
+      </w:pPr>
+      <w:r>
+        <w:t>In impostazione il campo impostazioni “DETTAGLIO EO RAPIDO” NON deve mai essere ordinato in ordine alfabetico ma come lo ha definito l’utente. I vari “Dettaglio evento per tipo” invece devono avere quel comando.</w:t>
       </w:r>
     </w:p>
     <w:p/>
@@ -6291,6 +6409,119 @@
     </w:lvl>
   </w:abstractNum>
   <w:abstractNum w:abstractNumId="17" w15:restartNumberingAfterBreak="0">
+    <w:nsid w:val="5B2D03E6"/>
+    <w:multiLevelType w:val="hybridMultilevel"/>
+    <w:tmpl w:val="8EB8ACF8"/>
+    <w:lvl w:ilvl="0" w:tplc="08090001">
+      <w:start w:val="1"/>
+      <w:numFmt w:val="bullet"/>
+      <w:lvlText w:val=""/>
+      <w:lvlJc w:val="left"/>
+      <w:pPr>
+        <w:ind w:left="720" w:hanging="360"/>
+      </w:pPr>
+      <w:rPr>
+        <w:rFonts w:ascii="Symbol" w:hAnsi="Symbol" w:hint="default"/>
+      </w:rPr>
+    </w:lvl>
+    <w:lvl w:ilvl="1" w:tplc="08090003" w:tentative="1">
+      <w:start w:val="1"/>
+      <w:numFmt w:val="bullet"/>
+      <w:lvlText w:val="o"/>
+      <w:lvlJc w:val="left"/>
+      <w:pPr>
+        <w:ind w:left="1440" w:hanging="360"/>
+      </w:pPr>
+      <w:rPr>
+        <w:rFonts w:ascii="Courier New" w:hAnsi="Courier New" w:cs="Courier New" w:hint="default"/>
+      </w:rPr>
+    </w:lvl>
+    <w:lvl w:ilvl="2" w:tplc="08090005" w:tentative="1">
+      <w:start w:val="1"/>
+      <w:numFmt w:val="bullet"/>
+      <w:lvlText w:val=""/>
+      <w:lvlJc w:val="left"/>
+      <w:pPr>
+        <w:ind w:left="2160" w:hanging="360"/>
+      </w:pPr>
+      <w:rPr>
+        <w:rFonts w:ascii="Wingdings" w:hAnsi="Wingdings" w:hint="default"/>
+      </w:rPr>
+    </w:lvl>
+    <w:lvl w:ilvl="3" w:tplc="08090001" w:tentative="1">
+      <w:start w:val="1"/>
+      <w:numFmt w:val="bullet"/>
+      <w:lvlText w:val=""/>
+      <w:lvlJc w:val="left"/>
+      <w:pPr>
+        <w:ind w:left="2880" w:hanging="360"/>
+      </w:pPr>
+      <w:rPr>
+        <w:rFonts w:ascii="Symbol" w:hAnsi="Symbol" w:hint="default"/>
+      </w:rPr>
+    </w:lvl>
+    <w:lvl w:ilvl="4" w:tplc="08090003" w:tentative="1">
+      <w:start w:val="1"/>
+      <w:numFmt w:val="bullet"/>
+      <w:lvlText w:val="o"/>
+      <w:lvlJc w:val="left"/>
+      <w:pPr>
+        <w:ind w:left="3600" w:hanging="360"/>
+      </w:pPr>
+      <w:rPr>
+        <w:rFonts w:ascii="Courier New" w:hAnsi="Courier New" w:cs="Courier New" w:hint="default"/>
+      </w:rPr>
+    </w:lvl>
+    <w:lvl w:ilvl="5" w:tplc="08090005" w:tentative="1">
+      <w:start w:val="1"/>
+      <w:numFmt w:val="bullet"/>
+      <w:lvlText w:val=""/>
+      <w:lvlJc w:val="left"/>
+      <w:pPr>
+        <w:ind w:left="4320" w:hanging="360"/>
+      </w:pPr>
+      <w:rPr>
+        <w:rFonts w:ascii="Wingdings" w:hAnsi="Wingdings" w:hint="default"/>
+      </w:rPr>
+    </w:lvl>
+    <w:lvl w:ilvl="6" w:tplc="08090001" w:tentative="1">
+      <w:start w:val="1"/>
+      <w:numFmt w:val="bullet"/>
+      <w:lvlText w:val=""/>
+      <w:lvlJc w:val="left"/>
+      <w:pPr>
+        <w:ind w:left="5040" w:hanging="360"/>
+      </w:pPr>
+      <w:rPr>
+        <w:rFonts w:ascii="Symbol" w:hAnsi="Symbol" w:hint="default"/>
+      </w:rPr>
+    </w:lvl>
+    <w:lvl w:ilvl="7" w:tplc="08090003" w:tentative="1">
+      <w:start w:val="1"/>
+      <w:numFmt w:val="bullet"/>
+      <w:lvlText w:val="o"/>
+      <w:lvlJc w:val="left"/>
+      <w:pPr>
+        <w:ind w:left="5760" w:hanging="360"/>
+      </w:pPr>
+      <w:rPr>
+        <w:rFonts w:ascii="Courier New" w:hAnsi="Courier New" w:cs="Courier New" w:hint="default"/>
+      </w:rPr>
+    </w:lvl>
+    <w:lvl w:ilvl="8" w:tplc="08090005" w:tentative="1">
+      <w:start w:val="1"/>
+      <w:numFmt w:val="bullet"/>
+      <w:lvlText w:val=""/>
+      <w:lvlJc w:val="left"/>
+      <w:pPr>
+        <w:ind w:left="6480" w:hanging="360"/>
+      </w:pPr>
+      <w:rPr>
+        <w:rFonts w:ascii="Wingdings" w:hAnsi="Wingdings" w:hint="default"/>
+      </w:rPr>
+    </w:lvl>
+  </w:abstractNum>
+  <w:abstractNum w:abstractNumId="18" w15:restartNumberingAfterBreak="0">
     <w:nsid w:val="64A277F6"/>
     <w:multiLevelType w:val="hybridMultilevel"/>
     <w:tmpl w:val="CF08F8FC"/>
@@ -6403,7 +6634,7 @@
       </w:rPr>
     </w:lvl>
   </w:abstractNum>
-  <w:abstractNum w:abstractNumId="18" w15:restartNumberingAfterBreak="0">
+  <w:abstractNum w:abstractNumId="19" w15:restartNumberingAfterBreak="0">
     <w:nsid w:val="65372B50"/>
     <w:multiLevelType w:val="hybridMultilevel"/>
     <w:tmpl w:val="A5D0BCB4"/>
@@ -6516,7 +6747,120 @@
       </w:rPr>
     </w:lvl>
   </w:abstractNum>
-  <w:abstractNum w:abstractNumId="19" w15:restartNumberingAfterBreak="0">
+  <w:abstractNum w:abstractNumId="20" w15:restartNumberingAfterBreak="0">
+    <w:nsid w:val="66853EE5"/>
+    <w:multiLevelType w:val="hybridMultilevel"/>
+    <w:tmpl w:val="4D5E9B4C"/>
+    <w:lvl w:ilvl="0" w:tplc="08090001">
+      <w:start w:val="1"/>
+      <w:numFmt w:val="bullet"/>
+      <w:lvlText w:val=""/>
+      <w:lvlJc w:val="left"/>
+      <w:pPr>
+        <w:ind w:left="720" w:hanging="360"/>
+      </w:pPr>
+      <w:rPr>
+        <w:rFonts w:ascii="Symbol" w:hAnsi="Symbol" w:hint="default"/>
+      </w:rPr>
+    </w:lvl>
+    <w:lvl w:ilvl="1" w:tplc="08090003" w:tentative="1">
+      <w:start w:val="1"/>
+      <w:numFmt w:val="bullet"/>
+      <w:lvlText w:val="o"/>
+      <w:lvlJc w:val="left"/>
+      <w:pPr>
+        <w:ind w:left="1440" w:hanging="360"/>
+      </w:pPr>
+      <w:rPr>
+        <w:rFonts w:ascii="Courier New" w:hAnsi="Courier New" w:cs="Courier New" w:hint="default"/>
+      </w:rPr>
+    </w:lvl>
+    <w:lvl w:ilvl="2" w:tplc="08090005" w:tentative="1">
+      <w:start w:val="1"/>
+      <w:numFmt w:val="bullet"/>
+      <w:lvlText w:val=""/>
+      <w:lvlJc w:val="left"/>
+      <w:pPr>
+        <w:ind w:left="2160" w:hanging="360"/>
+      </w:pPr>
+      <w:rPr>
+        <w:rFonts w:ascii="Wingdings" w:hAnsi="Wingdings" w:hint="default"/>
+      </w:rPr>
+    </w:lvl>
+    <w:lvl w:ilvl="3" w:tplc="08090001" w:tentative="1">
+      <w:start w:val="1"/>
+      <w:numFmt w:val="bullet"/>
+      <w:lvlText w:val=""/>
+      <w:lvlJc w:val="left"/>
+      <w:pPr>
+        <w:ind w:left="2880" w:hanging="360"/>
+      </w:pPr>
+      <w:rPr>
+        <w:rFonts w:ascii="Symbol" w:hAnsi="Symbol" w:hint="default"/>
+      </w:rPr>
+    </w:lvl>
+    <w:lvl w:ilvl="4" w:tplc="08090003" w:tentative="1">
+      <w:start w:val="1"/>
+      <w:numFmt w:val="bullet"/>
+      <w:lvlText w:val="o"/>
+      <w:lvlJc w:val="left"/>
+      <w:pPr>
+        <w:ind w:left="3600" w:hanging="360"/>
+      </w:pPr>
+      <w:rPr>
+        <w:rFonts w:ascii="Courier New" w:hAnsi="Courier New" w:cs="Courier New" w:hint="default"/>
+      </w:rPr>
+    </w:lvl>
+    <w:lvl w:ilvl="5" w:tplc="08090005" w:tentative="1">
+      <w:start w:val="1"/>
+      <w:numFmt w:val="bullet"/>
+      <w:lvlText w:val=""/>
+      <w:lvlJc w:val="left"/>
+      <w:pPr>
+        <w:ind w:left="4320" w:hanging="360"/>
+      </w:pPr>
+      <w:rPr>
+        <w:rFonts w:ascii="Wingdings" w:hAnsi="Wingdings" w:hint="default"/>
+      </w:rPr>
+    </w:lvl>
+    <w:lvl w:ilvl="6" w:tplc="08090001" w:tentative="1">
+      <w:start w:val="1"/>
+      <w:numFmt w:val="bullet"/>
+      <w:lvlText w:val=""/>
+      <w:lvlJc w:val="left"/>
+      <w:pPr>
+        <w:ind w:left="5040" w:hanging="360"/>
+      </w:pPr>
+      <w:rPr>
+        <w:rFonts w:ascii="Symbol" w:hAnsi="Symbol" w:hint="default"/>
+      </w:rPr>
+    </w:lvl>
+    <w:lvl w:ilvl="7" w:tplc="08090003" w:tentative="1">
+      <w:start w:val="1"/>
+      <w:numFmt w:val="bullet"/>
+      <w:lvlText w:val="o"/>
+      <w:lvlJc w:val="left"/>
+      <w:pPr>
+        <w:ind w:left="5760" w:hanging="360"/>
+      </w:pPr>
+      <w:rPr>
+        <w:rFonts w:ascii="Courier New" w:hAnsi="Courier New" w:cs="Courier New" w:hint="default"/>
+      </w:rPr>
+    </w:lvl>
+    <w:lvl w:ilvl="8" w:tplc="08090005" w:tentative="1">
+      <w:start w:val="1"/>
+      <w:numFmt w:val="bullet"/>
+      <w:lvlText w:val=""/>
+      <w:lvlJc w:val="left"/>
+      <w:pPr>
+        <w:ind w:left="6480" w:hanging="360"/>
+      </w:pPr>
+      <w:rPr>
+        <w:rFonts w:ascii="Wingdings" w:hAnsi="Wingdings" w:hint="default"/>
+      </w:rPr>
+    </w:lvl>
+  </w:abstractNum>
+  <w:abstractNum w:abstractNumId="21" w15:restartNumberingAfterBreak="0">
     <w:nsid w:val="6CF67332"/>
     <w:multiLevelType w:val="hybridMultilevel"/>
     <w:tmpl w:val="15D26062"/>
@@ -6629,7 +6973,7 @@
       </w:rPr>
     </w:lvl>
   </w:abstractNum>
-  <w:abstractNum w:abstractNumId="20" w15:restartNumberingAfterBreak="0">
+  <w:abstractNum w:abstractNumId="22" w15:restartNumberingAfterBreak="0">
     <w:nsid w:val="72BF56A5"/>
     <w:multiLevelType w:val="hybridMultilevel"/>
     <w:tmpl w:val="6414DF92"/>
@@ -6742,7 +7086,7 @@
       </w:rPr>
     </w:lvl>
   </w:abstractNum>
-  <w:abstractNum w:abstractNumId="21" w15:restartNumberingAfterBreak="0">
+  <w:abstractNum w:abstractNumId="23" w15:restartNumberingAfterBreak="0">
     <w:nsid w:val="73F54C62"/>
     <w:multiLevelType w:val="hybridMultilevel"/>
     <w:tmpl w:val="452E45BE"/>
@@ -6855,7 +7199,7 @@
       </w:rPr>
     </w:lvl>
   </w:abstractNum>
-  <w:abstractNum w:abstractNumId="22" w15:restartNumberingAfterBreak="0">
+  <w:abstractNum w:abstractNumId="24" w15:restartNumberingAfterBreak="0">
     <w:nsid w:val="78897B67"/>
     <w:multiLevelType w:val="hybridMultilevel"/>
     <w:tmpl w:val="F294998A"/>
@@ -6996,7 +7340,7 @@
     <w:abstractNumId w:val="14"/>
   </w:num>
   <w:num w:numId="10" w16cid:durableId="567612666">
-    <w:abstractNumId w:val="21"/>
+    <w:abstractNumId w:val="23"/>
   </w:num>
   <w:num w:numId="11" w16cid:durableId="2008900165">
     <w:abstractNumId w:val="13"/>
@@ -7005,13 +7349,13 @@
     <w:abstractNumId w:val="3"/>
   </w:num>
   <w:num w:numId="13" w16cid:durableId="1461724788">
-    <w:abstractNumId w:val="17"/>
+    <w:abstractNumId w:val="18"/>
   </w:num>
   <w:num w:numId="14" w16cid:durableId="1067998567">
-    <w:abstractNumId w:val="20"/>
+    <w:abstractNumId w:val="22"/>
   </w:num>
   <w:num w:numId="15" w16cid:durableId="268511707">
-    <w:abstractNumId w:val="22"/>
+    <w:abstractNumId w:val="24"/>
   </w:num>
   <w:num w:numId="16" w16cid:durableId="1097015855">
     <w:abstractNumId w:val="4"/>
@@ -7023,7 +7367,7 @@
     <w:abstractNumId w:val="10"/>
   </w:num>
   <w:num w:numId="19" w16cid:durableId="68580028">
-    <w:abstractNumId w:val="18"/>
+    <w:abstractNumId w:val="19"/>
   </w:num>
   <w:num w:numId="20" w16cid:durableId="419300408">
     <w:abstractNumId w:val="2"/>
@@ -7032,10 +7376,16 @@
     <w:abstractNumId w:val="0"/>
   </w:num>
   <w:num w:numId="22" w16cid:durableId="149565735">
-    <w:abstractNumId w:val="19"/>
+    <w:abstractNumId w:val="21"/>
   </w:num>
   <w:num w:numId="23" w16cid:durableId="157112206">
     <w:abstractNumId w:val="9"/>
+  </w:num>
+  <w:num w:numId="24" w16cid:durableId="1842545179">
+    <w:abstractNumId w:val="20"/>
+  </w:num>
+  <w:num w:numId="25" w16cid:durableId="815031544">
+    <w:abstractNumId w:val="17"/>
   </w:num>
 </w:numbering>
 </file>

--- a/Prompt/Prompt_PMAPP3.docx
+++ b/Prompt/Prompt_PMAPP3.docx
@@ -2319,8 +2319,14 @@
                 <w:ilvl w:val="0"/>
                 <w:numId w:val="11"/>
               </w:numPr>
-            </w:pPr>
-            <w:r>
+              <w:rPr>
+                <w:lang w:val="de-DE"/>
+              </w:rPr>
+            </w:pPr>
+            <w:r>
+              <w:rPr>
+                <w:lang w:val="de-DE"/>
+              </w:rPr>
               <w:t>Via (EV, OS, IM, SC)</w:t>
             </w:r>
           </w:p>
@@ -2360,6 +2366,7 @@
           </w:tcPr>
           <w:p>
             <w:r>
+              <w:lastRenderedPageBreak/>
               <w:t>Rivalutazione</w:t>
             </w:r>
           </w:p>
@@ -4409,10 +4416,7 @@
         <w:pStyle w:val="Titolo1"/>
       </w:pPr>
       <w:r>
-        <w:t>PMAPP V5.</w:t>
-      </w:r>
-      <w:r>
-        <w:t>2</w:t>
+        <w:t>PMAPP V5.2</w:t>
       </w:r>
     </w:p>
     <w:p>
@@ -4480,10 +4484,7 @@
         <w:pStyle w:val="Titolo1"/>
       </w:pPr>
       <w:r>
-        <w:t>PMAPP V5.</w:t>
-      </w:r>
-      <w:r>
-        <w:t>3</w:t>
+        <w:t>PMAPP V5.3</w:t>
       </w:r>
     </w:p>
     <w:p>
@@ -4522,6 +4523,4524 @@
         <w:t>In impostazione il campo impostazioni “DETTAGLIO EO RAPIDO” NON deve mai essere ordinato in ordine alfabetico ma come lo ha definito l’utente. I vari “Dettaglio evento per tipo” invece devono avere quel comando.</w:t>
       </w:r>
     </w:p>
+    <w:p>
+      <w:pPr>
+        <w:pStyle w:val="Titolo1"/>
+      </w:pPr>
+      <w:r>
+        <w:t>PMAPP V5.</w:t>
+      </w:r>
+      <w:r>
+        <w:t>4</w:t>
+      </w:r>
+    </w:p>
+    <w:p>
+      <w:pPr>
+        <w:jc w:val="both"/>
+      </w:pPr>
+      <w:r>
+        <w:t>Per ogni PMA crea una tabella “codici minori” a cui tutti i RANK possono accedere attraverso il pulsante “CODICI MINORI” da mettere dopo il pulsante “NUOVO PAZIENTE” nella dashboard PMA.</w:t>
+      </w:r>
+    </w:p>
+    <w:p>
+      <w:pPr>
+        <w:jc w:val="both"/>
+      </w:pPr>
+      <w:r>
+        <w:t>Questa tabella serve per registrare tutte le prestazioni “veloci” molto rapidamente, tutti possono scrivere e leggere. I campi sono:</w:t>
+      </w:r>
+    </w:p>
+    <w:p>
+      <w:pPr>
+        <w:pStyle w:val="Paragrafoelenco"/>
+        <w:numPr>
+          <w:ilvl w:val="0"/>
+          <w:numId w:val="26"/>
+        </w:numPr>
+        <w:jc w:val="both"/>
+      </w:pPr>
+      <w:proofErr w:type="spellStart"/>
+      <w:r>
+        <w:t>ID_univoco</w:t>
+      </w:r>
+      <w:proofErr w:type="spellEnd"/>
+      <w:r>
+        <w:t xml:space="preserve"> = per il paziente, nascondilo</w:t>
+      </w:r>
+    </w:p>
+    <w:p>
+      <w:pPr>
+        <w:pStyle w:val="Paragrafoelenco"/>
+        <w:numPr>
+          <w:ilvl w:val="0"/>
+          <w:numId w:val="26"/>
+        </w:numPr>
+        <w:jc w:val="both"/>
+      </w:pPr>
+      <w:r>
+        <w:t xml:space="preserve">Ora accesso = </w:t>
+      </w:r>
+      <w:proofErr w:type="spellStart"/>
+      <w:r>
+        <w:t>timestamp</w:t>
+      </w:r>
+      <w:proofErr w:type="spellEnd"/>
+      <w:r>
+        <w:t xml:space="preserve"> automatico ma modificabile quando si crea la nuova riga</w:t>
+      </w:r>
+    </w:p>
+    <w:p>
+      <w:pPr>
+        <w:pStyle w:val="Paragrafoelenco"/>
+        <w:numPr>
+          <w:ilvl w:val="0"/>
+          <w:numId w:val="26"/>
+        </w:numPr>
+        <w:jc w:val="both"/>
+      </w:pPr>
+      <w:r>
+        <w:t xml:space="preserve">Numero </w:t>
+      </w:r>
+      <w:proofErr w:type="spellStart"/>
+      <w:r>
+        <w:t>pettoralie</w:t>
+      </w:r>
+      <w:proofErr w:type="spellEnd"/>
+      <w:r>
+        <w:t xml:space="preserve"> = numero</w:t>
+      </w:r>
+    </w:p>
+    <w:p>
+      <w:pPr>
+        <w:pStyle w:val="Paragrafoelenco"/>
+        <w:numPr>
+          <w:ilvl w:val="0"/>
+          <w:numId w:val="26"/>
+        </w:numPr>
+        <w:jc w:val="both"/>
+      </w:pPr>
+      <w:r>
+        <w:t>Motivo di accesso = testo breve</w:t>
+      </w:r>
+    </w:p>
+    <w:p>
+      <w:pPr>
+        <w:pStyle w:val="Paragrafoelenco"/>
+        <w:numPr>
+          <w:ilvl w:val="0"/>
+          <w:numId w:val="26"/>
+        </w:numPr>
+        <w:jc w:val="both"/>
+      </w:pPr>
+      <w:r>
+        <w:lastRenderedPageBreak/>
+        <w:t>Prestazioni = testo breve</w:t>
+      </w:r>
+    </w:p>
+    <w:p>
+      <w:pPr>
+        <w:pStyle w:val="Paragrafoelenco"/>
+        <w:numPr>
+          <w:ilvl w:val="0"/>
+          <w:numId w:val="26"/>
+        </w:numPr>
+        <w:jc w:val="both"/>
+      </w:pPr>
+      <w:r>
+        <w:t xml:space="preserve">Ora dimissione = </w:t>
+      </w:r>
+      <w:proofErr w:type="spellStart"/>
+      <w:r>
+        <w:t>timestamp</w:t>
+      </w:r>
+      <w:proofErr w:type="spellEnd"/>
+      <w:r>
+        <w:t xml:space="preserve"> automatico ma modificabile quando si clicca un piccolo orologio alla fine della riga appena creata</w:t>
+      </w:r>
+    </w:p>
+    <w:p>
+      <w:pPr>
+        <w:jc w:val="both"/>
+      </w:pPr>
+      <w:r>
+        <w:t>RANK TRIAGE = dobbiamo limitarne le funzioni</w:t>
+      </w:r>
+    </w:p>
+    <w:p>
+      <w:pPr>
+        <w:pStyle w:val="Paragrafoelenco"/>
+        <w:numPr>
+          <w:ilvl w:val="0"/>
+          <w:numId w:val="27"/>
+        </w:numPr>
+        <w:jc w:val="both"/>
+      </w:pPr>
+      <w:r>
+        <w:t xml:space="preserve">Dashboard PMA = la sua oltre a essere incentrata su pazienti in carico prima ancora vede “Pazienti in attesa” ovvero quelli che attendono di entrare nella tenda e sopra la lista “Pazienti in arrivo” con un pulsante “ARRIVATO” che cambia lo stato paziente “IN CARICO” con un </w:t>
+      </w:r>
+      <w:proofErr w:type="spellStart"/>
+      <w:r>
+        <w:t>timestamp_data</w:t>
+      </w:r>
+      <w:proofErr w:type="spellEnd"/>
+      <w:r>
+        <w:t xml:space="preserve"> e ora arrivo (non credo esista questo campo nella scheda paziente, mettilo in GENERALI)</w:t>
+      </w:r>
+    </w:p>
+    <w:p>
+      <w:pPr>
+        <w:pStyle w:val="Paragrafoelenco"/>
+        <w:numPr>
+          <w:ilvl w:val="0"/>
+          <w:numId w:val="27"/>
+        </w:numPr>
+        <w:jc w:val="both"/>
+      </w:pPr>
+      <w:r>
+        <w:t>Può creare un nuovo paziente scegliendo tra stato IN ATTESA o IN CARICO</w:t>
+      </w:r>
+    </w:p>
+    <w:p>
+      <w:pPr>
+        <w:pStyle w:val="Paragrafoelenco"/>
+        <w:numPr>
+          <w:ilvl w:val="0"/>
+          <w:numId w:val="27"/>
+        </w:numPr>
+        <w:jc w:val="both"/>
+      </w:pPr>
+      <w:r>
+        <w:t>Della scheda paziente può vedere e modificare solo le sezioni GENERALI e ANAGRAFICA. Non può vedere le altre parti della scheda paziente (CARTELLA CLINICA, DIMISSIONE, INVIO IN PS)</w:t>
+      </w:r>
+    </w:p>
+    <w:p>
+      <w:pPr>
+        <w:pStyle w:val="Paragrafoelenco"/>
+        <w:numPr>
+          <w:ilvl w:val="0"/>
+          <w:numId w:val="27"/>
+        </w:numPr>
+        <w:jc w:val="both"/>
+      </w:pPr>
+      <w:r>
+        <w:t>Libero accesso e modifica a CODICI MINORI</w:t>
+      </w:r>
+    </w:p>
+    <w:p>
+      <w:pPr>
+        <w:jc w:val="both"/>
+      </w:pPr>
+      <w:r>
+        <w:t>ALTRO NELLA NUOVA VERSIONE</w:t>
+      </w:r>
+    </w:p>
+    <w:p>
+      <w:pPr>
+        <w:pStyle w:val="Paragrafoelenco"/>
+        <w:numPr>
+          <w:ilvl w:val="0"/>
+          <w:numId w:val="28"/>
+        </w:numPr>
+        <w:jc w:val="both"/>
+      </w:pPr>
+      <w:r>
+        <w:t xml:space="preserve">Per ogni PMA crea una pagina nel menu a </w:t>
+      </w:r>
+      <w:proofErr w:type="spellStart"/>
+      <w:r>
+        <w:t>sn</w:t>
+      </w:r>
+      <w:proofErr w:type="spellEnd"/>
+      <w:r>
+        <w:t xml:space="preserve"> con il simbolo di un telefono che contiene la rubrica numeri utili visibile e modificabile da tutti</w:t>
+      </w:r>
+    </w:p>
+    <w:p>
+      <w:pPr>
+        <w:pStyle w:val="Paragrafoelenco"/>
+        <w:numPr>
+          <w:ilvl w:val="1"/>
+          <w:numId w:val="28"/>
+        </w:numPr>
+        <w:jc w:val="both"/>
+      </w:pPr>
+      <w:proofErr w:type="spellStart"/>
+      <w:r>
+        <w:t>ID_univoco</w:t>
+      </w:r>
+      <w:proofErr w:type="spellEnd"/>
+      <w:r>
+        <w:t xml:space="preserve"> (invisibile)</w:t>
+      </w:r>
+    </w:p>
+    <w:p>
+      <w:pPr>
+        <w:pStyle w:val="Paragrafoelenco"/>
+        <w:numPr>
+          <w:ilvl w:val="1"/>
+          <w:numId w:val="28"/>
+        </w:numPr>
+        <w:jc w:val="both"/>
+      </w:pPr>
+      <w:r>
+        <w:t>Nome</w:t>
+      </w:r>
+    </w:p>
+    <w:p>
+      <w:pPr>
+        <w:pStyle w:val="Paragrafoelenco"/>
+        <w:numPr>
+          <w:ilvl w:val="1"/>
+          <w:numId w:val="28"/>
+        </w:numPr>
+        <w:jc w:val="both"/>
+      </w:pPr>
+      <w:r>
+        <w:t>Numero</w:t>
+      </w:r>
+    </w:p>
+    <w:p>
+      <w:pPr>
+        <w:pStyle w:val="Paragrafoelenco"/>
+        <w:numPr>
+          <w:ilvl w:val="1"/>
+          <w:numId w:val="28"/>
+        </w:numPr>
+        <w:jc w:val="both"/>
+      </w:pPr>
+      <w:r>
+        <w:t>Descrizione</w:t>
+      </w:r>
+    </w:p>
+    <w:p>
+      <w:pPr>
+        <w:pStyle w:val="Paragrafoelenco"/>
+        <w:numPr>
+          <w:ilvl w:val="0"/>
+          <w:numId w:val="28"/>
+        </w:numPr>
+        <w:jc w:val="both"/>
+      </w:pPr>
+      <w:r>
+        <w:t xml:space="preserve">Allo stesso modo per ogni PMA crea una pagina nel menu a </w:t>
+      </w:r>
+      <w:proofErr w:type="spellStart"/>
+      <w:r>
+        <w:t>sn</w:t>
+      </w:r>
+      <w:proofErr w:type="spellEnd"/>
+      <w:r>
+        <w:t xml:space="preserve"> con simbolo di un allegato per allegare file utili. DOMANDA: dove posso caricare questi file?</w:t>
+      </w:r>
+    </w:p>
+    <w:p>
+      <w:pPr>
+        <w:pStyle w:val="Paragrafoelenco"/>
+        <w:numPr>
+          <w:ilvl w:val="0"/>
+          <w:numId w:val="28"/>
+        </w:numPr>
+        <w:jc w:val="both"/>
+      </w:pPr>
+      <w:r>
+        <w:t>Dalla dashboard PMA per aprire il paziente fai in modo che si possa cliccare su tutta la sua “riga” non solo sul nome e cognome che è troppo preciso da cliccare</w:t>
+      </w:r>
+    </w:p>
+    <w:p>
+      <w:pPr>
+        <w:pStyle w:val="Paragrafoelenco"/>
+        <w:numPr>
+          <w:ilvl w:val="0"/>
+          <w:numId w:val="28"/>
+        </w:numPr>
+        <w:jc w:val="both"/>
+      </w:pPr>
+      <w:r>
+        <w:t>Nella vista DASHBOARD PMA crea una divisione per “Pazienti in carico” in modo da avere prima i pazienti di cui l’utente risulta essere MEDICO o INFERMIERE di riferimento</w:t>
+      </w:r>
+    </w:p>
+    <w:p>
+      <w:pPr>
+        <w:pStyle w:val="Paragrafoelenco"/>
+        <w:numPr>
+          <w:ilvl w:val="0"/>
+          <w:numId w:val="28"/>
+        </w:numPr>
+        <w:jc w:val="both"/>
+      </w:pPr>
+      <w:r>
+        <w:t>Togli i pulsanti duplicati in alto e in basso nella DASHBOARD PMA, lascia solo quelli in alto</w:t>
+      </w:r>
+    </w:p>
+    <w:p>
+      <w:pPr>
+        <w:pStyle w:val="Paragrafoelenco"/>
+        <w:numPr>
+          <w:ilvl w:val="0"/>
+          <w:numId w:val="28"/>
+        </w:numPr>
+        <w:jc w:val="both"/>
+      </w:pPr>
+      <w:r>
+        <w:t xml:space="preserve">Creare i campi </w:t>
+      </w:r>
+      <w:proofErr w:type="spellStart"/>
+      <w:r>
+        <w:t>EO_tipo</w:t>
+      </w:r>
+      <w:proofErr w:type="spellEnd"/>
+    </w:p>
+    <w:p>
+      <w:r>
+        <w:br w:type="page"/>
+      </w:r>
+    </w:p>
+    <w:p>
+      <w:pPr>
+        <w:pStyle w:val="Titolo1"/>
+      </w:pPr>
+      <w:r>
+        <w:lastRenderedPageBreak/>
+        <w:t>RIORGANIZZAZIONE RANK</w:t>
+      </w:r>
+    </w:p>
+    <w:tbl>
+      <w:tblPr>
+        <w:tblStyle w:val="Grigliatabella"/>
+        <w:tblW w:w="0" w:type="auto"/>
+        <w:tblLook w:val="04A0" w:firstRow="1" w:lastRow="0" w:firstColumn="1" w:lastColumn="0" w:noHBand="0" w:noVBand="1"/>
+      </w:tblPr>
+      <w:tblGrid>
+        <w:gridCol w:w="1749"/>
+        <w:gridCol w:w="1230"/>
+        <w:gridCol w:w="1197"/>
+        <w:gridCol w:w="1197"/>
+        <w:gridCol w:w="1197"/>
+        <w:gridCol w:w="1249"/>
+        <w:gridCol w:w="1197"/>
+      </w:tblGrid>
+      <w:tr>
+        <w:tc>
+          <w:tcPr>
+            <w:tcW w:w="1749" w:type="dxa"/>
+          </w:tcPr>
+          <w:p>
+            <w:pPr>
+              <w:jc w:val="both"/>
+              <w:rPr>
+                <w:sz w:val="20"/>
+                <w:szCs w:val="20"/>
+              </w:rPr>
+            </w:pPr>
+            <w:r>
+              <w:rPr>
+                <w:sz w:val="20"/>
+                <w:szCs w:val="20"/>
+              </w:rPr>
+              <w:t>Viste/Rank</w:t>
+            </w:r>
+          </w:p>
+        </w:tc>
+        <w:tc>
+          <w:tcPr>
+            <w:tcW w:w="1230" w:type="dxa"/>
+          </w:tcPr>
+          <w:p>
+            <w:pPr>
+              <w:jc w:val="both"/>
+              <w:rPr>
+                <w:sz w:val="20"/>
+                <w:szCs w:val="20"/>
+              </w:rPr>
+            </w:pPr>
+            <w:proofErr w:type="spellStart"/>
+            <w:r>
+              <w:rPr>
+                <w:sz w:val="20"/>
+                <w:szCs w:val="20"/>
+              </w:rPr>
+              <w:t>Superadmin</w:t>
+            </w:r>
+            <w:proofErr w:type="spellEnd"/>
+          </w:p>
+        </w:tc>
+        <w:tc>
+          <w:tcPr>
+            <w:tcW w:w="1197" w:type="dxa"/>
+          </w:tcPr>
+          <w:p>
+            <w:pPr>
+              <w:jc w:val="both"/>
+              <w:rPr>
+                <w:sz w:val="20"/>
+                <w:szCs w:val="20"/>
+              </w:rPr>
+            </w:pPr>
+            <w:r>
+              <w:rPr>
+                <w:sz w:val="20"/>
+                <w:szCs w:val="20"/>
+              </w:rPr>
+              <w:t>Centrale</w:t>
+            </w:r>
+          </w:p>
+        </w:tc>
+        <w:tc>
+          <w:tcPr>
+            <w:tcW w:w="1197" w:type="dxa"/>
+          </w:tcPr>
+          <w:p>
+            <w:pPr>
+              <w:jc w:val="both"/>
+              <w:rPr>
+                <w:sz w:val="20"/>
+                <w:szCs w:val="20"/>
+              </w:rPr>
+            </w:pPr>
+            <w:r>
+              <w:rPr>
+                <w:sz w:val="20"/>
+                <w:szCs w:val="20"/>
+              </w:rPr>
+              <w:t>Medico</w:t>
+            </w:r>
+          </w:p>
+        </w:tc>
+        <w:tc>
+          <w:tcPr>
+            <w:tcW w:w="1197" w:type="dxa"/>
+          </w:tcPr>
+          <w:p>
+            <w:pPr>
+              <w:jc w:val="both"/>
+              <w:rPr>
+                <w:sz w:val="20"/>
+                <w:szCs w:val="20"/>
+              </w:rPr>
+            </w:pPr>
+            <w:r>
+              <w:rPr>
+                <w:sz w:val="20"/>
+                <w:szCs w:val="20"/>
+              </w:rPr>
+              <w:t>Infermiere</w:t>
+            </w:r>
+          </w:p>
+        </w:tc>
+        <w:tc>
+          <w:tcPr>
+            <w:tcW w:w="1249" w:type="dxa"/>
+          </w:tcPr>
+          <w:p>
+            <w:pPr>
+              <w:jc w:val="both"/>
+              <w:rPr>
+                <w:sz w:val="20"/>
+                <w:szCs w:val="20"/>
+              </w:rPr>
+            </w:pPr>
+            <w:r>
+              <w:rPr>
+                <w:sz w:val="20"/>
+                <w:szCs w:val="20"/>
+              </w:rPr>
+              <w:t>Soccorritore</w:t>
+            </w:r>
+          </w:p>
+        </w:tc>
+        <w:tc>
+          <w:tcPr>
+            <w:tcW w:w="1197" w:type="dxa"/>
+          </w:tcPr>
+          <w:p>
+            <w:pPr>
+              <w:jc w:val="both"/>
+              <w:rPr>
+                <w:sz w:val="20"/>
+                <w:szCs w:val="20"/>
+              </w:rPr>
+            </w:pPr>
+            <w:r>
+              <w:rPr>
+                <w:sz w:val="20"/>
+                <w:szCs w:val="20"/>
+              </w:rPr>
+              <w:t>Triage</w:t>
+            </w:r>
+          </w:p>
+        </w:tc>
+      </w:tr>
+      <w:tr>
+        <w:tc>
+          <w:tcPr>
+            <w:tcW w:w="1749" w:type="dxa"/>
+          </w:tcPr>
+          <w:p>
+            <w:pPr>
+              <w:jc w:val="both"/>
+              <w:rPr>
+                <w:sz w:val="20"/>
+                <w:szCs w:val="20"/>
+              </w:rPr>
+            </w:pPr>
+            <w:r>
+              <w:rPr>
+                <w:sz w:val="20"/>
+                <w:szCs w:val="20"/>
+              </w:rPr>
+              <w:t>Login</w:t>
+            </w:r>
+          </w:p>
+        </w:tc>
+        <w:tc>
+          <w:tcPr>
+            <w:tcW w:w="1230" w:type="dxa"/>
+          </w:tcPr>
+          <w:p>
+            <w:pPr>
+              <w:jc w:val="both"/>
+              <w:rPr>
+                <w:sz w:val="20"/>
+                <w:szCs w:val="20"/>
+              </w:rPr>
+            </w:pPr>
+            <w:r>
+              <w:rPr>
+                <w:sz w:val="20"/>
+                <w:szCs w:val="20"/>
+              </w:rPr>
+              <w:t>READ</w:t>
+            </w:r>
+          </w:p>
+          <w:p>
+            <w:pPr>
+              <w:jc w:val="both"/>
+              <w:rPr>
+                <w:sz w:val="20"/>
+                <w:szCs w:val="20"/>
+              </w:rPr>
+            </w:pPr>
+            <w:r>
+              <w:rPr>
+                <w:sz w:val="20"/>
+                <w:szCs w:val="20"/>
+              </w:rPr>
+              <w:t>CREATE</w:t>
+            </w:r>
+          </w:p>
+        </w:tc>
+        <w:tc>
+          <w:tcPr>
+            <w:tcW w:w="1197" w:type="dxa"/>
+          </w:tcPr>
+          <w:p>
+            <w:pPr>
+              <w:jc w:val="both"/>
+              <w:rPr>
+                <w:sz w:val="20"/>
+                <w:szCs w:val="20"/>
+              </w:rPr>
+            </w:pPr>
+            <w:r>
+              <w:rPr>
+                <w:sz w:val="20"/>
+                <w:szCs w:val="20"/>
+              </w:rPr>
+              <w:t>READ</w:t>
+            </w:r>
+          </w:p>
+          <w:p>
+            <w:pPr>
+              <w:jc w:val="both"/>
+              <w:rPr>
+                <w:sz w:val="20"/>
+                <w:szCs w:val="20"/>
+              </w:rPr>
+            </w:pPr>
+            <w:r>
+              <w:rPr>
+                <w:sz w:val="20"/>
+                <w:szCs w:val="20"/>
+              </w:rPr>
+              <w:t>CREATE</w:t>
+            </w:r>
+          </w:p>
+        </w:tc>
+        <w:tc>
+          <w:tcPr>
+            <w:tcW w:w="1197" w:type="dxa"/>
+          </w:tcPr>
+          <w:p>
+            <w:pPr>
+              <w:jc w:val="both"/>
+              <w:rPr>
+                <w:sz w:val="20"/>
+                <w:szCs w:val="20"/>
+              </w:rPr>
+            </w:pPr>
+            <w:r>
+              <w:rPr>
+                <w:sz w:val="20"/>
+                <w:szCs w:val="20"/>
+              </w:rPr>
+              <w:t>READ</w:t>
+            </w:r>
+          </w:p>
+          <w:p>
+            <w:pPr>
+              <w:jc w:val="both"/>
+              <w:rPr>
+                <w:sz w:val="20"/>
+                <w:szCs w:val="20"/>
+              </w:rPr>
+            </w:pPr>
+            <w:r>
+              <w:rPr>
+                <w:sz w:val="20"/>
+                <w:szCs w:val="20"/>
+              </w:rPr>
+              <w:t>CREATE</w:t>
+            </w:r>
+          </w:p>
+        </w:tc>
+        <w:tc>
+          <w:tcPr>
+            <w:tcW w:w="1197" w:type="dxa"/>
+          </w:tcPr>
+          <w:p>
+            <w:pPr>
+              <w:jc w:val="both"/>
+              <w:rPr>
+                <w:sz w:val="20"/>
+                <w:szCs w:val="20"/>
+              </w:rPr>
+            </w:pPr>
+            <w:r>
+              <w:rPr>
+                <w:sz w:val="20"/>
+                <w:szCs w:val="20"/>
+              </w:rPr>
+              <w:t>READ</w:t>
+            </w:r>
+          </w:p>
+          <w:p>
+            <w:pPr>
+              <w:jc w:val="both"/>
+              <w:rPr>
+                <w:sz w:val="20"/>
+                <w:szCs w:val="20"/>
+              </w:rPr>
+            </w:pPr>
+            <w:r>
+              <w:rPr>
+                <w:sz w:val="20"/>
+                <w:szCs w:val="20"/>
+              </w:rPr>
+              <w:t>CREATE</w:t>
+            </w:r>
+          </w:p>
+        </w:tc>
+        <w:tc>
+          <w:tcPr>
+            <w:tcW w:w="1249" w:type="dxa"/>
+          </w:tcPr>
+          <w:p>
+            <w:pPr>
+              <w:jc w:val="both"/>
+              <w:rPr>
+                <w:sz w:val="20"/>
+                <w:szCs w:val="20"/>
+              </w:rPr>
+            </w:pPr>
+            <w:r>
+              <w:rPr>
+                <w:sz w:val="20"/>
+                <w:szCs w:val="20"/>
+              </w:rPr>
+              <w:t>READ</w:t>
+            </w:r>
+          </w:p>
+          <w:p>
+            <w:pPr>
+              <w:jc w:val="both"/>
+              <w:rPr>
+                <w:sz w:val="20"/>
+                <w:szCs w:val="20"/>
+              </w:rPr>
+            </w:pPr>
+            <w:r>
+              <w:rPr>
+                <w:sz w:val="20"/>
+                <w:szCs w:val="20"/>
+              </w:rPr>
+              <w:t>CREATE</w:t>
+            </w:r>
+          </w:p>
+        </w:tc>
+        <w:tc>
+          <w:tcPr>
+            <w:tcW w:w="1197" w:type="dxa"/>
+          </w:tcPr>
+          <w:p>
+            <w:pPr>
+              <w:jc w:val="both"/>
+              <w:rPr>
+                <w:sz w:val="20"/>
+                <w:szCs w:val="20"/>
+              </w:rPr>
+            </w:pPr>
+            <w:r>
+              <w:rPr>
+                <w:sz w:val="20"/>
+                <w:szCs w:val="20"/>
+              </w:rPr>
+              <w:t>READ</w:t>
+            </w:r>
+          </w:p>
+          <w:p>
+            <w:pPr>
+              <w:jc w:val="both"/>
+              <w:rPr>
+                <w:sz w:val="20"/>
+                <w:szCs w:val="20"/>
+              </w:rPr>
+            </w:pPr>
+            <w:r>
+              <w:rPr>
+                <w:sz w:val="20"/>
+                <w:szCs w:val="20"/>
+              </w:rPr>
+              <w:t>CREATE</w:t>
+            </w:r>
+          </w:p>
+        </w:tc>
+      </w:tr>
+      <w:tr>
+        <w:tc>
+          <w:tcPr>
+            <w:tcW w:w="1749" w:type="dxa"/>
+          </w:tcPr>
+          <w:p>
+            <w:pPr>
+              <w:jc w:val="both"/>
+              <w:rPr>
+                <w:sz w:val="20"/>
+                <w:szCs w:val="20"/>
+              </w:rPr>
+            </w:pPr>
+            <w:r>
+              <w:rPr>
+                <w:sz w:val="20"/>
+                <w:szCs w:val="20"/>
+              </w:rPr>
+              <w:t>Gestione utenti</w:t>
+            </w:r>
+          </w:p>
+        </w:tc>
+        <w:tc>
+          <w:tcPr>
+            <w:tcW w:w="1230" w:type="dxa"/>
+          </w:tcPr>
+          <w:p>
+            <w:pPr>
+              <w:jc w:val="both"/>
+              <w:rPr>
+                <w:sz w:val="20"/>
+                <w:szCs w:val="20"/>
+              </w:rPr>
+            </w:pPr>
+            <w:r>
+              <w:rPr>
+                <w:sz w:val="20"/>
+                <w:szCs w:val="20"/>
+              </w:rPr>
+              <w:t>READ</w:t>
+            </w:r>
+          </w:p>
+          <w:p>
+            <w:pPr>
+              <w:jc w:val="both"/>
+              <w:rPr>
+                <w:sz w:val="20"/>
+                <w:szCs w:val="20"/>
+              </w:rPr>
+            </w:pPr>
+            <w:r>
+              <w:rPr>
+                <w:sz w:val="20"/>
+                <w:szCs w:val="20"/>
+              </w:rPr>
+              <w:t>UPDATE</w:t>
+            </w:r>
+          </w:p>
+          <w:p>
+            <w:pPr>
+              <w:jc w:val="both"/>
+              <w:rPr>
+                <w:sz w:val="20"/>
+                <w:szCs w:val="20"/>
+              </w:rPr>
+            </w:pPr>
+            <w:r>
+              <w:rPr>
+                <w:sz w:val="20"/>
+                <w:szCs w:val="20"/>
+              </w:rPr>
+              <w:t>CREATE</w:t>
+            </w:r>
+            <w:r>
+              <w:rPr>
+                <w:sz w:val="20"/>
+                <w:szCs w:val="20"/>
+              </w:rPr>
+              <w:br/>
+              <w:t>DELETE</w:t>
+            </w:r>
+          </w:p>
+        </w:tc>
+        <w:tc>
+          <w:tcPr>
+            <w:tcW w:w="1197" w:type="dxa"/>
+          </w:tcPr>
+          <w:p>
+            <w:pPr>
+              <w:jc w:val="both"/>
+              <w:rPr>
+                <w:sz w:val="20"/>
+                <w:szCs w:val="20"/>
+              </w:rPr>
+            </w:pPr>
+            <w:r>
+              <w:rPr>
+                <w:sz w:val="20"/>
+                <w:szCs w:val="20"/>
+              </w:rPr>
+              <w:t>NO ACCESS</w:t>
+            </w:r>
+          </w:p>
+        </w:tc>
+        <w:tc>
+          <w:tcPr>
+            <w:tcW w:w="1197" w:type="dxa"/>
+          </w:tcPr>
+          <w:p>
+            <w:pPr>
+              <w:jc w:val="both"/>
+              <w:rPr>
+                <w:sz w:val="20"/>
+                <w:szCs w:val="20"/>
+              </w:rPr>
+            </w:pPr>
+            <w:r>
+              <w:rPr>
+                <w:sz w:val="20"/>
+                <w:szCs w:val="20"/>
+              </w:rPr>
+              <w:t>NO ACCESS</w:t>
+            </w:r>
+          </w:p>
+        </w:tc>
+        <w:tc>
+          <w:tcPr>
+            <w:tcW w:w="1197" w:type="dxa"/>
+          </w:tcPr>
+          <w:p>
+            <w:pPr>
+              <w:jc w:val="both"/>
+              <w:rPr>
+                <w:sz w:val="20"/>
+                <w:szCs w:val="20"/>
+              </w:rPr>
+            </w:pPr>
+            <w:r>
+              <w:rPr>
+                <w:sz w:val="20"/>
+                <w:szCs w:val="20"/>
+              </w:rPr>
+              <w:t>NO ACCESS</w:t>
+            </w:r>
+          </w:p>
+        </w:tc>
+        <w:tc>
+          <w:tcPr>
+            <w:tcW w:w="1249" w:type="dxa"/>
+          </w:tcPr>
+          <w:p>
+            <w:pPr>
+              <w:jc w:val="both"/>
+              <w:rPr>
+                <w:sz w:val="20"/>
+                <w:szCs w:val="20"/>
+              </w:rPr>
+            </w:pPr>
+            <w:r>
+              <w:rPr>
+                <w:sz w:val="20"/>
+                <w:szCs w:val="20"/>
+              </w:rPr>
+              <w:t>NO ACCESS</w:t>
+            </w:r>
+          </w:p>
+        </w:tc>
+        <w:tc>
+          <w:tcPr>
+            <w:tcW w:w="1197" w:type="dxa"/>
+          </w:tcPr>
+          <w:p>
+            <w:pPr>
+              <w:jc w:val="both"/>
+              <w:rPr>
+                <w:sz w:val="20"/>
+                <w:szCs w:val="20"/>
+              </w:rPr>
+            </w:pPr>
+            <w:r>
+              <w:rPr>
+                <w:sz w:val="20"/>
+                <w:szCs w:val="20"/>
+              </w:rPr>
+              <w:t>NO ACCESS</w:t>
+            </w:r>
+          </w:p>
+        </w:tc>
+      </w:tr>
+      <w:tr>
+        <w:tc>
+          <w:tcPr>
+            <w:tcW w:w="1749" w:type="dxa"/>
+          </w:tcPr>
+          <w:p>
+            <w:pPr>
+              <w:jc w:val="both"/>
+              <w:rPr>
+                <w:sz w:val="20"/>
+                <w:szCs w:val="20"/>
+              </w:rPr>
+            </w:pPr>
+            <w:r>
+              <w:rPr>
+                <w:sz w:val="20"/>
+                <w:szCs w:val="20"/>
+              </w:rPr>
+              <w:t>Home</w:t>
+            </w:r>
+          </w:p>
+        </w:tc>
+        <w:tc>
+          <w:tcPr>
+            <w:tcW w:w="1230" w:type="dxa"/>
+          </w:tcPr>
+          <w:p>
+            <w:pPr>
+              <w:jc w:val="both"/>
+              <w:rPr>
+                <w:sz w:val="20"/>
+                <w:szCs w:val="20"/>
+              </w:rPr>
+            </w:pPr>
+            <w:r>
+              <w:rPr>
+                <w:sz w:val="20"/>
+                <w:szCs w:val="20"/>
+              </w:rPr>
+              <w:t>READ</w:t>
+            </w:r>
+          </w:p>
+          <w:p>
+            <w:pPr>
+              <w:jc w:val="both"/>
+              <w:rPr>
+                <w:sz w:val="20"/>
+                <w:szCs w:val="20"/>
+              </w:rPr>
+            </w:pPr>
+            <w:r>
+              <w:rPr>
+                <w:sz w:val="20"/>
+                <w:szCs w:val="20"/>
+              </w:rPr>
+              <w:t>UPDATE</w:t>
+            </w:r>
+          </w:p>
+          <w:p>
+            <w:pPr>
+              <w:jc w:val="both"/>
+              <w:rPr>
+                <w:sz w:val="20"/>
+                <w:szCs w:val="20"/>
+              </w:rPr>
+            </w:pPr>
+            <w:r>
+              <w:rPr>
+                <w:sz w:val="20"/>
+                <w:szCs w:val="20"/>
+              </w:rPr>
+              <w:t>CREATE</w:t>
+            </w:r>
+            <w:r>
+              <w:rPr>
+                <w:sz w:val="20"/>
+                <w:szCs w:val="20"/>
+              </w:rPr>
+              <w:br/>
+              <w:t>DELETE</w:t>
+            </w:r>
+          </w:p>
+        </w:tc>
+        <w:tc>
+          <w:tcPr>
+            <w:tcW w:w="1197" w:type="dxa"/>
+          </w:tcPr>
+          <w:p>
+            <w:pPr>
+              <w:jc w:val="both"/>
+              <w:rPr>
+                <w:sz w:val="20"/>
+                <w:szCs w:val="20"/>
+              </w:rPr>
+            </w:pPr>
+            <w:r>
+              <w:rPr>
+                <w:sz w:val="20"/>
+                <w:szCs w:val="20"/>
+              </w:rPr>
+              <w:t>R solo su menu navigazione</w:t>
+            </w:r>
+          </w:p>
+        </w:tc>
+        <w:tc>
+          <w:tcPr>
+            <w:tcW w:w="1197" w:type="dxa"/>
+          </w:tcPr>
+          <w:p>
+            <w:pPr>
+              <w:jc w:val="both"/>
+              <w:rPr>
+                <w:sz w:val="20"/>
+                <w:szCs w:val="20"/>
+              </w:rPr>
+            </w:pPr>
+            <w:r>
+              <w:rPr>
+                <w:sz w:val="20"/>
+                <w:szCs w:val="20"/>
+              </w:rPr>
+              <w:t>R solo su menu navigazione</w:t>
+            </w:r>
+          </w:p>
+        </w:tc>
+        <w:tc>
+          <w:tcPr>
+            <w:tcW w:w="1197" w:type="dxa"/>
+          </w:tcPr>
+          <w:p>
+            <w:pPr>
+              <w:jc w:val="both"/>
+              <w:rPr>
+                <w:sz w:val="20"/>
+                <w:szCs w:val="20"/>
+              </w:rPr>
+            </w:pPr>
+            <w:r>
+              <w:rPr>
+                <w:sz w:val="20"/>
+                <w:szCs w:val="20"/>
+              </w:rPr>
+              <w:t>R solo su menu navigazione</w:t>
+            </w:r>
+          </w:p>
+        </w:tc>
+        <w:tc>
+          <w:tcPr>
+            <w:tcW w:w="1249" w:type="dxa"/>
+          </w:tcPr>
+          <w:p>
+            <w:pPr>
+              <w:jc w:val="both"/>
+              <w:rPr>
+                <w:sz w:val="20"/>
+                <w:szCs w:val="20"/>
+              </w:rPr>
+            </w:pPr>
+            <w:r>
+              <w:rPr>
+                <w:sz w:val="20"/>
+                <w:szCs w:val="20"/>
+              </w:rPr>
+              <w:t>R solo su menu navigazione</w:t>
+            </w:r>
+          </w:p>
+        </w:tc>
+        <w:tc>
+          <w:tcPr>
+            <w:tcW w:w="1197" w:type="dxa"/>
+          </w:tcPr>
+          <w:p>
+            <w:pPr>
+              <w:jc w:val="both"/>
+              <w:rPr>
+                <w:sz w:val="20"/>
+                <w:szCs w:val="20"/>
+              </w:rPr>
+            </w:pPr>
+            <w:r>
+              <w:rPr>
+                <w:sz w:val="20"/>
+                <w:szCs w:val="20"/>
+              </w:rPr>
+              <w:t>R solo su menu navigazione</w:t>
+            </w:r>
+          </w:p>
+        </w:tc>
+      </w:tr>
+      <w:tr>
+        <w:tc>
+          <w:tcPr>
+            <w:tcW w:w="1749" w:type="dxa"/>
+          </w:tcPr>
+          <w:p>
+            <w:pPr>
+              <w:jc w:val="both"/>
+              <w:rPr>
+                <w:sz w:val="20"/>
+                <w:szCs w:val="20"/>
+              </w:rPr>
+            </w:pPr>
+            <w:r>
+              <w:rPr>
+                <w:sz w:val="20"/>
+                <w:szCs w:val="20"/>
+              </w:rPr>
+              <w:t xml:space="preserve">Dashboard </w:t>
+            </w:r>
+            <w:r>
+              <w:rPr>
+                <w:sz w:val="20"/>
+                <w:szCs w:val="20"/>
+              </w:rPr>
+              <w:t>manifestazione</w:t>
+            </w:r>
+          </w:p>
+        </w:tc>
+        <w:tc>
+          <w:tcPr>
+            <w:tcW w:w="1230" w:type="dxa"/>
+          </w:tcPr>
+          <w:p>
+            <w:pPr>
+              <w:jc w:val="both"/>
+              <w:rPr>
+                <w:sz w:val="20"/>
+                <w:szCs w:val="20"/>
+              </w:rPr>
+            </w:pPr>
+            <w:r>
+              <w:rPr>
+                <w:sz w:val="20"/>
+                <w:szCs w:val="20"/>
+              </w:rPr>
+              <w:t>READ</w:t>
+            </w:r>
+          </w:p>
+          <w:p>
+            <w:pPr>
+              <w:jc w:val="both"/>
+              <w:rPr>
+                <w:sz w:val="20"/>
+                <w:szCs w:val="20"/>
+              </w:rPr>
+            </w:pPr>
+            <w:r>
+              <w:rPr>
+                <w:sz w:val="20"/>
+                <w:szCs w:val="20"/>
+              </w:rPr>
+              <w:t>UPDATE</w:t>
+            </w:r>
+          </w:p>
+          <w:p>
+            <w:pPr>
+              <w:jc w:val="both"/>
+              <w:rPr>
+                <w:sz w:val="20"/>
+                <w:szCs w:val="20"/>
+              </w:rPr>
+            </w:pPr>
+            <w:r>
+              <w:rPr>
+                <w:sz w:val="20"/>
+                <w:szCs w:val="20"/>
+              </w:rPr>
+              <w:t>CREATE</w:t>
+            </w:r>
+            <w:r>
+              <w:rPr>
+                <w:sz w:val="20"/>
+                <w:szCs w:val="20"/>
+              </w:rPr>
+              <w:br/>
+              <w:t>DELETE</w:t>
+            </w:r>
+          </w:p>
+        </w:tc>
+        <w:tc>
+          <w:tcPr>
+            <w:tcW w:w="1197" w:type="dxa"/>
+          </w:tcPr>
+          <w:p>
+            <w:pPr>
+              <w:jc w:val="both"/>
+              <w:rPr>
+                <w:sz w:val="20"/>
+                <w:szCs w:val="20"/>
+              </w:rPr>
+            </w:pPr>
+            <w:r>
+              <w:rPr>
+                <w:sz w:val="20"/>
+                <w:szCs w:val="20"/>
+              </w:rPr>
+              <w:t>READ</w:t>
+            </w:r>
+          </w:p>
+          <w:p>
+            <w:pPr>
+              <w:jc w:val="both"/>
+              <w:rPr>
+                <w:sz w:val="20"/>
+                <w:szCs w:val="20"/>
+              </w:rPr>
+            </w:pPr>
+            <w:r>
+              <w:rPr>
+                <w:sz w:val="20"/>
+                <w:szCs w:val="20"/>
+              </w:rPr>
+              <w:t>UPDATE</w:t>
+            </w:r>
+          </w:p>
+          <w:p>
+            <w:pPr>
+              <w:jc w:val="both"/>
+              <w:rPr>
+                <w:sz w:val="20"/>
+                <w:szCs w:val="20"/>
+              </w:rPr>
+            </w:pPr>
+            <w:r>
+              <w:rPr>
+                <w:sz w:val="20"/>
+                <w:szCs w:val="20"/>
+              </w:rPr>
+              <w:t>CREATE</w:t>
+            </w:r>
+            <w:r>
+              <w:rPr>
+                <w:sz w:val="20"/>
+                <w:szCs w:val="20"/>
+              </w:rPr>
+              <w:br/>
+              <w:t>DELETE</w:t>
+            </w:r>
+          </w:p>
+        </w:tc>
+        <w:tc>
+          <w:tcPr>
+            <w:tcW w:w="1197" w:type="dxa"/>
+          </w:tcPr>
+          <w:p>
+            <w:pPr>
+              <w:jc w:val="both"/>
+              <w:rPr>
+                <w:sz w:val="20"/>
+                <w:szCs w:val="20"/>
+              </w:rPr>
+            </w:pPr>
+            <w:r>
+              <w:rPr>
+                <w:sz w:val="20"/>
+                <w:szCs w:val="20"/>
+              </w:rPr>
+              <w:t>R</w:t>
+            </w:r>
+          </w:p>
+        </w:tc>
+        <w:tc>
+          <w:tcPr>
+            <w:tcW w:w="1197" w:type="dxa"/>
+          </w:tcPr>
+          <w:p>
+            <w:pPr>
+              <w:jc w:val="both"/>
+              <w:rPr>
+                <w:sz w:val="20"/>
+                <w:szCs w:val="20"/>
+              </w:rPr>
+            </w:pPr>
+            <w:r>
+              <w:rPr>
+                <w:sz w:val="20"/>
+                <w:szCs w:val="20"/>
+              </w:rPr>
+              <w:t>R</w:t>
+            </w:r>
+          </w:p>
+        </w:tc>
+        <w:tc>
+          <w:tcPr>
+            <w:tcW w:w="1249" w:type="dxa"/>
+          </w:tcPr>
+          <w:p>
+            <w:pPr>
+              <w:jc w:val="both"/>
+              <w:rPr>
+                <w:sz w:val="20"/>
+                <w:szCs w:val="20"/>
+              </w:rPr>
+            </w:pPr>
+            <w:r>
+              <w:rPr>
+                <w:sz w:val="20"/>
+                <w:szCs w:val="20"/>
+              </w:rPr>
+              <w:t>R</w:t>
+            </w:r>
+          </w:p>
+        </w:tc>
+        <w:tc>
+          <w:tcPr>
+            <w:tcW w:w="1197" w:type="dxa"/>
+          </w:tcPr>
+          <w:p>
+            <w:pPr>
+              <w:jc w:val="both"/>
+              <w:rPr>
+                <w:sz w:val="20"/>
+                <w:szCs w:val="20"/>
+              </w:rPr>
+            </w:pPr>
+            <w:r>
+              <w:rPr>
+                <w:sz w:val="20"/>
+                <w:szCs w:val="20"/>
+              </w:rPr>
+              <w:t>R</w:t>
+            </w:r>
+          </w:p>
+        </w:tc>
+      </w:tr>
+      <w:tr>
+        <w:tc>
+          <w:tcPr>
+            <w:tcW w:w="1749" w:type="dxa"/>
+          </w:tcPr>
+          <w:p>
+            <w:pPr>
+              <w:jc w:val="both"/>
+              <w:rPr>
+                <w:sz w:val="20"/>
+                <w:szCs w:val="20"/>
+              </w:rPr>
+            </w:pPr>
+            <w:r>
+              <w:rPr>
+                <w:sz w:val="20"/>
+                <w:szCs w:val="20"/>
+              </w:rPr>
+              <w:t>Dashboard PMA</w:t>
+            </w:r>
+          </w:p>
+        </w:tc>
+        <w:tc>
+          <w:tcPr>
+            <w:tcW w:w="1230" w:type="dxa"/>
+          </w:tcPr>
+          <w:p>
+            <w:pPr>
+              <w:jc w:val="both"/>
+              <w:rPr>
+                <w:sz w:val="20"/>
+                <w:szCs w:val="20"/>
+              </w:rPr>
+            </w:pPr>
+            <w:r>
+              <w:rPr>
+                <w:sz w:val="20"/>
+                <w:szCs w:val="20"/>
+              </w:rPr>
+              <w:t>READ</w:t>
+            </w:r>
+          </w:p>
+          <w:p>
+            <w:pPr>
+              <w:jc w:val="both"/>
+              <w:rPr>
+                <w:sz w:val="20"/>
+                <w:szCs w:val="20"/>
+              </w:rPr>
+            </w:pPr>
+            <w:r>
+              <w:rPr>
+                <w:sz w:val="20"/>
+                <w:szCs w:val="20"/>
+              </w:rPr>
+              <w:t>UPDATE</w:t>
+            </w:r>
+          </w:p>
+          <w:p>
+            <w:pPr>
+              <w:jc w:val="both"/>
+              <w:rPr>
+                <w:sz w:val="20"/>
+                <w:szCs w:val="20"/>
+              </w:rPr>
+            </w:pPr>
+            <w:r>
+              <w:rPr>
+                <w:sz w:val="20"/>
+                <w:szCs w:val="20"/>
+              </w:rPr>
+              <w:t>CREATE</w:t>
+            </w:r>
+            <w:r>
+              <w:rPr>
+                <w:sz w:val="20"/>
+                <w:szCs w:val="20"/>
+              </w:rPr>
+              <w:br/>
+              <w:t>DELETE</w:t>
+            </w:r>
+          </w:p>
+        </w:tc>
+        <w:tc>
+          <w:tcPr>
+            <w:tcW w:w="1197" w:type="dxa"/>
+          </w:tcPr>
+          <w:p>
+            <w:pPr>
+              <w:jc w:val="both"/>
+              <w:rPr>
+                <w:sz w:val="20"/>
+                <w:szCs w:val="20"/>
+              </w:rPr>
+            </w:pPr>
+            <w:r>
+              <w:rPr>
+                <w:sz w:val="20"/>
+                <w:szCs w:val="20"/>
+              </w:rPr>
+              <w:t>READ</w:t>
+            </w:r>
+          </w:p>
+          <w:p>
+            <w:pPr>
+              <w:jc w:val="both"/>
+              <w:rPr>
+                <w:sz w:val="20"/>
+                <w:szCs w:val="20"/>
+              </w:rPr>
+            </w:pPr>
+            <w:r>
+              <w:rPr>
+                <w:sz w:val="20"/>
+                <w:szCs w:val="20"/>
+              </w:rPr>
+              <w:t>UPDATE</w:t>
+            </w:r>
+          </w:p>
+          <w:p>
+            <w:pPr>
+              <w:jc w:val="both"/>
+              <w:rPr>
+                <w:sz w:val="20"/>
+                <w:szCs w:val="20"/>
+              </w:rPr>
+            </w:pPr>
+            <w:r>
+              <w:rPr>
+                <w:sz w:val="20"/>
+                <w:szCs w:val="20"/>
+              </w:rPr>
+              <w:t>CREATE</w:t>
+            </w:r>
+            <w:r>
+              <w:rPr>
+                <w:sz w:val="20"/>
+                <w:szCs w:val="20"/>
+              </w:rPr>
+              <w:br/>
+              <w:t>DELETE</w:t>
+            </w:r>
+          </w:p>
+        </w:tc>
+        <w:tc>
+          <w:tcPr>
+            <w:tcW w:w="1197" w:type="dxa"/>
+          </w:tcPr>
+          <w:p>
+            <w:pPr>
+              <w:jc w:val="both"/>
+              <w:rPr>
+                <w:sz w:val="20"/>
+                <w:szCs w:val="20"/>
+              </w:rPr>
+            </w:pPr>
+            <w:r>
+              <w:rPr>
+                <w:sz w:val="20"/>
+                <w:szCs w:val="20"/>
+              </w:rPr>
+              <w:t>READ</w:t>
+            </w:r>
+          </w:p>
+          <w:p>
+            <w:pPr>
+              <w:jc w:val="both"/>
+              <w:rPr>
+                <w:sz w:val="20"/>
+                <w:szCs w:val="20"/>
+              </w:rPr>
+            </w:pPr>
+            <w:r>
+              <w:rPr>
+                <w:sz w:val="20"/>
+                <w:szCs w:val="20"/>
+              </w:rPr>
+              <w:t>UPDATE</w:t>
+            </w:r>
+          </w:p>
+          <w:p>
+            <w:pPr>
+              <w:jc w:val="both"/>
+              <w:rPr>
+                <w:sz w:val="20"/>
+                <w:szCs w:val="20"/>
+              </w:rPr>
+            </w:pPr>
+            <w:r>
+              <w:rPr>
+                <w:sz w:val="20"/>
+                <w:szCs w:val="20"/>
+              </w:rPr>
+              <w:t>CREATE</w:t>
+            </w:r>
+            <w:r>
+              <w:rPr>
+                <w:sz w:val="20"/>
+                <w:szCs w:val="20"/>
+              </w:rPr>
+              <w:br/>
+              <w:t>DELETE</w:t>
+            </w:r>
+          </w:p>
+        </w:tc>
+        <w:tc>
+          <w:tcPr>
+            <w:tcW w:w="1197" w:type="dxa"/>
+          </w:tcPr>
+          <w:p>
+            <w:pPr>
+              <w:jc w:val="both"/>
+              <w:rPr>
+                <w:sz w:val="20"/>
+                <w:szCs w:val="20"/>
+              </w:rPr>
+            </w:pPr>
+            <w:r>
+              <w:rPr>
+                <w:sz w:val="20"/>
+                <w:szCs w:val="20"/>
+              </w:rPr>
+              <w:t>READ</w:t>
+            </w:r>
+          </w:p>
+          <w:p>
+            <w:pPr>
+              <w:jc w:val="both"/>
+              <w:rPr>
+                <w:sz w:val="20"/>
+                <w:szCs w:val="20"/>
+              </w:rPr>
+            </w:pPr>
+            <w:r>
+              <w:rPr>
+                <w:sz w:val="20"/>
+                <w:szCs w:val="20"/>
+              </w:rPr>
+              <w:t>UPDATE</w:t>
+            </w:r>
+          </w:p>
+          <w:p>
+            <w:pPr>
+              <w:jc w:val="both"/>
+              <w:rPr>
+                <w:sz w:val="20"/>
+                <w:szCs w:val="20"/>
+              </w:rPr>
+            </w:pPr>
+            <w:r>
+              <w:rPr>
+                <w:sz w:val="20"/>
+                <w:szCs w:val="20"/>
+              </w:rPr>
+              <w:t>CREATE</w:t>
+            </w:r>
+            <w:r>
+              <w:rPr>
+                <w:sz w:val="20"/>
+                <w:szCs w:val="20"/>
+              </w:rPr>
+              <w:br/>
+              <w:t>DELETE</w:t>
+            </w:r>
+          </w:p>
+        </w:tc>
+        <w:tc>
+          <w:tcPr>
+            <w:tcW w:w="1249" w:type="dxa"/>
+          </w:tcPr>
+          <w:p>
+            <w:pPr>
+              <w:jc w:val="both"/>
+              <w:rPr>
+                <w:sz w:val="20"/>
+                <w:szCs w:val="20"/>
+              </w:rPr>
+            </w:pPr>
+            <w:r>
+              <w:rPr>
+                <w:sz w:val="20"/>
+                <w:szCs w:val="20"/>
+              </w:rPr>
+              <w:t>READ</w:t>
+            </w:r>
+          </w:p>
+          <w:p>
+            <w:pPr>
+              <w:jc w:val="both"/>
+              <w:rPr>
+                <w:sz w:val="20"/>
+                <w:szCs w:val="20"/>
+              </w:rPr>
+            </w:pPr>
+            <w:r>
+              <w:rPr>
+                <w:sz w:val="20"/>
+                <w:szCs w:val="20"/>
+              </w:rPr>
+              <w:t>UPDATE</w:t>
+            </w:r>
+          </w:p>
+          <w:p>
+            <w:pPr>
+              <w:jc w:val="both"/>
+              <w:rPr>
+                <w:sz w:val="20"/>
+                <w:szCs w:val="20"/>
+              </w:rPr>
+            </w:pPr>
+            <w:r>
+              <w:rPr>
+                <w:sz w:val="20"/>
+                <w:szCs w:val="20"/>
+              </w:rPr>
+              <w:t>CREATE</w:t>
+            </w:r>
+            <w:r>
+              <w:rPr>
+                <w:sz w:val="20"/>
+                <w:szCs w:val="20"/>
+              </w:rPr>
+              <w:br/>
+              <w:t>DELETE</w:t>
+            </w:r>
+          </w:p>
+        </w:tc>
+        <w:tc>
+          <w:tcPr>
+            <w:tcW w:w="1197" w:type="dxa"/>
+          </w:tcPr>
+          <w:p>
+            <w:pPr>
+              <w:jc w:val="both"/>
+              <w:rPr>
+                <w:sz w:val="20"/>
+                <w:szCs w:val="20"/>
+              </w:rPr>
+            </w:pPr>
+            <w:r>
+              <w:rPr>
+                <w:sz w:val="20"/>
+                <w:szCs w:val="20"/>
+              </w:rPr>
+              <w:t>READ</w:t>
+            </w:r>
+          </w:p>
+          <w:p>
+            <w:pPr>
+              <w:jc w:val="both"/>
+              <w:rPr>
+                <w:sz w:val="20"/>
+                <w:szCs w:val="20"/>
+              </w:rPr>
+            </w:pPr>
+            <w:r>
+              <w:rPr>
+                <w:sz w:val="20"/>
+                <w:szCs w:val="20"/>
+              </w:rPr>
+              <w:t>UPDATE</w:t>
+            </w:r>
+          </w:p>
+          <w:p>
+            <w:pPr>
+              <w:jc w:val="both"/>
+              <w:rPr>
+                <w:sz w:val="20"/>
+                <w:szCs w:val="20"/>
+              </w:rPr>
+            </w:pPr>
+            <w:r>
+              <w:rPr>
+                <w:sz w:val="20"/>
+                <w:szCs w:val="20"/>
+              </w:rPr>
+              <w:t>CREATE</w:t>
+            </w:r>
+            <w:r>
+              <w:rPr>
+                <w:sz w:val="20"/>
+                <w:szCs w:val="20"/>
+              </w:rPr>
+              <w:br/>
+              <w:t>DELETE</w:t>
+            </w:r>
+          </w:p>
+        </w:tc>
+      </w:tr>
+      <w:tr>
+        <w:tc>
+          <w:tcPr>
+            <w:tcW w:w="1749" w:type="dxa"/>
+          </w:tcPr>
+          <w:p>
+            <w:pPr>
+              <w:jc w:val="both"/>
+              <w:rPr>
+                <w:sz w:val="20"/>
+                <w:szCs w:val="20"/>
+              </w:rPr>
+            </w:pPr>
+            <w:r>
+              <w:rPr>
+                <w:sz w:val="20"/>
+                <w:szCs w:val="20"/>
+              </w:rPr>
+              <w:t>Scheda paziente TAB “GENERALE”</w:t>
+            </w:r>
+          </w:p>
+        </w:tc>
+        <w:tc>
+          <w:tcPr>
+            <w:tcW w:w="1230" w:type="dxa"/>
+          </w:tcPr>
+          <w:p>
+            <w:pPr>
+              <w:jc w:val="both"/>
+              <w:rPr>
+                <w:sz w:val="20"/>
+                <w:szCs w:val="20"/>
+              </w:rPr>
+            </w:pPr>
+            <w:r>
+              <w:rPr>
+                <w:sz w:val="20"/>
+                <w:szCs w:val="20"/>
+              </w:rPr>
+              <w:t>READ</w:t>
+            </w:r>
+          </w:p>
+          <w:p>
+            <w:pPr>
+              <w:jc w:val="both"/>
+              <w:rPr>
+                <w:sz w:val="20"/>
+                <w:szCs w:val="20"/>
+              </w:rPr>
+            </w:pPr>
+            <w:r>
+              <w:rPr>
+                <w:sz w:val="20"/>
+                <w:szCs w:val="20"/>
+              </w:rPr>
+              <w:t>UPDATE</w:t>
+            </w:r>
+          </w:p>
+          <w:p>
+            <w:pPr>
+              <w:jc w:val="both"/>
+              <w:rPr>
+                <w:sz w:val="20"/>
+                <w:szCs w:val="20"/>
+              </w:rPr>
+            </w:pPr>
+            <w:r>
+              <w:rPr>
+                <w:sz w:val="20"/>
+                <w:szCs w:val="20"/>
+              </w:rPr>
+              <w:t>CREATE</w:t>
+            </w:r>
+            <w:r>
+              <w:rPr>
+                <w:sz w:val="20"/>
+                <w:szCs w:val="20"/>
+              </w:rPr>
+              <w:br/>
+              <w:t>DELETE</w:t>
+            </w:r>
+          </w:p>
+        </w:tc>
+        <w:tc>
+          <w:tcPr>
+            <w:tcW w:w="1197" w:type="dxa"/>
+          </w:tcPr>
+          <w:p>
+            <w:pPr>
+              <w:jc w:val="both"/>
+              <w:rPr>
+                <w:sz w:val="20"/>
+                <w:szCs w:val="20"/>
+              </w:rPr>
+            </w:pPr>
+            <w:r>
+              <w:rPr>
+                <w:sz w:val="20"/>
+                <w:szCs w:val="20"/>
+              </w:rPr>
+              <w:t>READ</w:t>
+            </w:r>
+          </w:p>
+          <w:p>
+            <w:pPr>
+              <w:jc w:val="both"/>
+              <w:rPr>
+                <w:sz w:val="20"/>
+                <w:szCs w:val="20"/>
+              </w:rPr>
+            </w:pPr>
+            <w:r>
+              <w:rPr>
+                <w:sz w:val="20"/>
+                <w:szCs w:val="20"/>
+              </w:rPr>
+              <w:t>UPDATE</w:t>
+            </w:r>
+          </w:p>
+          <w:p>
+            <w:pPr>
+              <w:jc w:val="both"/>
+              <w:rPr>
+                <w:sz w:val="20"/>
+                <w:szCs w:val="20"/>
+              </w:rPr>
+            </w:pPr>
+            <w:r>
+              <w:rPr>
+                <w:sz w:val="20"/>
+                <w:szCs w:val="20"/>
+              </w:rPr>
+              <w:t>CREATE</w:t>
+            </w:r>
+            <w:r>
+              <w:rPr>
+                <w:sz w:val="20"/>
+                <w:szCs w:val="20"/>
+              </w:rPr>
+              <w:br/>
+              <w:t>DELETE</w:t>
+            </w:r>
+          </w:p>
+        </w:tc>
+        <w:tc>
+          <w:tcPr>
+            <w:tcW w:w="1197" w:type="dxa"/>
+          </w:tcPr>
+          <w:p>
+            <w:pPr>
+              <w:jc w:val="both"/>
+              <w:rPr>
+                <w:sz w:val="20"/>
+                <w:szCs w:val="20"/>
+              </w:rPr>
+            </w:pPr>
+            <w:r>
+              <w:rPr>
+                <w:sz w:val="20"/>
+                <w:szCs w:val="20"/>
+              </w:rPr>
+              <w:t>READ</w:t>
+            </w:r>
+          </w:p>
+          <w:p>
+            <w:pPr>
+              <w:jc w:val="both"/>
+              <w:rPr>
+                <w:sz w:val="20"/>
+                <w:szCs w:val="20"/>
+              </w:rPr>
+            </w:pPr>
+            <w:r>
+              <w:rPr>
+                <w:sz w:val="20"/>
+                <w:szCs w:val="20"/>
+              </w:rPr>
+              <w:t>UPDATE</w:t>
+            </w:r>
+          </w:p>
+          <w:p>
+            <w:pPr>
+              <w:jc w:val="both"/>
+              <w:rPr>
+                <w:sz w:val="20"/>
+                <w:szCs w:val="20"/>
+              </w:rPr>
+            </w:pPr>
+            <w:r>
+              <w:rPr>
+                <w:sz w:val="20"/>
+                <w:szCs w:val="20"/>
+              </w:rPr>
+              <w:t>CREATE</w:t>
+            </w:r>
+            <w:r>
+              <w:rPr>
+                <w:sz w:val="20"/>
+                <w:szCs w:val="20"/>
+              </w:rPr>
+              <w:br/>
+              <w:t>DELETE</w:t>
+            </w:r>
+          </w:p>
+        </w:tc>
+        <w:tc>
+          <w:tcPr>
+            <w:tcW w:w="1197" w:type="dxa"/>
+          </w:tcPr>
+          <w:p>
+            <w:pPr>
+              <w:jc w:val="both"/>
+              <w:rPr>
+                <w:sz w:val="20"/>
+                <w:szCs w:val="20"/>
+              </w:rPr>
+            </w:pPr>
+            <w:r>
+              <w:rPr>
+                <w:sz w:val="20"/>
+                <w:szCs w:val="20"/>
+              </w:rPr>
+              <w:t>READ</w:t>
+            </w:r>
+          </w:p>
+          <w:p>
+            <w:pPr>
+              <w:jc w:val="both"/>
+              <w:rPr>
+                <w:sz w:val="20"/>
+                <w:szCs w:val="20"/>
+              </w:rPr>
+            </w:pPr>
+            <w:r>
+              <w:rPr>
+                <w:sz w:val="20"/>
+                <w:szCs w:val="20"/>
+              </w:rPr>
+              <w:t>UPDATE</w:t>
+            </w:r>
+          </w:p>
+          <w:p>
+            <w:pPr>
+              <w:jc w:val="both"/>
+              <w:rPr>
+                <w:sz w:val="20"/>
+                <w:szCs w:val="20"/>
+              </w:rPr>
+            </w:pPr>
+            <w:r>
+              <w:rPr>
+                <w:sz w:val="20"/>
+                <w:szCs w:val="20"/>
+              </w:rPr>
+              <w:t>CREATE</w:t>
+            </w:r>
+            <w:r>
+              <w:rPr>
+                <w:sz w:val="20"/>
+                <w:szCs w:val="20"/>
+              </w:rPr>
+              <w:br/>
+              <w:t>DELETE</w:t>
+            </w:r>
+          </w:p>
+        </w:tc>
+        <w:tc>
+          <w:tcPr>
+            <w:tcW w:w="1249" w:type="dxa"/>
+          </w:tcPr>
+          <w:p>
+            <w:pPr>
+              <w:jc w:val="both"/>
+              <w:rPr>
+                <w:sz w:val="20"/>
+                <w:szCs w:val="20"/>
+              </w:rPr>
+            </w:pPr>
+            <w:r>
+              <w:rPr>
+                <w:sz w:val="20"/>
+                <w:szCs w:val="20"/>
+              </w:rPr>
+              <w:t>READ</w:t>
+            </w:r>
+          </w:p>
+          <w:p>
+            <w:pPr>
+              <w:jc w:val="both"/>
+              <w:rPr>
+                <w:sz w:val="20"/>
+                <w:szCs w:val="20"/>
+              </w:rPr>
+            </w:pPr>
+            <w:r>
+              <w:rPr>
+                <w:sz w:val="20"/>
+                <w:szCs w:val="20"/>
+              </w:rPr>
+              <w:t>UPDATE</w:t>
+            </w:r>
+          </w:p>
+          <w:p>
+            <w:pPr>
+              <w:jc w:val="both"/>
+              <w:rPr>
+                <w:sz w:val="20"/>
+                <w:szCs w:val="20"/>
+              </w:rPr>
+            </w:pPr>
+            <w:r>
+              <w:rPr>
+                <w:sz w:val="20"/>
+                <w:szCs w:val="20"/>
+              </w:rPr>
+              <w:t>CREATE</w:t>
+            </w:r>
+            <w:r>
+              <w:rPr>
+                <w:sz w:val="20"/>
+                <w:szCs w:val="20"/>
+              </w:rPr>
+              <w:br/>
+              <w:t>DELETE</w:t>
+            </w:r>
+          </w:p>
+        </w:tc>
+        <w:tc>
+          <w:tcPr>
+            <w:tcW w:w="1197" w:type="dxa"/>
+          </w:tcPr>
+          <w:p>
+            <w:pPr>
+              <w:jc w:val="both"/>
+              <w:rPr>
+                <w:sz w:val="20"/>
+                <w:szCs w:val="20"/>
+              </w:rPr>
+            </w:pPr>
+            <w:r>
+              <w:rPr>
+                <w:sz w:val="20"/>
+                <w:szCs w:val="20"/>
+              </w:rPr>
+              <w:t>READ</w:t>
+            </w:r>
+          </w:p>
+          <w:p>
+            <w:pPr>
+              <w:jc w:val="both"/>
+              <w:rPr>
+                <w:sz w:val="20"/>
+                <w:szCs w:val="20"/>
+              </w:rPr>
+            </w:pPr>
+            <w:r>
+              <w:rPr>
+                <w:sz w:val="20"/>
+                <w:szCs w:val="20"/>
+              </w:rPr>
+              <w:t>UPDATE</w:t>
+            </w:r>
+          </w:p>
+          <w:p>
+            <w:pPr>
+              <w:jc w:val="both"/>
+              <w:rPr>
+                <w:sz w:val="20"/>
+                <w:szCs w:val="20"/>
+              </w:rPr>
+            </w:pPr>
+            <w:r>
+              <w:rPr>
+                <w:sz w:val="20"/>
+                <w:szCs w:val="20"/>
+              </w:rPr>
+              <w:t>CREATE</w:t>
+            </w:r>
+            <w:r>
+              <w:rPr>
+                <w:sz w:val="20"/>
+                <w:szCs w:val="20"/>
+              </w:rPr>
+              <w:br/>
+              <w:t>DELETE</w:t>
+            </w:r>
+          </w:p>
+        </w:tc>
+      </w:tr>
+      <w:tr>
+        <w:tc>
+          <w:tcPr>
+            <w:tcW w:w="1749" w:type="dxa"/>
+          </w:tcPr>
+          <w:p>
+            <w:pPr>
+              <w:jc w:val="both"/>
+            </w:pPr>
+            <w:r>
+              <w:rPr>
+                <w:sz w:val="20"/>
+                <w:szCs w:val="20"/>
+              </w:rPr>
+              <w:t>Scheda paziente TAB “</w:t>
+            </w:r>
+            <w:r>
+              <w:rPr>
+                <w:sz w:val="20"/>
+                <w:szCs w:val="20"/>
+              </w:rPr>
+              <w:t>ANAGRAFICA</w:t>
+            </w:r>
+            <w:r>
+              <w:rPr>
+                <w:sz w:val="20"/>
+                <w:szCs w:val="20"/>
+              </w:rPr>
+              <w:t>”</w:t>
+            </w:r>
+          </w:p>
+        </w:tc>
+        <w:tc>
+          <w:tcPr>
+            <w:tcW w:w="1230" w:type="dxa"/>
+          </w:tcPr>
+          <w:p>
+            <w:pPr>
+              <w:jc w:val="both"/>
+              <w:rPr>
+                <w:sz w:val="20"/>
+                <w:szCs w:val="20"/>
+              </w:rPr>
+            </w:pPr>
+            <w:r>
+              <w:rPr>
+                <w:sz w:val="20"/>
+                <w:szCs w:val="20"/>
+              </w:rPr>
+              <w:t>READ</w:t>
+            </w:r>
+          </w:p>
+          <w:p>
+            <w:pPr>
+              <w:jc w:val="both"/>
+              <w:rPr>
+                <w:sz w:val="20"/>
+                <w:szCs w:val="20"/>
+              </w:rPr>
+            </w:pPr>
+            <w:r>
+              <w:rPr>
+                <w:sz w:val="20"/>
+                <w:szCs w:val="20"/>
+              </w:rPr>
+              <w:t>UPDATE</w:t>
+            </w:r>
+          </w:p>
+          <w:p>
+            <w:pPr>
+              <w:jc w:val="both"/>
+            </w:pPr>
+            <w:r>
+              <w:rPr>
+                <w:sz w:val="20"/>
+                <w:szCs w:val="20"/>
+              </w:rPr>
+              <w:t>CREATE</w:t>
+            </w:r>
+            <w:r>
+              <w:rPr>
+                <w:sz w:val="20"/>
+                <w:szCs w:val="20"/>
+              </w:rPr>
+              <w:br/>
+              <w:t>DELETE</w:t>
+            </w:r>
+          </w:p>
+        </w:tc>
+        <w:tc>
+          <w:tcPr>
+            <w:tcW w:w="1197" w:type="dxa"/>
+          </w:tcPr>
+          <w:p>
+            <w:pPr>
+              <w:jc w:val="both"/>
+              <w:rPr>
+                <w:sz w:val="20"/>
+                <w:szCs w:val="20"/>
+              </w:rPr>
+            </w:pPr>
+            <w:r>
+              <w:rPr>
+                <w:sz w:val="20"/>
+                <w:szCs w:val="20"/>
+              </w:rPr>
+              <w:t>READ</w:t>
+            </w:r>
+          </w:p>
+          <w:p>
+            <w:pPr>
+              <w:jc w:val="both"/>
+              <w:rPr>
+                <w:sz w:val="20"/>
+                <w:szCs w:val="20"/>
+              </w:rPr>
+            </w:pPr>
+            <w:r>
+              <w:rPr>
+                <w:sz w:val="20"/>
+                <w:szCs w:val="20"/>
+              </w:rPr>
+              <w:t>UPDATE</w:t>
+            </w:r>
+          </w:p>
+          <w:p>
+            <w:pPr>
+              <w:jc w:val="both"/>
+            </w:pPr>
+            <w:r>
+              <w:rPr>
+                <w:sz w:val="20"/>
+                <w:szCs w:val="20"/>
+              </w:rPr>
+              <w:t>CREATE</w:t>
+            </w:r>
+            <w:r>
+              <w:rPr>
+                <w:sz w:val="20"/>
+                <w:szCs w:val="20"/>
+              </w:rPr>
+              <w:br/>
+              <w:t>DELETE</w:t>
+            </w:r>
+          </w:p>
+        </w:tc>
+        <w:tc>
+          <w:tcPr>
+            <w:tcW w:w="1197" w:type="dxa"/>
+          </w:tcPr>
+          <w:p>
+            <w:pPr>
+              <w:jc w:val="both"/>
+              <w:rPr>
+                <w:sz w:val="20"/>
+                <w:szCs w:val="20"/>
+              </w:rPr>
+            </w:pPr>
+            <w:r>
+              <w:rPr>
+                <w:sz w:val="20"/>
+                <w:szCs w:val="20"/>
+              </w:rPr>
+              <w:t>READ</w:t>
+            </w:r>
+          </w:p>
+          <w:p>
+            <w:pPr>
+              <w:jc w:val="both"/>
+              <w:rPr>
+                <w:sz w:val="20"/>
+                <w:szCs w:val="20"/>
+              </w:rPr>
+            </w:pPr>
+            <w:r>
+              <w:rPr>
+                <w:sz w:val="20"/>
+                <w:szCs w:val="20"/>
+              </w:rPr>
+              <w:t>UPDATE</w:t>
+            </w:r>
+          </w:p>
+          <w:p>
+            <w:pPr>
+              <w:jc w:val="both"/>
+            </w:pPr>
+            <w:r>
+              <w:rPr>
+                <w:sz w:val="20"/>
+                <w:szCs w:val="20"/>
+              </w:rPr>
+              <w:t>CREATE</w:t>
+            </w:r>
+            <w:r>
+              <w:rPr>
+                <w:sz w:val="20"/>
+                <w:szCs w:val="20"/>
+              </w:rPr>
+              <w:br/>
+              <w:t>DELETE</w:t>
+            </w:r>
+          </w:p>
+        </w:tc>
+        <w:tc>
+          <w:tcPr>
+            <w:tcW w:w="1197" w:type="dxa"/>
+          </w:tcPr>
+          <w:p>
+            <w:pPr>
+              <w:jc w:val="both"/>
+              <w:rPr>
+                <w:sz w:val="20"/>
+                <w:szCs w:val="20"/>
+              </w:rPr>
+            </w:pPr>
+            <w:r>
+              <w:rPr>
+                <w:sz w:val="20"/>
+                <w:szCs w:val="20"/>
+              </w:rPr>
+              <w:t>READ</w:t>
+            </w:r>
+          </w:p>
+          <w:p>
+            <w:pPr>
+              <w:jc w:val="both"/>
+              <w:rPr>
+                <w:sz w:val="20"/>
+                <w:szCs w:val="20"/>
+              </w:rPr>
+            </w:pPr>
+            <w:r>
+              <w:rPr>
+                <w:sz w:val="20"/>
+                <w:szCs w:val="20"/>
+              </w:rPr>
+              <w:t>UPDATE</w:t>
+            </w:r>
+          </w:p>
+          <w:p>
+            <w:pPr>
+              <w:jc w:val="both"/>
+            </w:pPr>
+            <w:r>
+              <w:rPr>
+                <w:sz w:val="20"/>
+                <w:szCs w:val="20"/>
+              </w:rPr>
+              <w:t>CREATE</w:t>
+            </w:r>
+            <w:r>
+              <w:rPr>
+                <w:sz w:val="20"/>
+                <w:szCs w:val="20"/>
+              </w:rPr>
+              <w:br/>
+              <w:t>DELETE</w:t>
+            </w:r>
+          </w:p>
+        </w:tc>
+        <w:tc>
+          <w:tcPr>
+            <w:tcW w:w="1249" w:type="dxa"/>
+          </w:tcPr>
+          <w:p>
+            <w:pPr>
+              <w:jc w:val="both"/>
+              <w:rPr>
+                <w:sz w:val="20"/>
+                <w:szCs w:val="20"/>
+              </w:rPr>
+            </w:pPr>
+            <w:r>
+              <w:rPr>
+                <w:sz w:val="20"/>
+                <w:szCs w:val="20"/>
+              </w:rPr>
+              <w:t>READ</w:t>
+            </w:r>
+          </w:p>
+          <w:p>
+            <w:pPr>
+              <w:jc w:val="both"/>
+              <w:rPr>
+                <w:sz w:val="20"/>
+                <w:szCs w:val="20"/>
+              </w:rPr>
+            </w:pPr>
+            <w:r>
+              <w:rPr>
+                <w:sz w:val="20"/>
+                <w:szCs w:val="20"/>
+              </w:rPr>
+              <w:t>UPDATE</w:t>
+            </w:r>
+          </w:p>
+          <w:p>
+            <w:pPr>
+              <w:jc w:val="both"/>
+            </w:pPr>
+            <w:r>
+              <w:rPr>
+                <w:sz w:val="20"/>
+                <w:szCs w:val="20"/>
+              </w:rPr>
+              <w:t>CREATE</w:t>
+            </w:r>
+            <w:r>
+              <w:rPr>
+                <w:sz w:val="20"/>
+                <w:szCs w:val="20"/>
+              </w:rPr>
+              <w:br/>
+              <w:t>DELETE</w:t>
+            </w:r>
+          </w:p>
+        </w:tc>
+        <w:tc>
+          <w:tcPr>
+            <w:tcW w:w="1197" w:type="dxa"/>
+          </w:tcPr>
+          <w:p>
+            <w:pPr>
+              <w:jc w:val="both"/>
+              <w:rPr>
+                <w:sz w:val="20"/>
+                <w:szCs w:val="20"/>
+              </w:rPr>
+            </w:pPr>
+            <w:r>
+              <w:rPr>
+                <w:sz w:val="20"/>
+                <w:szCs w:val="20"/>
+              </w:rPr>
+              <w:t>READ</w:t>
+            </w:r>
+          </w:p>
+          <w:p>
+            <w:pPr>
+              <w:jc w:val="both"/>
+              <w:rPr>
+                <w:sz w:val="20"/>
+                <w:szCs w:val="20"/>
+              </w:rPr>
+            </w:pPr>
+            <w:r>
+              <w:rPr>
+                <w:sz w:val="20"/>
+                <w:szCs w:val="20"/>
+              </w:rPr>
+              <w:t>UPDATE</w:t>
+            </w:r>
+          </w:p>
+          <w:p>
+            <w:pPr>
+              <w:jc w:val="both"/>
+            </w:pPr>
+            <w:r>
+              <w:rPr>
+                <w:sz w:val="20"/>
+                <w:szCs w:val="20"/>
+              </w:rPr>
+              <w:t>CREATE</w:t>
+            </w:r>
+            <w:r>
+              <w:rPr>
+                <w:sz w:val="20"/>
+                <w:szCs w:val="20"/>
+              </w:rPr>
+              <w:br/>
+              <w:t>DELETE</w:t>
+            </w:r>
+          </w:p>
+        </w:tc>
+      </w:tr>
+      <w:tr>
+        <w:tc>
+          <w:tcPr>
+            <w:tcW w:w="1749" w:type="dxa"/>
+          </w:tcPr>
+          <w:p>
+            <w:pPr>
+              <w:jc w:val="both"/>
+            </w:pPr>
+            <w:r>
+              <w:rPr>
+                <w:sz w:val="20"/>
+                <w:szCs w:val="20"/>
+              </w:rPr>
+              <w:t>Scheda paziente TAB “</w:t>
+            </w:r>
+            <w:r>
+              <w:rPr>
+                <w:sz w:val="20"/>
+                <w:szCs w:val="20"/>
+              </w:rPr>
+              <w:t>CARTELLA CLINICA</w:t>
+            </w:r>
+            <w:r>
+              <w:rPr>
+                <w:sz w:val="20"/>
+                <w:szCs w:val="20"/>
+              </w:rPr>
+              <w:t>”</w:t>
+            </w:r>
+          </w:p>
+        </w:tc>
+        <w:tc>
+          <w:tcPr>
+            <w:tcW w:w="1230" w:type="dxa"/>
+          </w:tcPr>
+          <w:p>
+            <w:pPr>
+              <w:jc w:val="both"/>
+              <w:rPr>
+                <w:sz w:val="20"/>
+                <w:szCs w:val="20"/>
+              </w:rPr>
+            </w:pPr>
+            <w:r>
+              <w:rPr>
+                <w:sz w:val="20"/>
+                <w:szCs w:val="20"/>
+              </w:rPr>
+              <w:t>READ</w:t>
+            </w:r>
+          </w:p>
+          <w:p>
+            <w:pPr>
+              <w:jc w:val="both"/>
+              <w:rPr>
+                <w:sz w:val="20"/>
+                <w:szCs w:val="20"/>
+              </w:rPr>
+            </w:pPr>
+            <w:r>
+              <w:rPr>
+                <w:sz w:val="20"/>
+                <w:szCs w:val="20"/>
+              </w:rPr>
+              <w:t>UPDATE</w:t>
+            </w:r>
+          </w:p>
+          <w:p>
+            <w:pPr>
+              <w:jc w:val="both"/>
+            </w:pPr>
+            <w:r>
+              <w:rPr>
+                <w:sz w:val="20"/>
+                <w:szCs w:val="20"/>
+              </w:rPr>
+              <w:t>CREATE</w:t>
+            </w:r>
+            <w:r>
+              <w:rPr>
+                <w:sz w:val="20"/>
+                <w:szCs w:val="20"/>
+              </w:rPr>
+              <w:br/>
+              <w:t>DELETE</w:t>
+            </w:r>
+          </w:p>
+        </w:tc>
+        <w:tc>
+          <w:tcPr>
+            <w:tcW w:w="1197" w:type="dxa"/>
+          </w:tcPr>
+          <w:p>
+            <w:pPr>
+              <w:jc w:val="both"/>
+              <w:rPr>
+                <w:sz w:val="20"/>
+                <w:szCs w:val="20"/>
+              </w:rPr>
+            </w:pPr>
+            <w:r>
+              <w:rPr>
+                <w:sz w:val="20"/>
+                <w:szCs w:val="20"/>
+              </w:rPr>
+              <w:t>READ</w:t>
+            </w:r>
+          </w:p>
+          <w:p>
+            <w:pPr>
+              <w:jc w:val="both"/>
+              <w:rPr>
+                <w:sz w:val="20"/>
+                <w:szCs w:val="20"/>
+              </w:rPr>
+            </w:pPr>
+            <w:r>
+              <w:rPr>
+                <w:sz w:val="20"/>
+                <w:szCs w:val="20"/>
+              </w:rPr>
+              <w:t>UPDATE</w:t>
+            </w:r>
+          </w:p>
+          <w:p>
+            <w:pPr>
+              <w:jc w:val="both"/>
+            </w:pPr>
+            <w:r>
+              <w:rPr>
+                <w:sz w:val="20"/>
+                <w:szCs w:val="20"/>
+              </w:rPr>
+              <w:t>CREATE</w:t>
+            </w:r>
+            <w:r>
+              <w:rPr>
+                <w:sz w:val="20"/>
+                <w:szCs w:val="20"/>
+              </w:rPr>
+              <w:br/>
+              <w:t>DELETE</w:t>
+            </w:r>
+          </w:p>
+        </w:tc>
+        <w:tc>
+          <w:tcPr>
+            <w:tcW w:w="1197" w:type="dxa"/>
+          </w:tcPr>
+          <w:p>
+            <w:pPr>
+              <w:jc w:val="both"/>
+              <w:rPr>
+                <w:sz w:val="20"/>
+                <w:szCs w:val="20"/>
+              </w:rPr>
+            </w:pPr>
+            <w:r>
+              <w:rPr>
+                <w:sz w:val="20"/>
+                <w:szCs w:val="20"/>
+              </w:rPr>
+              <w:t>READ</w:t>
+            </w:r>
+          </w:p>
+          <w:p>
+            <w:pPr>
+              <w:jc w:val="both"/>
+              <w:rPr>
+                <w:sz w:val="20"/>
+                <w:szCs w:val="20"/>
+              </w:rPr>
+            </w:pPr>
+            <w:r>
+              <w:rPr>
+                <w:sz w:val="20"/>
+                <w:szCs w:val="20"/>
+              </w:rPr>
+              <w:t>UPDATE</w:t>
+            </w:r>
+          </w:p>
+          <w:p>
+            <w:pPr>
+              <w:jc w:val="both"/>
+            </w:pPr>
+            <w:r>
+              <w:rPr>
+                <w:sz w:val="20"/>
+                <w:szCs w:val="20"/>
+              </w:rPr>
+              <w:t>CREATE</w:t>
+            </w:r>
+            <w:r>
+              <w:rPr>
+                <w:sz w:val="20"/>
+                <w:szCs w:val="20"/>
+              </w:rPr>
+              <w:br/>
+              <w:t>DELETE</w:t>
+            </w:r>
+          </w:p>
+        </w:tc>
+        <w:tc>
+          <w:tcPr>
+            <w:tcW w:w="1197" w:type="dxa"/>
+          </w:tcPr>
+          <w:p>
+            <w:pPr>
+              <w:jc w:val="both"/>
+              <w:rPr>
+                <w:sz w:val="20"/>
+                <w:szCs w:val="20"/>
+              </w:rPr>
+            </w:pPr>
+            <w:r>
+              <w:rPr>
+                <w:sz w:val="20"/>
+                <w:szCs w:val="20"/>
+              </w:rPr>
+              <w:t>READ</w:t>
+            </w:r>
+          </w:p>
+          <w:p>
+            <w:pPr>
+              <w:jc w:val="both"/>
+              <w:rPr>
+                <w:sz w:val="20"/>
+                <w:szCs w:val="20"/>
+              </w:rPr>
+            </w:pPr>
+            <w:r>
+              <w:rPr>
+                <w:sz w:val="20"/>
+                <w:szCs w:val="20"/>
+              </w:rPr>
+              <w:t>UPDATE</w:t>
+            </w:r>
+          </w:p>
+          <w:p>
+            <w:pPr>
+              <w:jc w:val="both"/>
+            </w:pPr>
+            <w:r>
+              <w:rPr>
+                <w:sz w:val="20"/>
+                <w:szCs w:val="20"/>
+              </w:rPr>
+              <w:t>CREATE</w:t>
+            </w:r>
+            <w:r>
+              <w:rPr>
+                <w:sz w:val="20"/>
+                <w:szCs w:val="20"/>
+              </w:rPr>
+              <w:br/>
+              <w:t>DELETE</w:t>
+            </w:r>
+          </w:p>
+        </w:tc>
+        <w:tc>
+          <w:tcPr>
+            <w:tcW w:w="1249" w:type="dxa"/>
+          </w:tcPr>
+          <w:p>
+            <w:pPr>
+              <w:jc w:val="both"/>
+              <w:rPr>
+                <w:sz w:val="20"/>
+                <w:szCs w:val="20"/>
+              </w:rPr>
+            </w:pPr>
+            <w:r>
+              <w:rPr>
+                <w:sz w:val="20"/>
+                <w:szCs w:val="20"/>
+              </w:rPr>
+              <w:t>READ</w:t>
+            </w:r>
+          </w:p>
+          <w:p>
+            <w:pPr>
+              <w:jc w:val="both"/>
+              <w:rPr>
+                <w:sz w:val="20"/>
+                <w:szCs w:val="20"/>
+              </w:rPr>
+            </w:pPr>
+            <w:r>
+              <w:rPr>
+                <w:sz w:val="20"/>
+                <w:szCs w:val="20"/>
+              </w:rPr>
+              <w:t>UPDATE</w:t>
+            </w:r>
+          </w:p>
+          <w:p>
+            <w:pPr>
+              <w:jc w:val="both"/>
+            </w:pPr>
+            <w:r>
+              <w:rPr>
+                <w:sz w:val="20"/>
+                <w:szCs w:val="20"/>
+              </w:rPr>
+              <w:t>CREATE</w:t>
+            </w:r>
+            <w:r>
+              <w:rPr>
+                <w:sz w:val="20"/>
+                <w:szCs w:val="20"/>
+              </w:rPr>
+              <w:br/>
+              <w:t>DELETE</w:t>
+            </w:r>
+            <w:r>
+              <w:rPr>
+                <w:sz w:val="20"/>
+                <w:szCs w:val="20"/>
+              </w:rPr>
+              <w:br/>
+              <w:t>*tranne sezione farmaci come già stabilito</w:t>
+            </w:r>
+          </w:p>
+        </w:tc>
+        <w:tc>
+          <w:tcPr>
+            <w:tcW w:w="1197" w:type="dxa"/>
+          </w:tcPr>
+          <w:p>
+            <w:pPr>
+              <w:jc w:val="both"/>
+            </w:pPr>
+            <w:r>
+              <w:rPr>
+                <w:sz w:val="20"/>
+                <w:szCs w:val="20"/>
+              </w:rPr>
+              <w:t>NO ACCESS</w:t>
+            </w:r>
+          </w:p>
+        </w:tc>
+      </w:tr>
+      <w:tr>
+        <w:tc>
+          <w:tcPr>
+            <w:tcW w:w="1749" w:type="dxa"/>
+          </w:tcPr>
+          <w:p>
+            <w:pPr>
+              <w:jc w:val="both"/>
+            </w:pPr>
+            <w:r>
+              <w:rPr>
+                <w:sz w:val="20"/>
+                <w:szCs w:val="20"/>
+              </w:rPr>
+              <w:t>Scheda paziente TAB “</w:t>
+            </w:r>
+            <w:r>
+              <w:rPr>
+                <w:sz w:val="20"/>
+                <w:szCs w:val="20"/>
+              </w:rPr>
+              <w:t>DIMISSIONE</w:t>
+            </w:r>
+            <w:r>
+              <w:rPr>
+                <w:sz w:val="20"/>
+                <w:szCs w:val="20"/>
+              </w:rPr>
+              <w:t>”</w:t>
+            </w:r>
+          </w:p>
+        </w:tc>
+        <w:tc>
+          <w:tcPr>
+            <w:tcW w:w="1230" w:type="dxa"/>
+          </w:tcPr>
+          <w:p>
+            <w:pPr>
+              <w:jc w:val="both"/>
+              <w:rPr>
+                <w:sz w:val="20"/>
+                <w:szCs w:val="20"/>
+              </w:rPr>
+            </w:pPr>
+            <w:r>
+              <w:rPr>
+                <w:sz w:val="20"/>
+                <w:szCs w:val="20"/>
+              </w:rPr>
+              <w:t>READ</w:t>
+            </w:r>
+          </w:p>
+          <w:p>
+            <w:pPr>
+              <w:jc w:val="both"/>
+              <w:rPr>
+                <w:sz w:val="20"/>
+                <w:szCs w:val="20"/>
+              </w:rPr>
+            </w:pPr>
+            <w:r>
+              <w:rPr>
+                <w:sz w:val="20"/>
+                <w:szCs w:val="20"/>
+              </w:rPr>
+              <w:t>UPDATE</w:t>
+            </w:r>
+          </w:p>
+          <w:p>
+            <w:pPr>
+              <w:jc w:val="both"/>
+            </w:pPr>
+            <w:r>
+              <w:rPr>
+                <w:sz w:val="20"/>
+                <w:szCs w:val="20"/>
+              </w:rPr>
+              <w:t>CREATE</w:t>
+            </w:r>
+            <w:r>
+              <w:rPr>
+                <w:sz w:val="20"/>
+                <w:szCs w:val="20"/>
+              </w:rPr>
+              <w:br/>
+              <w:t>DELETE</w:t>
+            </w:r>
+          </w:p>
+        </w:tc>
+        <w:tc>
+          <w:tcPr>
+            <w:tcW w:w="1197" w:type="dxa"/>
+          </w:tcPr>
+          <w:p>
+            <w:pPr>
+              <w:jc w:val="both"/>
+              <w:rPr>
+                <w:sz w:val="20"/>
+                <w:szCs w:val="20"/>
+              </w:rPr>
+            </w:pPr>
+            <w:r>
+              <w:rPr>
+                <w:sz w:val="20"/>
+                <w:szCs w:val="20"/>
+              </w:rPr>
+              <w:t>READ</w:t>
+            </w:r>
+          </w:p>
+          <w:p>
+            <w:pPr>
+              <w:jc w:val="both"/>
+              <w:rPr>
+                <w:sz w:val="20"/>
+                <w:szCs w:val="20"/>
+              </w:rPr>
+            </w:pPr>
+            <w:r>
+              <w:rPr>
+                <w:sz w:val="20"/>
+                <w:szCs w:val="20"/>
+              </w:rPr>
+              <w:t>UPDATE</w:t>
+            </w:r>
+          </w:p>
+          <w:p>
+            <w:pPr>
+              <w:jc w:val="both"/>
+            </w:pPr>
+            <w:r>
+              <w:rPr>
+                <w:sz w:val="20"/>
+                <w:szCs w:val="20"/>
+              </w:rPr>
+              <w:t>CREATE</w:t>
+            </w:r>
+            <w:r>
+              <w:rPr>
+                <w:sz w:val="20"/>
+                <w:szCs w:val="20"/>
+              </w:rPr>
+              <w:br/>
+              <w:t>DELETE</w:t>
+            </w:r>
+          </w:p>
+        </w:tc>
+        <w:tc>
+          <w:tcPr>
+            <w:tcW w:w="1197" w:type="dxa"/>
+          </w:tcPr>
+          <w:p>
+            <w:pPr>
+              <w:jc w:val="both"/>
+              <w:rPr>
+                <w:sz w:val="20"/>
+                <w:szCs w:val="20"/>
+              </w:rPr>
+            </w:pPr>
+            <w:r>
+              <w:rPr>
+                <w:sz w:val="20"/>
+                <w:szCs w:val="20"/>
+              </w:rPr>
+              <w:t>READ</w:t>
+            </w:r>
+          </w:p>
+          <w:p>
+            <w:pPr>
+              <w:jc w:val="both"/>
+              <w:rPr>
+                <w:sz w:val="20"/>
+                <w:szCs w:val="20"/>
+              </w:rPr>
+            </w:pPr>
+            <w:r>
+              <w:rPr>
+                <w:sz w:val="20"/>
+                <w:szCs w:val="20"/>
+              </w:rPr>
+              <w:t>UPDATE</w:t>
+            </w:r>
+          </w:p>
+          <w:p>
+            <w:pPr>
+              <w:jc w:val="both"/>
+            </w:pPr>
+            <w:r>
+              <w:rPr>
+                <w:sz w:val="20"/>
+                <w:szCs w:val="20"/>
+              </w:rPr>
+              <w:t>CREATE</w:t>
+            </w:r>
+            <w:r>
+              <w:rPr>
+                <w:sz w:val="20"/>
+                <w:szCs w:val="20"/>
+              </w:rPr>
+              <w:br/>
+              <w:t>DELETE</w:t>
+            </w:r>
+          </w:p>
+        </w:tc>
+        <w:tc>
+          <w:tcPr>
+            <w:tcW w:w="1197" w:type="dxa"/>
+          </w:tcPr>
+          <w:p>
+            <w:pPr>
+              <w:jc w:val="both"/>
+              <w:rPr>
+                <w:sz w:val="20"/>
+                <w:szCs w:val="20"/>
+              </w:rPr>
+            </w:pPr>
+            <w:r>
+              <w:rPr>
+                <w:sz w:val="20"/>
+                <w:szCs w:val="20"/>
+              </w:rPr>
+              <w:t>READ</w:t>
+            </w:r>
+          </w:p>
+          <w:p>
+            <w:pPr>
+              <w:jc w:val="both"/>
+            </w:pPr>
+          </w:p>
+        </w:tc>
+        <w:tc>
+          <w:tcPr>
+            <w:tcW w:w="1249" w:type="dxa"/>
+          </w:tcPr>
+          <w:p>
+            <w:pPr>
+              <w:jc w:val="both"/>
+              <w:rPr>
+                <w:sz w:val="20"/>
+                <w:szCs w:val="20"/>
+              </w:rPr>
+            </w:pPr>
+            <w:r>
+              <w:rPr>
+                <w:sz w:val="20"/>
+                <w:szCs w:val="20"/>
+              </w:rPr>
+              <w:t>READ</w:t>
+            </w:r>
+          </w:p>
+          <w:p>
+            <w:pPr>
+              <w:jc w:val="both"/>
+            </w:pPr>
+          </w:p>
+        </w:tc>
+        <w:tc>
+          <w:tcPr>
+            <w:tcW w:w="1197" w:type="dxa"/>
+          </w:tcPr>
+          <w:p>
+            <w:pPr>
+              <w:jc w:val="both"/>
+            </w:pPr>
+            <w:r>
+              <w:rPr>
+                <w:sz w:val="20"/>
+                <w:szCs w:val="20"/>
+              </w:rPr>
+              <w:t>NO ACCESS</w:t>
+            </w:r>
+          </w:p>
+        </w:tc>
+      </w:tr>
+      <w:tr>
+        <w:tc>
+          <w:tcPr>
+            <w:tcW w:w="1749" w:type="dxa"/>
+          </w:tcPr>
+          <w:p>
+            <w:pPr>
+              <w:jc w:val="both"/>
+            </w:pPr>
+            <w:r>
+              <w:rPr>
+                <w:sz w:val="20"/>
+                <w:szCs w:val="20"/>
+              </w:rPr>
+              <w:t>Scheda paziente TAB “</w:t>
+            </w:r>
+            <w:r>
+              <w:rPr>
+                <w:sz w:val="20"/>
+                <w:szCs w:val="20"/>
+              </w:rPr>
+              <w:t>INVIO PS</w:t>
+            </w:r>
+            <w:r>
+              <w:rPr>
+                <w:sz w:val="20"/>
+                <w:szCs w:val="20"/>
+              </w:rPr>
+              <w:t>”</w:t>
+            </w:r>
+          </w:p>
+        </w:tc>
+        <w:tc>
+          <w:tcPr>
+            <w:tcW w:w="1230" w:type="dxa"/>
+          </w:tcPr>
+          <w:p>
+            <w:pPr>
+              <w:jc w:val="both"/>
+              <w:rPr>
+                <w:sz w:val="20"/>
+                <w:szCs w:val="20"/>
+              </w:rPr>
+            </w:pPr>
+            <w:r>
+              <w:rPr>
+                <w:sz w:val="20"/>
+                <w:szCs w:val="20"/>
+              </w:rPr>
+              <w:t>READ</w:t>
+            </w:r>
+          </w:p>
+          <w:p>
+            <w:pPr>
+              <w:jc w:val="both"/>
+              <w:rPr>
+                <w:sz w:val="20"/>
+                <w:szCs w:val="20"/>
+              </w:rPr>
+            </w:pPr>
+            <w:r>
+              <w:rPr>
+                <w:sz w:val="20"/>
+                <w:szCs w:val="20"/>
+              </w:rPr>
+              <w:t>UPDATE</w:t>
+            </w:r>
+          </w:p>
+          <w:p>
+            <w:pPr>
+              <w:jc w:val="both"/>
+            </w:pPr>
+            <w:r>
+              <w:rPr>
+                <w:sz w:val="20"/>
+                <w:szCs w:val="20"/>
+              </w:rPr>
+              <w:t>CREATE</w:t>
+            </w:r>
+            <w:r>
+              <w:rPr>
+                <w:sz w:val="20"/>
+                <w:szCs w:val="20"/>
+              </w:rPr>
+              <w:br/>
+              <w:t>DELETE</w:t>
+            </w:r>
+          </w:p>
+        </w:tc>
+        <w:tc>
+          <w:tcPr>
+            <w:tcW w:w="1197" w:type="dxa"/>
+          </w:tcPr>
+          <w:p>
+            <w:pPr>
+              <w:jc w:val="both"/>
+              <w:rPr>
+                <w:sz w:val="20"/>
+                <w:szCs w:val="20"/>
+              </w:rPr>
+            </w:pPr>
+            <w:r>
+              <w:rPr>
+                <w:sz w:val="20"/>
+                <w:szCs w:val="20"/>
+              </w:rPr>
+              <w:t>READ</w:t>
+            </w:r>
+          </w:p>
+          <w:p>
+            <w:pPr>
+              <w:jc w:val="both"/>
+              <w:rPr>
+                <w:sz w:val="20"/>
+                <w:szCs w:val="20"/>
+              </w:rPr>
+            </w:pPr>
+            <w:r>
+              <w:rPr>
+                <w:sz w:val="20"/>
+                <w:szCs w:val="20"/>
+              </w:rPr>
+              <w:t>UPDATE</w:t>
+            </w:r>
+          </w:p>
+          <w:p>
+            <w:pPr>
+              <w:jc w:val="both"/>
+            </w:pPr>
+            <w:r>
+              <w:rPr>
+                <w:sz w:val="20"/>
+                <w:szCs w:val="20"/>
+              </w:rPr>
+              <w:t>CREATE</w:t>
+            </w:r>
+            <w:r>
+              <w:rPr>
+                <w:sz w:val="20"/>
+                <w:szCs w:val="20"/>
+              </w:rPr>
+              <w:br/>
+              <w:t>DELETE</w:t>
+            </w:r>
+          </w:p>
+        </w:tc>
+        <w:tc>
+          <w:tcPr>
+            <w:tcW w:w="1197" w:type="dxa"/>
+          </w:tcPr>
+          <w:p>
+            <w:pPr>
+              <w:jc w:val="both"/>
+              <w:rPr>
+                <w:sz w:val="20"/>
+                <w:szCs w:val="20"/>
+              </w:rPr>
+            </w:pPr>
+            <w:r>
+              <w:rPr>
+                <w:sz w:val="20"/>
+                <w:szCs w:val="20"/>
+              </w:rPr>
+              <w:t>READ</w:t>
+            </w:r>
+          </w:p>
+          <w:p>
+            <w:pPr>
+              <w:jc w:val="both"/>
+              <w:rPr>
+                <w:sz w:val="20"/>
+                <w:szCs w:val="20"/>
+              </w:rPr>
+            </w:pPr>
+            <w:r>
+              <w:rPr>
+                <w:sz w:val="20"/>
+                <w:szCs w:val="20"/>
+              </w:rPr>
+              <w:t>UPDATE</w:t>
+            </w:r>
+          </w:p>
+          <w:p>
+            <w:pPr>
+              <w:jc w:val="both"/>
+            </w:pPr>
+            <w:r>
+              <w:rPr>
+                <w:sz w:val="20"/>
+                <w:szCs w:val="20"/>
+              </w:rPr>
+              <w:t>CREATE</w:t>
+            </w:r>
+            <w:r>
+              <w:rPr>
+                <w:sz w:val="20"/>
+                <w:szCs w:val="20"/>
+              </w:rPr>
+              <w:br/>
+              <w:t>DELETE</w:t>
+            </w:r>
+          </w:p>
+        </w:tc>
+        <w:tc>
+          <w:tcPr>
+            <w:tcW w:w="1197" w:type="dxa"/>
+          </w:tcPr>
+          <w:p>
+            <w:pPr>
+              <w:jc w:val="both"/>
+              <w:rPr>
+                <w:sz w:val="20"/>
+                <w:szCs w:val="20"/>
+              </w:rPr>
+            </w:pPr>
+            <w:r>
+              <w:rPr>
+                <w:sz w:val="20"/>
+                <w:szCs w:val="20"/>
+              </w:rPr>
+              <w:t>READ</w:t>
+            </w:r>
+          </w:p>
+          <w:p>
+            <w:pPr>
+              <w:jc w:val="both"/>
+            </w:pPr>
+          </w:p>
+        </w:tc>
+        <w:tc>
+          <w:tcPr>
+            <w:tcW w:w="1249" w:type="dxa"/>
+          </w:tcPr>
+          <w:p>
+            <w:pPr>
+              <w:jc w:val="both"/>
+              <w:rPr>
+                <w:sz w:val="20"/>
+                <w:szCs w:val="20"/>
+              </w:rPr>
+            </w:pPr>
+            <w:r>
+              <w:rPr>
+                <w:sz w:val="20"/>
+                <w:szCs w:val="20"/>
+              </w:rPr>
+              <w:t>READ</w:t>
+            </w:r>
+          </w:p>
+          <w:p>
+            <w:pPr>
+              <w:jc w:val="both"/>
+            </w:pPr>
+          </w:p>
+        </w:tc>
+        <w:tc>
+          <w:tcPr>
+            <w:tcW w:w="1197" w:type="dxa"/>
+          </w:tcPr>
+          <w:p>
+            <w:pPr>
+              <w:jc w:val="both"/>
+            </w:pPr>
+            <w:r>
+              <w:rPr>
+                <w:sz w:val="20"/>
+                <w:szCs w:val="20"/>
+              </w:rPr>
+              <w:t>NO ACCESS</w:t>
+            </w:r>
+          </w:p>
+        </w:tc>
+      </w:tr>
+      <w:tr>
+        <w:tc>
+          <w:tcPr>
+            <w:tcW w:w="1749" w:type="dxa"/>
+          </w:tcPr>
+          <w:p>
+            <w:pPr>
+              <w:jc w:val="both"/>
+            </w:pPr>
+            <w:r>
+              <w:t>Impostazioni manifestazione</w:t>
+            </w:r>
+          </w:p>
+        </w:tc>
+        <w:tc>
+          <w:tcPr>
+            <w:tcW w:w="1230" w:type="dxa"/>
+          </w:tcPr>
+          <w:p>
+            <w:pPr>
+              <w:jc w:val="both"/>
+              <w:rPr>
+                <w:sz w:val="20"/>
+                <w:szCs w:val="20"/>
+              </w:rPr>
+            </w:pPr>
+            <w:r>
+              <w:rPr>
+                <w:sz w:val="20"/>
+                <w:szCs w:val="20"/>
+              </w:rPr>
+              <w:t>READ</w:t>
+            </w:r>
+          </w:p>
+          <w:p>
+            <w:pPr>
+              <w:jc w:val="both"/>
+              <w:rPr>
+                <w:sz w:val="20"/>
+                <w:szCs w:val="20"/>
+              </w:rPr>
+            </w:pPr>
+            <w:r>
+              <w:rPr>
+                <w:sz w:val="20"/>
+                <w:szCs w:val="20"/>
+              </w:rPr>
+              <w:t>UPDATE</w:t>
+            </w:r>
+          </w:p>
+          <w:p>
+            <w:pPr>
+              <w:jc w:val="both"/>
+            </w:pPr>
+            <w:r>
+              <w:rPr>
+                <w:sz w:val="20"/>
+                <w:szCs w:val="20"/>
+              </w:rPr>
+              <w:t>CREATE</w:t>
+            </w:r>
+            <w:r>
+              <w:rPr>
+                <w:sz w:val="20"/>
+                <w:szCs w:val="20"/>
+              </w:rPr>
+              <w:br/>
+              <w:t>DELETE</w:t>
+            </w:r>
+          </w:p>
+        </w:tc>
+        <w:tc>
+          <w:tcPr>
+            <w:tcW w:w="1197" w:type="dxa"/>
+          </w:tcPr>
+          <w:p>
+            <w:pPr>
+              <w:jc w:val="both"/>
+              <w:rPr>
+                <w:sz w:val="20"/>
+                <w:szCs w:val="20"/>
+              </w:rPr>
+            </w:pPr>
+            <w:r>
+              <w:rPr>
+                <w:sz w:val="20"/>
+                <w:szCs w:val="20"/>
+              </w:rPr>
+              <w:t>READ</w:t>
+            </w:r>
+          </w:p>
+          <w:p>
+            <w:pPr>
+              <w:jc w:val="both"/>
+              <w:rPr>
+                <w:sz w:val="20"/>
+                <w:szCs w:val="20"/>
+              </w:rPr>
+            </w:pPr>
+            <w:r>
+              <w:rPr>
+                <w:sz w:val="20"/>
+                <w:szCs w:val="20"/>
+              </w:rPr>
+              <w:t>UPDATE</w:t>
+            </w:r>
+          </w:p>
+          <w:p>
+            <w:pPr>
+              <w:jc w:val="both"/>
+            </w:pPr>
+            <w:r>
+              <w:rPr>
+                <w:sz w:val="20"/>
+                <w:szCs w:val="20"/>
+              </w:rPr>
+              <w:t>CREATE</w:t>
+            </w:r>
+            <w:r>
+              <w:rPr>
+                <w:sz w:val="20"/>
+                <w:szCs w:val="20"/>
+              </w:rPr>
+              <w:br/>
+              <w:t>DELETE</w:t>
+            </w:r>
+          </w:p>
+        </w:tc>
+        <w:tc>
+          <w:tcPr>
+            <w:tcW w:w="1197" w:type="dxa"/>
+          </w:tcPr>
+          <w:p>
+            <w:pPr>
+              <w:jc w:val="both"/>
+              <w:rPr>
+                <w:sz w:val="20"/>
+                <w:szCs w:val="20"/>
+              </w:rPr>
+            </w:pPr>
+            <w:r>
+              <w:rPr>
+                <w:sz w:val="20"/>
+                <w:szCs w:val="20"/>
+              </w:rPr>
+              <w:t>READ</w:t>
+            </w:r>
+          </w:p>
+          <w:p>
+            <w:pPr>
+              <w:jc w:val="both"/>
+              <w:rPr>
+                <w:sz w:val="20"/>
+                <w:szCs w:val="20"/>
+              </w:rPr>
+            </w:pPr>
+            <w:r>
+              <w:rPr>
+                <w:sz w:val="20"/>
+                <w:szCs w:val="20"/>
+              </w:rPr>
+              <w:t>UPDATE</w:t>
+            </w:r>
+          </w:p>
+          <w:p>
+            <w:pPr>
+              <w:jc w:val="both"/>
+            </w:pPr>
+            <w:r>
+              <w:rPr>
+                <w:sz w:val="20"/>
+                <w:szCs w:val="20"/>
+              </w:rPr>
+              <w:t>CREATE</w:t>
+            </w:r>
+            <w:r>
+              <w:rPr>
+                <w:sz w:val="20"/>
+                <w:szCs w:val="20"/>
+              </w:rPr>
+              <w:br/>
+              <w:t>DELETE</w:t>
+            </w:r>
+          </w:p>
+        </w:tc>
+        <w:tc>
+          <w:tcPr>
+            <w:tcW w:w="1197" w:type="dxa"/>
+          </w:tcPr>
+          <w:p>
+            <w:pPr>
+              <w:jc w:val="both"/>
+              <w:rPr>
+                <w:sz w:val="20"/>
+                <w:szCs w:val="20"/>
+              </w:rPr>
+            </w:pPr>
+            <w:r>
+              <w:rPr>
+                <w:sz w:val="20"/>
+                <w:szCs w:val="20"/>
+              </w:rPr>
+              <w:t>READ</w:t>
+            </w:r>
+          </w:p>
+          <w:p>
+            <w:pPr>
+              <w:jc w:val="both"/>
+              <w:rPr>
+                <w:sz w:val="20"/>
+                <w:szCs w:val="20"/>
+              </w:rPr>
+            </w:pPr>
+            <w:r>
+              <w:rPr>
+                <w:sz w:val="20"/>
+                <w:szCs w:val="20"/>
+              </w:rPr>
+              <w:t>UPDATE</w:t>
+            </w:r>
+          </w:p>
+          <w:p>
+            <w:pPr>
+              <w:jc w:val="both"/>
+            </w:pPr>
+            <w:r>
+              <w:rPr>
+                <w:sz w:val="20"/>
+                <w:szCs w:val="20"/>
+              </w:rPr>
+              <w:t>CREATE</w:t>
+            </w:r>
+            <w:r>
+              <w:rPr>
+                <w:sz w:val="20"/>
+                <w:szCs w:val="20"/>
+              </w:rPr>
+              <w:br/>
+              <w:t>DELETE</w:t>
+            </w:r>
+          </w:p>
+        </w:tc>
+        <w:tc>
+          <w:tcPr>
+            <w:tcW w:w="1249" w:type="dxa"/>
+          </w:tcPr>
+          <w:p>
+            <w:pPr>
+              <w:jc w:val="both"/>
+              <w:rPr>
+                <w:sz w:val="20"/>
+                <w:szCs w:val="20"/>
+              </w:rPr>
+            </w:pPr>
+            <w:r>
+              <w:rPr>
+                <w:sz w:val="20"/>
+                <w:szCs w:val="20"/>
+              </w:rPr>
+              <w:t>READ</w:t>
+            </w:r>
+          </w:p>
+          <w:p>
+            <w:pPr>
+              <w:jc w:val="both"/>
+              <w:rPr>
+                <w:sz w:val="20"/>
+                <w:szCs w:val="20"/>
+              </w:rPr>
+            </w:pPr>
+            <w:r>
+              <w:rPr>
+                <w:sz w:val="20"/>
+                <w:szCs w:val="20"/>
+              </w:rPr>
+              <w:t>UPDATE</w:t>
+            </w:r>
+          </w:p>
+          <w:p>
+            <w:pPr>
+              <w:jc w:val="both"/>
+            </w:pPr>
+            <w:r>
+              <w:rPr>
+                <w:sz w:val="20"/>
+                <w:szCs w:val="20"/>
+              </w:rPr>
+              <w:t>CREATE</w:t>
+            </w:r>
+            <w:r>
+              <w:rPr>
+                <w:sz w:val="20"/>
+                <w:szCs w:val="20"/>
+              </w:rPr>
+              <w:br/>
+              <w:t>DELETE</w:t>
+            </w:r>
+          </w:p>
+        </w:tc>
+        <w:tc>
+          <w:tcPr>
+            <w:tcW w:w="1197" w:type="dxa"/>
+          </w:tcPr>
+          <w:p>
+            <w:pPr>
+              <w:jc w:val="both"/>
+              <w:rPr>
+                <w:sz w:val="20"/>
+                <w:szCs w:val="20"/>
+              </w:rPr>
+            </w:pPr>
+            <w:r>
+              <w:rPr>
+                <w:sz w:val="20"/>
+                <w:szCs w:val="20"/>
+              </w:rPr>
+              <w:t>READ</w:t>
+            </w:r>
+          </w:p>
+          <w:p>
+            <w:pPr>
+              <w:jc w:val="both"/>
+            </w:pPr>
+          </w:p>
+        </w:tc>
+      </w:tr>
+      <w:tr>
+        <w:tc>
+          <w:tcPr>
+            <w:tcW w:w="1749" w:type="dxa"/>
+          </w:tcPr>
+          <w:p>
+            <w:pPr>
+              <w:jc w:val="both"/>
+            </w:pPr>
+            <w:r>
+              <w:t xml:space="preserve">Impostazioni </w:t>
+            </w:r>
+            <w:r>
+              <w:t>PMA</w:t>
+            </w:r>
+          </w:p>
+        </w:tc>
+        <w:tc>
+          <w:tcPr>
+            <w:tcW w:w="1230" w:type="dxa"/>
+          </w:tcPr>
+          <w:p>
+            <w:pPr>
+              <w:jc w:val="both"/>
+              <w:rPr>
+                <w:sz w:val="20"/>
+                <w:szCs w:val="20"/>
+              </w:rPr>
+            </w:pPr>
+            <w:r>
+              <w:rPr>
+                <w:sz w:val="20"/>
+                <w:szCs w:val="20"/>
+              </w:rPr>
+              <w:t>READ</w:t>
+            </w:r>
+          </w:p>
+          <w:p>
+            <w:pPr>
+              <w:jc w:val="both"/>
+              <w:rPr>
+                <w:sz w:val="20"/>
+                <w:szCs w:val="20"/>
+              </w:rPr>
+            </w:pPr>
+            <w:r>
+              <w:rPr>
+                <w:sz w:val="20"/>
+                <w:szCs w:val="20"/>
+              </w:rPr>
+              <w:t>UPDATE</w:t>
+            </w:r>
+          </w:p>
+          <w:p>
+            <w:pPr>
+              <w:jc w:val="both"/>
+            </w:pPr>
+            <w:r>
+              <w:rPr>
+                <w:sz w:val="20"/>
+                <w:szCs w:val="20"/>
+              </w:rPr>
+              <w:t>CREATE</w:t>
+            </w:r>
+            <w:r>
+              <w:rPr>
+                <w:sz w:val="20"/>
+                <w:szCs w:val="20"/>
+              </w:rPr>
+              <w:br/>
+              <w:t>DELETE</w:t>
+            </w:r>
+          </w:p>
+        </w:tc>
+        <w:tc>
+          <w:tcPr>
+            <w:tcW w:w="1197" w:type="dxa"/>
+          </w:tcPr>
+          <w:p>
+            <w:pPr>
+              <w:jc w:val="both"/>
+              <w:rPr>
+                <w:sz w:val="20"/>
+                <w:szCs w:val="20"/>
+              </w:rPr>
+            </w:pPr>
+            <w:r>
+              <w:rPr>
+                <w:sz w:val="20"/>
+                <w:szCs w:val="20"/>
+              </w:rPr>
+              <w:t>READ</w:t>
+            </w:r>
+          </w:p>
+          <w:p>
+            <w:pPr>
+              <w:jc w:val="both"/>
+              <w:rPr>
+                <w:sz w:val="20"/>
+                <w:szCs w:val="20"/>
+              </w:rPr>
+            </w:pPr>
+            <w:r>
+              <w:rPr>
+                <w:sz w:val="20"/>
+                <w:szCs w:val="20"/>
+              </w:rPr>
+              <w:t>UPDATE</w:t>
+            </w:r>
+          </w:p>
+          <w:p>
+            <w:pPr>
+              <w:jc w:val="both"/>
+            </w:pPr>
+            <w:r>
+              <w:rPr>
+                <w:sz w:val="20"/>
+                <w:szCs w:val="20"/>
+              </w:rPr>
+              <w:t>CREATE</w:t>
+            </w:r>
+            <w:r>
+              <w:rPr>
+                <w:sz w:val="20"/>
+                <w:szCs w:val="20"/>
+              </w:rPr>
+              <w:br/>
+              <w:t>DELETE</w:t>
+            </w:r>
+          </w:p>
+        </w:tc>
+        <w:tc>
+          <w:tcPr>
+            <w:tcW w:w="1197" w:type="dxa"/>
+          </w:tcPr>
+          <w:p>
+            <w:pPr>
+              <w:jc w:val="both"/>
+              <w:rPr>
+                <w:sz w:val="20"/>
+                <w:szCs w:val="20"/>
+              </w:rPr>
+            </w:pPr>
+            <w:r>
+              <w:rPr>
+                <w:sz w:val="20"/>
+                <w:szCs w:val="20"/>
+              </w:rPr>
+              <w:t>READ</w:t>
+            </w:r>
+          </w:p>
+          <w:p>
+            <w:pPr>
+              <w:jc w:val="both"/>
+              <w:rPr>
+                <w:sz w:val="20"/>
+                <w:szCs w:val="20"/>
+              </w:rPr>
+            </w:pPr>
+            <w:r>
+              <w:rPr>
+                <w:sz w:val="20"/>
+                <w:szCs w:val="20"/>
+              </w:rPr>
+              <w:t>UPDATE</w:t>
+            </w:r>
+          </w:p>
+          <w:p>
+            <w:pPr>
+              <w:jc w:val="both"/>
+            </w:pPr>
+            <w:r>
+              <w:rPr>
+                <w:sz w:val="20"/>
+                <w:szCs w:val="20"/>
+              </w:rPr>
+              <w:t>CREATE</w:t>
+            </w:r>
+            <w:r>
+              <w:rPr>
+                <w:sz w:val="20"/>
+                <w:szCs w:val="20"/>
+              </w:rPr>
+              <w:br/>
+              <w:t>DELETE</w:t>
+            </w:r>
+          </w:p>
+        </w:tc>
+        <w:tc>
+          <w:tcPr>
+            <w:tcW w:w="1197" w:type="dxa"/>
+          </w:tcPr>
+          <w:p>
+            <w:pPr>
+              <w:jc w:val="both"/>
+              <w:rPr>
+                <w:sz w:val="20"/>
+                <w:szCs w:val="20"/>
+              </w:rPr>
+            </w:pPr>
+            <w:r>
+              <w:rPr>
+                <w:sz w:val="20"/>
+                <w:szCs w:val="20"/>
+              </w:rPr>
+              <w:t>READ</w:t>
+            </w:r>
+          </w:p>
+          <w:p>
+            <w:pPr>
+              <w:jc w:val="both"/>
+              <w:rPr>
+                <w:sz w:val="20"/>
+                <w:szCs w:val="20"/>
+              </w:rPr>
+            </w:pPr>
+            <w:r>
+              <w:rPr>
+                <w:sz w:val="20"/>
+                <w:szCs w:val="20"/>
+              </w:rPr>
+              <w:t>UPDATE</w:t>
+            </w:r>
+          </w:p>
+          <w:p>
+            <w:pPr>
+              <w:jc w:val="both"/>
+            </w:pPr>
+            <w:r>
+              <w:rPr>
+                <w:sz w:val="20"/>
+                <w:szCs w:val="20"/>
+              </w:rPr>
+              <w:t>CREATE</w:t>
+            </w:r>
+            <w:r>
+              <w:rPr>
+                <w:sz w:val="20"/>
+                <w:szCs w:val="20"/>
+              </w:rPr>
+              <w:br/>
+              <w:t>DELETE</w:t>
+            </w:r>
+          </w:p>
+        </w:tc>
+        <w:tc>
+          <w:tcPr>
+            <w:tcW w:w="1249" w:type="dxa"/>
+          </w:tcPr>
+          <w:p>
+            <w:pPr>
+              <w:jc w:val="both"/>
+              <w:rPr>
+                <w:sz w:val="20"/>
+                <w:szCs w:val="20"/>
+              </w:rPr>
+            </w:pPr>
+            <w:r>
+              <w:rPr>
+                <w:sz w:val="20"/>
+                <w:szCs w:val="20"/>
+              </w:rPr>
+              <w:t>READ</w:t>
+            </w:r>
+          </w:p>
+          <w:p>
+            <w:pPr>
+              <w:jc w:val="both"/>
+              <w:rPr>
+                <w:sz w:val="20"/>
+                <w:szCs w:val="20"/>
+              </w:rPr>
+            </w:pPr>
+            <w:r>
+              <w:rPr>
+                <w:sz w:val="20"/>
+                <w:szCs w:val="20"/>
+              </w:rPr>
+              <w:t>UPDATE</w:t>
+            </w:r>
+          </w:p>
+          <w:p>
+            <w:pPr>
+              <w:jc w:val="both"/>
+            </w:pPr>
+            <w:r>
+              <w:rPr>
+                <w:sz w:val="20"/>
+                <w:szCs w:val="20"/>
+              </w:rPr>
+              <w:t>CREATE</w:t>
+            </w:r>
+            <w:r>
+              <w:rPr>
+                <w:sz w:val="20"/>
+                <w:szCs w:val="20"/>
+              </w:rPr>
+              <w:br/>
+              <w:t>DELETE</w:t>
+            </w:r>
+          </w:p>
+        </w:tc>
+        <w:tc>
+          <w:tcPr>
+            <w:tcW w:w="1197" w:type="dxa"/>
+          </w:tcPr>
+          <w:p>
+            <w:pPr>
+              <w:jc w:val="both"/>
+              <w:rPr>
+                <w:sz w:val="20"/>
+                <w:szCs w:val="20"/>
+              </w:rPr>
+            </w:pPr>
+            <w:r>
+              <w:rPr>
+                <w:sz w:val="20"/>
+                <w:szCs w:val="20"/>
+              </w:rPr>
+              <w:t>READ</w:t>
+            </w:r>
+          </w:p>
+          <w:p>
+            <w:pPr>
+              <w:jc w:val="both"/>
+            </w:pPr>
+          </w:p>
+        </w:tc>
+      </w:tr>
+      <w:tr>
+        <w:tc>
+          <w:tcPr>
+            <w:tcW w:w="1749" w:type="dxa"/>
+          </w:tcPr>
+          <w:p>
+            <w:pPr>
+              <w:jc w:val="both"/>
+            </w:pPr>
+            <w:r>
+              <w:lastRenderedPageBreak/>
+              <w:t>Scheda paziente con stato “chiuso”</w:t>
+            </w:r>
+          </w:p>
+        </w:tc>
+        <w:tc>
+          <w:tcPr>
+            <w:tcW w:w="1230" w:type="dxa"/>
+          </w:tcPr>
+          <w:p>
+            <w:pPr>
+              <w:jc w:val="both"/>
+              <w:rPr>
+                <w:sz w:val="20"/>
+                <w:szCs w:val="20"/>
+              </w:rPr>
+            </w:pPr>
+            <w:r>
+              <w:rPr>
+                <w:sz w:val="20"/>
+                <w:szCs w:val="20"/>
+              </w:rPr>
+              <w:t>READ</w:t>
+            </w:r>
+          </w:p>
+          <w:p>
+            <w:pPr>
+              <w:jc w:val="both"/>
+              <w:rPr>
+                <w:sz w:val="20"/>
+                <w:szCs w:val="20"/>
+              </w:rPr>
+            </w:pPr>
+            <w:r>
+              <w:rPr>
+                <w:sz w:val="20"/>
+                <w:szCs w:val="20"/>
+              </w:rPr>
+              <w:t>UPDATE</w:t>
+            </w:r>
+          </w:p>
+          <w:p>
+            <w:pPr>
+              <w:jc w:val="both"/>
+              <w:rPr>
+                <w:sz w:val="20"/>
+                <w:szCs w:val="20"/>
+              </w:rPr>
+            </w:pPr>
+            <w:r>
+              <w:rPr>
+                <w:sz w:val="20"/>
+                <w:szCs w:val="20"/>
+              </w:rPr>
+              <w:t>CREATE</w:t>
+            </w:r>
+            <w:r>
+              <w:rPr>
+                <w:sz w:val="20"/>
+                <w:szCs w:val="20"/>
+              </w:rPr>
+              <w:br/>
+              <w:t>DELETE</w:t>
+            </w:r>
+          </w:p>
+        </w:tc>
+        <w:tc>
+          <w:tcPr>
+            <w:tcW w:w="1197" w:type="dxa"/>
+          </w:tcPr>
+          <w:p>
+            <w:pPr>
+              <w:jc w:val="both"/>
+              <w:rPr>
+                <w:sz w:val="20"/>
+                <w:szCs w:val="20"/>
+              </w:rPr>
+            </w:pPr>
+            <w:r>
+              <w:rPr>
+                <w:sz w:val="20"/>
+                <w:szCs w:val="20"/>
+              </w:rPr>
+              <w:t>READ</w:t>
+            </w:r>
+          </w:p>
+          <w:p>
+            <w:pPr>
+              <w:jc w:val="both"/>
+              <w:rPr>
+                <w:sz w:val="20"/>
+                <w:szCs w:val="20"/>
+              </w:rPr>
+            </w:pPr>
+          </w:p>
+        </w:tc>
+        <w:tc>
+          <w:tcPr>
+            <w:tcW w:w="1197" w:type="dxa"/>
+          </w:tcPr>
+          <w:p>
+            <w:pPr>
+              <w:jc w:val="both"/>
+              <w:rPr>
+                <w:sz w:val="20"/>
+                <w:szCs w:val="20"/>
+              </w:rPr>
+            </w:pPr>
+            <w:r>
+              <w:rPr>
+                <w:sz w:val="20"/>
+                <w:szCs w:val="20"/>
+              </w:rPr>
+              <w:t>READ</w:t>
+            </w:r>
+          </w:p>
+        </w:tc>
+        <w:tc>
+          <w:tcPr>
+            <w:tcW w:w="1197" w:type="dxa"/>
+          </w:tcPr>
+          <w:p>
+            <w:pPr>
+              <w:jc w:val="both"/>
+              <w:rPr>
+                <w:sz w:val="20"/>
+                <w:szCs w:val="20"/>
+              </w:rPr>
+            </w:pPr>
+            <w:r>
+              <w:rPr>
+                <w:sz w:val="20"/>
+                <w:szCs w:val="20"/>
+              </w:rPr>
+              <w:t>READ</w:t>
+            </w:r>
+          </w:p>
+        </w:tc>
+        <w:tc>
+          <w:tcPr>
+            <w:tcW w:w="1249" w:type="dxa"/>
+          </w:tcPr>
+          <w:p>
+            <w:pPr>
+              <w:jc w:val="both"/>
+              <w:rPr>
+                <w:sz w:val="20"/>
+                <w:szCs w:val="20"/>
+              </w:rPr>
+            </w:pPr>
+            <w:r>
+              <w:rPr>
+                <w:sz w:val="20"/>
+                <w:szCs w:val="20"/>
+              </w:rPr>
+              <w:t>READ</w:t>
+            </w:r>
+          </w:p>
+        </w:tc>
+        <w:tc>
+          <w:tcPr>
+            <w:tcW w:w="1197" w:type="dxa"/>
+          </w:tcPr>
+          <w:p>
+            <w:pPr>
+              <w:jc w:val="both"/>
+              <w:rPr>
+                <w:sz w:val="20"/>
+                <w:szCs w:val="20"/>
+              </w:rPr>
+            </w:pPr>
+            <w:r>
+              <w:rPr>
+                <w:sz w:val="20"/>
+                <w:szCs w:val="20"/>
+              </w:rPr>
+              <w:t>READ</w:t>
+            </w:r>
+          </w:p>
+        </w:tc>
+      </w:tr>
+      <w:tr>
+        <w:tc>
+          <w:tcPr>
+            <w:tcW w:w="1749" w:type="dxa"/>
+          </w:tcPr>
+          <w:p>
+            <w:pPr>
+              <w:jc w:val="both"/>
+            </w:pPr>
+            <w:r>
+              <w:t xml:space="preserve">Scheda paziente con stato “chiuso” tab “INVIO PS” se “ESITO = </w:t>
+            </w:r>
+            <w:proofErr w:type="spellStart"/>
+            <w:r>
+              <w:t>invio_PS</w:t>
+            </w:r>
+            <w:proofErr w:type="spellEnd"/>
+            <w:r>
+              <w:t>”</w:t>
+            </w:r>
+          </w:p>
+        </w:tc>
+        <w:tc>
+          <w:tcPr>
+            <w:tcW w:w="1230" w:type="dxa"/>
+          </w:tcPr>
+          <w:p>
+            <w:pPr>
+              <w:jc w:val="both"/>
+              <w:rPr>
+                <w:sz w:val="20"/>
+                <w:szCs w:val="20"/>
+              </w:rPr>
+            </w:pPr>
+            <w:r>
+              <w:rPr>
+                <w:sz w:val="20"/>
+                <w:szCs w:val="20"/>
+              </w:rPr>
+              <w:t>READ</w:t>
+            </w:r>
+          </w:p>
+          <w:p>
+            <w:pPr>
+              <w:jc w:val="both"/>
+              <w:rPr>
+                <w:sz w:val="20"/>
+                <w:szCs w:val="20"/>
+              </w:rPr>
+            </w:pPr>
+            <w:r>
+              <w:rPr>
+                <w:sz w:val="20"/>
+                <w:szCs w:val="20"/>
+              </w:rPr>
+              <w:t>UPDATE</w:t>
+            </w:r>
+          </w:p>
+          <w:p>
+            <w:pPr>
+              <w:jc w:val="both"/>
+              <w:rPr>
+                <w:sz w:val="20"/>
+                <w:szCs w:val="20"/>
+              </w:rPr>
+            </w:pPr>
+            <w:r>
+              <w:rPr>
+                <w:sz w:val="20"/>
+                <w:szCs w:val="20"/>
+              </w:rPr>
+              <w:t>CREATE</w:t>
+            </w:r>
+            <w:r>
+              <w:rPr>
+                <w:sz w:val="20"/>
+                <w:szCs w:val="20"/>
+              </w:rPr>
+              <w:br/>
+              <w:t>DELETE</w:t>
+            </w:r>
+          </w:p>
+        </w:tc>
+        <w:tc>
+          <w:tcPr>
+            <w:tcW w:w="1197" w:type="dxa"/>
+          </w:tcPr>
+          <w:p>
+            <w:pPr>
+              <w:jc w:val="both"/>
+              <w:rPr>
+                <w:sz w:val="20"/>
+                <w:szCs w:val="20"/>
+              </w:rPr>
+            </w:pPr>
+            <w:r>
+              <w:rPr>
+                <w:sz w:val="20"/>
+                <w:szCs w:val="20"/>
+              </w:rPr>
+              <w:t>READ</w:t>
+            </w:r>
+          </w:p>
+          <w:p>
+            <w:pPr>
+              <w:jc w:val="both"/>
+              <w:rPr>
+                <w:sz w:val="20"/>
+                <w:szCs w:val="20"/>
+              </w:rPr>
+            </w:pPr>
+            <w:r>
+              <w:rPr>
+                <w:sz w:val="20"/>
+                <w:szCs w:val="20"/>
+              </w:rPr>
+              <w:t>UPDATE</w:t>
+            </w:r>
+          </w:p>
+        </w:tc>
+        <w:tc>
+          <w:tcPr>
+            <w:tcW w:w="1197" w:type="dxa"/>
+          </w:tcPr>
+          <w:p>
+            <w:pPr>
+              <w:jc w:val="both"/>
+              <w:rPr>
+                <w:sz w:val="20"/>
+                <w:szCs w:val="20"/>
+              </w:rPr>
+            </w:pPr>
+            <w:r>
+              <w:rPr>
+                <w:sz w:val="20"/>
+                <w:szCs w:val="20"/>
+              </w:rPr>
+              <w:t>READ</w:t>
+            </w:r>
+          </w:p>
+          <w:p>
+            <w:pPr>
+              <w:jc w:val="both"/>
+              <w:rPr>
+                <w:sz w:val="20"/>
+                <w:szCs w:val="20"/>
+              </w:rPr>
+            </w:pPr>
+            <w:r>
+              <w:rPr>
+                <w:sz w:val="20"/>
+                <w:szCs w:val="20"/>
+              </w:rPr>
+              <w:t>UPDATE</w:t>
+            </w:r>
+          </w:p>
+        </w:tc>
+        <w:tc>
+          <w:tcPr>
+            <w:tcW w:w="1197" w:type="dxa"/>
+          </w:tcPr>
+          <w:p>
+            <w:pPr>
+              <w:jc w:val="both"/>
+              <w:rPr>
+                <w:sz w:val="20"/>
+                <w:szCs w:val="20"/>
+              </w:rPr>
+            </w:pPr>
+            <w:r>
+              <w:rPr>
+                <w:sz w:val="20"/>
+                <w:szCs w:val="20"/>
+              </w:rPr>
+              <w:t>READ</w:t>
+            </w:r>
+          </w:p>
+        </w:tc>
+        <w:tc>
+          <w:tcPr>
+            <w:tcW w:w="1249" w:type="dxa"/>
+          </w:tcPr>
+          <w:p>
+            <w:pPr>
+              <w:jc w:val="both"/>
+              <w:rPr>
+                <w:sz w:val="20"/>
+                <w:szCs w:val="20"/>
+              </w:rPr>
+            </w:pPr>
+            <w:r>
+              <w:rPr>
+                <w:sz w:val="20"/>
+                <w:szCs w:val="20"/>
+              </w:rPr>
+              <w:t>READ</w:t>
+            </w:r>
+          </w:p>
+        </w:tc>
+        <w:tc>
+          <w:tcPr>
+            <w:tcW w:w="1197" w:type="dxa"/>
+          </w:tcPr>
+          <w:p>
+            <w:pPr>
+              <w:jc w:val="both"/>
+              <w:rPr>
+                <w:sz w:val="20"/>
+                <w:szCs w:val="20"/>
+              </w:rPr>
+            </w:pPr>
+            <w:r>
+              <w:rPr>
+                <w:sz w:val="20"/>
+                <w:szCs w:val="20"/>
+              </w:rPr>
+              <w:t>READ</w:t>
+            </w:r>
+          </w:p>
+        </w:tc>
+      </w:tr>
+    </w:tbl>
+    <w:p/>
+    <w:p/>
     <w:p/>
     <w:sectPr>
       <w:pgSz w:w="11906" w:h="16838"/>
@@ -4762,6 +9281,119 @@
     </w:lvl>
   </w:abstractNum>
   <w:abstractNum w:abstractNumId="2" w15:restartNumberingAfterBreak="0">
+    <w:nsid w:val="124D5A84"/>
+    <w:multiLevelType w:val="hybridMultilevel"/>
+    <w:tmpl w:val="A094F426"/>
+    <w:lvl w:ilvl="0" w:tplc="08090001">
+      <w:start w:val="1"/>
+      <w:numFmt w:val="bullet"/>
+      <w:lvlText w:val=""/>
+      <w:lvlJc w:val="left"/>
+      <w:pPr>
+        <w:ind w:left="720" w:hanging="360"/>
+      </w:pPr>
+      <w:rPr>
+        <w:rFonts w:ascii="Symbol" w:hAnsi="Symbol" w:hint="default"/>
+      </w:rPr>
+    </w:lvl>
+    <w:lvl w:ilvl="1" w:tplc="08090003">
+      <w:start w:val="1"/>
+      <w:numFmt w:val="bullet"/>
+      <w:lvlText w:val="o"/>
+      <w:lvlJc w:val="left"/>
+      <w:pPr>
+        <w:ind w:left="1440" w:hanging="360"/>
+      </w:pPr>
+      <w:rPr>
+        <w:rFonts w:ascii="Courier New" w:hAnsi="Courier New" w:cs="Courier New" w:hint="default"/>
+      </w:rPr>
+    </w:lvl>
+    <w:lvl w:ilvl="2" w:tplc="08090005" w:tentative="1">
+      <w:start w:val="1"/>
+      <w:numFmt w:val="bullet"/>
+      <w:lvlText w:val=""/>
+      <w:lvlJc w:val="left"/>
+      <w:pPr>
+        <w:ind w:left="2160" w:hanging="360"/>
+      </w:pPr>
+      <w:rPr>
+        <w:rFonts w:ascii="Wingdings" w:hAnsi="Wingdings" w:hint="default"/>
+      </w:rPr>
+    </w:lvl>
+    <w:lvl w:ilvl="3" w:tplc="08090001" w:tentative="1">
+      <w:start w:val="1"/>
+      <w:numFmt w:val="bullet"/>
+      <w:lvlText w:val=""/>
+      <w:lvlJc w:val="left"/>
+      <w:pPr>
+        <w:ind w:left="2880" w:hanging="360"/>
+      </w:pPr>
+      <w:rPr>
+        <w:rFonts w:ascii="Symbol" w:hAnsi="Symbol" w:hint="default"/>
+      </w:rPr>
+    </w:lvl>
+    <w:lvl w:ilvl="4" w:tplc="08090003" w:tentative="1">
+      <w:start w:val="1"/>
+      <w:numFmt w:val="bullet"/>
+      <w:lvlText w:val="o"/>
+      <w:lvlJc w:val="left"/>
+      <w:pPr>
+        <w:ind w:left="3600" w:hanging="360"/>
+      </w:pPr>
+      <w:rPr>
+        <w:rFonts w:ascii="Courier New" w:hAnsi="Courier New" w:cs="Courier New" w:hint="default"/>
+      </w:rPr>
+    </w:lvl>
+    <w:lvl w:ilvl="5" w:tplc="08090005" w:tentative="1">
+      <w:start w:val="1"/>
+      <w:numFmt w:val="bullet"/>
+      <w:lvlText w:val=""/>
+      <w:lvlJc w:val="left"/>
+      <w:pPr>
+        <w:ind w:left="4320" w:hanging="360"/>
+      </w:pPr>
+      <w:rPr>
+        <w:rFonts w:ascii="Wingdings" w:hAnsi="Wingdings" w:hint="default"/>
+      </w:rPr>
+    </w:lvl>
+    <w:lvl w:ilvl="6" w:tplc="08090001" w:tentative="1">
+      <w:start w:val="1"/>
+      <w:numFmt w:val="bullet"/>
+      <w:lvlText w:val=""/>
+      <w:lvlJc w:val="left"/>
+      <w:pPr>
+        <w:ind w:left="5040" w:hanging="360"/>
+      </w:pPr>
+      <w:rPr>
+        <w:rFonts w:ascii="Symbol" w:hAnsi="Symbol" w:hint="default"/>
+      </w:rPr>
+    </w:lvl>
+    <w:lvl w:ilvl="7" w:tplc="08090003" w:tentative="1">
+      <w:start w:val="1"/>
+      <w:numFmt w:val="bullet"/>
+      <w:lvlText w:val="o"/>
+      <w:lvlJc w:val="left"/>
+      <w:pPr>
+        <w:ind w:left="5760" w:hanging="360"/>
+      </w:pPr>
+      <w:rPr>
+        <w:rFonts w:ascii="Courier New" w:hAnsi="Courier New" w:cs="Courier New" w:hint="default"/>
+      </w:rPr>
+    </w:lvl>
+    <w:lvl w:ilvl="8" w:tplc="08090005" w:tentative="1">
+      <w:start w:val="1"/>
+      <w:numFmt w:val="bullet"/>
+      <w:lvlText w:val=""/>
+      <w:lvlJc w:val="left"/>
+      <w:pPr>
+        <w:ind w:left="6480" w:hanging="360"/>
+      </w:pPr>
+      <w:rPr>
+        <w:rFonts w:ascii="Wingdings" w:hAnsi="Wingdings" w:hint="default"/>
+      </w:rPr>
+    </w:lvl>
+  </w:abstractNum>
+  <w:abstractNum w:abstractNumId="3" w15:restartNumberingAfterBreak="0">
     <w:nsid w:val="190B6B9E"/>
     <w:multiLevelType w:val="hybridMultilevel"/>
     <w:tmpl w:val="B85654AC"/>
@@ -4874,7 +9506,7 @@
       </w:rPr>
     </w:lvl>
   </w:abstractNum>
-  <w:abstractNum w:abstractNumId="3" w15:restartNumberingAfterBreak="0">
+  <w:abstractNum w:abstractNumId="4" w15:restartNumberingAfterBreak="0">
     <w:nsid w:val="1BA23DE6"/>
     <w:multiLevelType w:val="hybridMultilevel"/>
     <w:tmpl w:val="31BA268A"/>
@@ -4987,7 +9619,7 @@
       </w:rPr>
     </w:lvl>
   </w:abstractNum>
-  <w:abstractNum w:abstractNumId="4" w15:restartNumberingAfterBreak="0">
+  <w:abstractNum w:abstractNumId="5" w15:restartNumberingAfterBreak="0">
     <w:nsid w:val="1F095092"/>
     <w:multiLevelType w:val="hybridMultilevel"/>
     <w:tmpl w:val="68CCB3EC"/>
@@ -5100,7 +9732,7 @@
       </w:rPr>
     </w:lvl>
   </w:abstractNum>
-  <w:abstractNum w:abstractNumId="5" w15:restartNumberingAfterBreak="0">
+  <w:abstractNum w:abstractNumId="6" w15:restartNumberingAfterBreak="0">
     <w:nsid w:val="208542A9"/>
     <w:multiLevelType w:val="hybridMultilevel"/>
     <w:tmpl w:val="9946A350"/>
@@ -5189,7 +9821,7 @@
       </w:pPr>
     </w:lvl>
   </w:abstractNum>
-  <w:abstractNum w:abstractNumId="6" w15:restartNumberingAfterBreak="0">
+  <w:abstractNum w:abstractNumId="7" w15:restartNumberingAfterBreak="0">
     <w:nsid w:val="2106217A"/>
     <w:multiLevelType w:val="hybridMultilevel"/>
     <w:tmpl w:val="EF52DBC4"/>
@@ -5302,7 +9934,7 @@
       </w:rPr>
     </w:lvl>
   </w:abstractNum>
-  <w:abstractNum w:abstractNumId="7" w15:restartNumberingAfterBreak="0">
+  <w:abstractNum w:abstractNumId="8" w15:restartNumberingAfterBreak="0">
     <w:nsid w:val="25125FCD"/>
     <w:multiLevelType w:val="hybridMultilevel"/>
     <w:tmpl w:val="14A0A3D6"/>
@@ -5415,7 +10047,7 @@
       </w:rPr>
     </w:lvl>
   </w:abstractNum>
-  <w:abstractNum w:abstractNumId="8" w15:restartNumberingAfterBreak="0">
+  <w:abstractNum w:abstractNumId="9" w15:restartNumberingAfterBreak="0">
     <w:nsid w:val="2ADE3F7E"/>
     <w:multiLevelType w:val="hybridMultilevel"/>
     <w:tmpl w:val="07B4F03C"/>
@@ -5528,7 +10160,7 @@
       </w:rPr>
     </w:lvl>
   </w:abstractNum>
-  <w:abstractNum w:abstractNumId="9" w15:restartNumberingAfterBreak="0">
+  <w:abstractNum w:abstractNumId="10" w15:restartNumberingAfterBreak="0">
     <w:nsid w:val="2E610965"/>
     <w:multiLevelType w:val="hybridMultilevel"/>
     <w:tmpl w:val="5408488E"/>
@@ -5641,7 +10273,7 @@
       </w:rPr>
     </w:lvl>
   </w:abstractNum>
-  <w:abstractNum w:abstractNumId="10" w15:restartNumberingAfterBreak="0">
+  <w:abstractNum w:abstractNumId="11" w15:restartNumberingAfterBreak="0">
     <w:nsid w:val="32D72BD2"/>
     <w:multiLevelType w:val="hybridMultilevel"/>
     <w:tmpl w:val="9FFAD2CA"/>
@@ -5754,7 +10386,7 @@
       </w:rPr>
     </w:lvl>
   </w:abstractNum>
-  <w:abstractNum w:abstractNumId="11" w15:restartNumberingAfterBreak="0">
+  <w:abstractNum w:abstractNumId="12" w15:restartNumberingAfterBreak="0">
     <w:nsid w:val="3DA94F2B"/>
     <w:multiLevelType w:val="hybridMultilevel"/>
     <w:tmpl w:val="E5DE00C6"/>
@@ -5867,7 +10499,120 @@
       </w:rPr>
     </w:lvl>
   </w:abstractNum>
-  <w:abstractNum w:abstractNumId="12" w15:restartNumberingAfterBreak="0">
+  <w:abstractNum w:abstractNumId="13" w15:restartNumberingAfterBreak="0">
+    <w:nsid w:val="3DE35F51"/>
+    <w:multiLevelType w:val="hybridMultilevel"/>
+    <w:tmpl w:val="EAA8E358"/>
+    <w:lvl w:ilvl="0" w:tplc="08090001">
+      <w:start w:val="1"/>
+      <w:numFmt w:val="bullet"/>
+      <w:lvlText w:val=""/>
+      <w:lvlJc w:val="left"/>
+      <w:pPr>
+        <w:ind w:left="720" w:hanging="360"/>
+      </w:pPr>
+      <w:rPr>
+        <w:rFonts w:ascii="Symbol" w:hAnsi="Symbol" w:hint="default"/>
+      </w:rPr>
+    </w:lvl>
+    <w:lvl w:ilvl="1" w:tplc="08090003" w:tentative="1">
+      <w:start w:val="1"/>
+      <w:numFmt w:val="bullet"/>
+      <w:lvlText w:val="o"/>
+      <w:lvlJc w:val="left"/>
+      <w:pPr>
+        <w:ind w:left="1440" w:hanging="360"/>
+      </w:pPr>
+      <w:rPr>
+        <w:rFonts w:ascii="Courier New" w:hAnsi="Courier New" w:cs="Courier New" w:hint="default"/>
+      </w:rPr>
+    </w:lvl>
+    <w:lvl w:ilvl="2" w:tplc="08090005" w:tentative="1">
+      <w:start w:val="1"/>
+      <w:numFmt w:val="bullet"/>
+      <w:lvlText w:val=""/>
+      <w:lvlJc w:val="left"/>
+      <w:pPr>
+        <w:ind w:left="2160" w:hanging="360"/>
+      </w:pPr>
+      <w:rPr>
+        <w:rFonts w:ascii="Wingdings" w:hAnsi="Wingdings" w:hint="default"/>
+      </w:rPr>
+    </w:lvl>
+    <w:lvl w:ilvl="3" w:tplc="08090001" w:tentative="1">
+      <w:start w:val="1"/>
+      <w:numFmt w:val="bullet"/>
+      <w:lvlText w:val=""/>
+      <w:lvlJc w:val="left"/>
+      <w:pPr>
+        <w:ind w:left="2880" w:hanging="360"/>
+      </w:pPr>
+      <w:rPr>
+        <w:rFonts w:ascii="Symbol" w:hAnsi="Symbol" w:hint="default"/>
+      </w:rPr>
+    </w:lvl>
+    <w:lvl w:ilvl="4" w:tplc="08090003" w:tentative="1">
+      <w:start w:val="1"/>
+      <w:numFmt w:val="bullet"/>
+      <w:lvlText w:val="o"/>
+      <w:lvlJc w:val="left"/>
+      <w:pPr>
+        <w:ind w:left="3600" w:hanging="360"/>
+      </w:pPr>
+      <w:rPr>
+        <w:rFonts w:ascii="Courier New" w:hAnsi="Courier New" w:cs="Courier New" w:hint="default"/>
+      </w:rPr>
+    </w:lvl>
+    <w:lvl w:ilvl="5" w:tplc="08090005" w:tentative="1">
+      <w:start w:val="1"/>
+      <w:numFmt w:val="bullet"/>
+      <w:lvlText w:val=""/>
+      <w:lvlJc w:val="left"/>
+      <w:pPr>
+        <w:ind w:left="4320" w:hanging="360"/>
+      </w:pPr>
+      <w:rPr>
+        <w:rFonts w:ascii="Wingdings" w:hAnsi="Wingdings" w:hint="default"/>
+      </w:rPr>
+    </w:lvl>
+    <w:lvl w:ilvl="6" w:tplc="08090001" w:tentative="1">
+      <w:start w:val="1"/>
+      <w:numFmt w:val="bullet"/>
+      <w:lvlText w:val=""/>
+      <w:lvlJc w:val="left"/>
+      <w:pPr>
+        <w:ind w:left="5040" w:hanging="360"/>
+      </w:pPr>
+      <w:rPr>
+        <w:rFonts w:ascii="Symbol" w:hAnsi="Symbol" w:hint="default"/>
+      </w:rPr>
+    </w:lvl>
+    <w:lvl w:ilvl="7" w:tplc="08090003" w:tentative="1">
+      <w:start w:val="1"/>
+      <w:numFmt w:val="bullet"/>
+      <w:lvlText w:val="o"/>
+      <w:lvlJc w:val="left"/>
+      <w:pPr>
+        <w:ind w:left="5760" w:hanging="360"/>
+      </w:pPr>
+      <w:rPr>
+        <w:rFonts w:ascii="Courier New" w:hAnsi="Courier New" w:cs="Courier New" w:hint="default"/>
+      </w:rPr>
+    </w:lvl>
+    <w:lvl w:ilvl="8" w:tplc="08090005" w:tentative="1">
+      <w:start w:val="1"/>
+      <w:numFmt w:val="bullet"/>
+      <w:lvlText w:val=""/>
+      <w:lvlJc w:val="left"/>
+      <w:pPr>
+        <w:ind w:left="6480" w:hanging="360"/>
+      </w:pPr>
+      <w:rPr>
+        <w:rFonts w:ascii="Wingdings" w:hAnsi="Wingdings" w:hint="default"/>
+      </w:rPr>
+    </w:lvl>
+  </w:abstractNum>
+  <w:abstractNum w:abstractNumId="14" w15:restartNumberingAfterBreak="0">
     <w:nsid w:val="3DF35990"/>
     <w:multiLevelType w:val="hybridMultilevel"/>
     <w:tmpl w:val="56AC5AAC"/>
@@ -5980,7 +10725,7 @@
       </w:rPr>
     </w:lvl>
   </w:abstractNum>
-  <w:abstractNum w:abstractNumId="13" w15:restartNumberingAfterBreak="0">
+  <w:abstractNum w:abstractNumId="15" w15:restartNumberingAfterBreak="0">
     <w:nsid w:val="4312585C"/>
     <w:multiLevelType w:val="hybridMultilevel"/>
     <w:tmpl w:val="176CF99A"/>
@@ -6093,7 +10838,7 @@
       </w:rPr>
     </w:lvl>
   </w:abstractNum>
-  <w:abstractNum w:abstractNumId="14" w15:restartNumberingAfterBreak="0">
+  <w:abstractNum w:abstractNumId="16" w15:restartNumberingAfterBreak="0">
     <w:nsid w:val="49F20C77"/>
     <w:multiLevelType w:val="hybridMultilevel"/>
     <w:tmpl w:val="CB041388"/>
@@ -6206,7 +10951,7 @@
       </w:rPr>
     </w:lvl>
   </w:abstractNum>
-  <w:abstractNum w:abstractNumId="15" w15:restartNumberingAfterBreak="0">
+  <w:abstractNum w:abstractNumId="17" w15:restartNumberingAfterBreak="0">
     <w:nsid w:val="4B9670CA"/>
     <w:multiLevelType w:val="hybridMultilevel"/>
     <w:tmpl w:val="7A7A3F9E"/>
@@ -6295,7 +11040,7 @@
       </w:pPr>
     </w:lvl>
   </w:abstractNum>
-  <w:abstractNum w:abstractNumId="16" w15:restartNumberingAfterBreak="0">
+  <w:abstractNum w:abstractNumId="18" w15:restartNumberingAfterBreak="0">
     <w:nsid w:val="508B32A0"/>
     <w:multiLevelType w:val="hybridMultilevel"/>
     <w:tmpl w:val="AA76F420"/>
@@ -6408,7 +11153,7 @@
       </w:rPr>
     </w:lvl>
   </w:abstractNum>
-  <w:abstractNum w:abstractNumId="17" w15:restartNumberingAfterBreak="0">
+  <w:abstractNum w:abstractNumId="19" w15:restartNumberingAfterBreak="0">
     <w:nsid w:val="5B2D03E6"/>
     <w:multiLevelType w:val="hybridMultilevel"/>
     <w:tmpl w:val="8EB8ACF8"/>
@@ -6521,7 +11266,120 @@
       </w:rPr>
     </w:lvl>
   </w:abstractNum>
-  <w:abstractNum w:abstractNumId="18" w15:restartNumberingAfterBreak="0">
+  <w:abstractNum w:abstractNumId="20" w15:restartNumberingAfterBreak="0">
+    <w:nsid w:val="5D3345E0"/>
+    <w:multiLevelType w:val="hybridMultilevel"/>
+    <w:tmpl w:val="D92E79B2"/>
+    <w:lvl w:ilvl="0" w:tplc="08090001">
+      <w:start w:val="1"/>
+      <w:numFmt w:val="bullet"/>
+      <w:lvlText w:val=""/>
+      <w:lvlJc w:val="left"/>
+      <w:pPr>
+        <w:ind w:left="720" w:hanging="360"/>
+      </w:pPr>
+      <w:rPr>
+        <w:rFonts w:ascii="Symbol" w:hAnsi="Symbol" w:hint="default"/>
+      </w:rPr>
+    </w:lvl>
+    <w:lvl w:ilvl="1" w:tplc="08090003" w:tentative="1">
+      <w:start w:val="1"/>
+      <w:numFmt w:val="bullet"/>
+      <w:lvlText w:val="o"/>
+      <w:lvlJc w:val="left"/>
+      <w:pPr>
+        <w:ind w:left="1440" w:hanging="360"/>
+      </w:pPr>
+      <w:rPr>
+        <w:rFonts w:ascii="Courier New" w:hAnsi="Courier New" w:cs="Courier New" w:hint="default"/>
+      </w:rPr>
+    </w:lvl>
+    <w:lvl w:ilvl="2" w:tplc="08090005" w:tentative="1">
+      <w:start w:val="1"/>
+      <w:numFmt w:val="bullet"/>
+      <w:lvlText w:val=""/>
+      <w:lvlJc w:val="left"/>
+      <w:pPr>
+        <w:ind w:left="2160" w:hanging="360"/>
+      </w:pPr>
+      <w:rPr>
+        <w:rFonts w:ascii="Wingdings" w:hAnsi="Wingdings" w:hint="default"/>
+      </w:rPr>
+    </w:lvl>
+    <w:lvl w:ilvl="3" w:tplc="08090001" w:tentative="1">
+      <w:start w:val="1"/>
+      <w:numFmt w:val="bullet"/>
+      <w:lvlText w:val=""/>
+      <w:lvlJc w:val="left"/>
+      <w:pPr>
+        <w:ind w:left="2880" w:hanging="360"/>
+      </w:pPr>
+      <w:rPr>
+        <w:rFonts w:ascii="Symbol" w:hAnsi="Symbol" w:hint="default"/>
+      </w:rPr>
+    </w:lvl>
+    <w:lvl w:ilvl="4" w:tplc="08090003" w:tentative="1">
+      <w:start w:val="1"/>
+      <w:numFmt w:val="bullet"/>
+      <w:lvlText w:val="o"/>
+      <w:lvlJc w:val="left"/>
+      <w:pPr>
+        <w:ind w:left="3600" w:hanging="360"/>
+      </w:pPr>
+      <w:rPr>
+        <w:rFonts w:ascii="Courier New" w:hAnsi="Courier New" w:cs="Courier New" w:hint="default"/>
+      </w:rPr>
+    </w:lvl>
+    <w:lvl w:ilvl="5" w:tplc="08090005" w:tentative="1">
+      <w:start w:val="1"/>
+      <w:numFmt w:val="bullet"/>
+      <w:lvlText w:val=""/>
+      <w:lvlJc w:val="left"/>
+      <w:pPr>
+        <w:ind w:left="4320" w:hanging="360"/>
+      </w:pPr>
+      <w:rPr>
+        <w:rFonts w:ascii="Wingdings" w:hAnsi="Wingdings" w:hint="default"/>
+      </w:rPr>
+    </w:lvl>
+    <w:lvl w:ilvl="6" w:tplc="08090001" w:tentative="1">
+      <w:start w:val="1"/>
+      <w:numFmt w:val="bullet"/>
+      <w:lvlText w:val=""/>
+      <w:lvlJc w:val="left"/>
+      <w:pPr>
+        <w:ind w:left="5040" w:hanging="360"/>
+      </w:pPr>
+      <w:rPr>
+        <w:rFonts w:ascii="Symbol" w:hAnsi="Symbol" w:hint="default"/>
+      </w:rPr>
+    </w:lvl>
+    <w:lvl w:ilvl="7" w:tplc="08090003" w:tentative="1">
+      <w:start w:val="1"/>
+      <w:numFmt w:val="bullet"/>
+      <w:lvlText w:val="o"/>
+      <w:lvlJc w:val="left"/>
+      <w:pPr>
+        <w:ind w:left="5760" w:hanging="360"/>
+      </w:pPr>
+      <w:rPr>
+        <w:rFonts w:ascii="Courier New" w:hAnsi="Courier New" w:cs="Courier New" w:hint="default"/>
+      </w:rPr>
+    </w:lvl>
+    <w:lvl w:ilvl="8" w:tplc="08090005" w:tentative="1">
+      <w:start w:val="1"/>
+      <w:numFmt w:val="bullet"/>
+      <w:lvlText w:val=""/>
+      <w:lvlJc w:val="left"/>
+      <w:pPr>
+        <w:ind w:left="6480" w:hanging="360"/>
+      </w:pPr>
+      <w:rPr>
+        <w:rFonts w:ascii="Wingdings" w:hAnsi="Wingdings" w:hint="default"/>
+      </w:rPr>
+    </w:lvl>
+  </w:abstractNum>
+  <w:abstractNum w:abstractNumId="21" w15:restartNumberingAfterBreak="0">
     <w:nsid w:val="64A277F6"/>
     <w:multiLevelType w:val="hybridMultilevel"/>
     <w:tmpl w:val="CF08F8FC"/>
@@ -6634,7 +11492,7 @@
       </w:rPr>
     </w:lvl>
   </w:abstractNum>
-  <w:abstractNum w:abstractNumId="19" w15:restartNumberingAfterBreak="0">
+  <w:abstractNum w:abstractNumId="22" w15:restartNumberingAfterBreak="0">
     <w:nsid w:val="65372B50"/>
     <w:multiLevelType w:val="hybridMultilevel"/>
     <w:tmpl w:val="A5D0BCB4"/>
@@ -6747,7 +11605,7 @@
       </w:rPr>
     </w:lvl>
   </w:abstractNum>
-  <w:abstractNum w:abstractNumId="20" w15:restartNumberingAfterBreak="0">
+  <w:abstractNum w:abstractNumId="23" w15:restartNumberingAfterBreak="0">
     <w:nsid w:val="66853EE5"/>
     <w:multiLevelType w:val="hybridMultilevel"/>
     <w:tmpl w:val="4D5E9B4C"/>
@@ -6860,7 +11718,7 @@
       </w:rPr>
     </w:lvl>
   </w:abstractNum>
-  <w:abstractNum w:abstractNumId="21" w15:restartNumberingAfterBreak="0">
+  <w:abstractNum w:abstractNumId="24" w15:restartNumberingAfterBreak="0">
     <w:nsid w:val="6CF67332"/>
     <w:multiLevelType w:val="hybridMultilevel"/>
     <w:tmpl w:val="15D26062"/>
@@ -6973,7 +11831,7 @@
       </w:rPr>
     </w:lvl>
   </w:abstractNum>
-  <w:abstractNum w:abstractNumId="22" w15:restartNumberingAfterBreak="0">
+  <w:abstractNum w:abstractNumId="25" w15:restartNumberingAfterBreak="0">
     <w:nsid w:val="72BF56A5"/>
     <w:multiLevelType w:val="hybridMultilevel"/>
     <w:tmpl w:val="6414DF92"/>
@@ -7086,7 +11944,7 @@
       </w:rPr>
     </w:lvl>
   </w:abstractNum>
-  <w:abstractNum w:abstractNumId="23" w15:restartNumberingAfterBreak="0">
+  <w:abstractNum w:abstractNumId="26" w15:restartNumberingAfterBreak="0">
     <w:nsid w:val="73F54C62"/>
     <w:multiLevelType w:val="hybridMultilevel"/>
     <w:tmpl w:val="452E45BE"/>
@@ -7199,7 +12057,7 @@
       </w:rPr>
     </w:lvl>
   </w:abstractNum>
-  <w:abstractNum w:abstractNumId="24" w15:restartNumberingAfterBreak="0">
+  <w:abstractNum w:abstractNumId="27" w15:restartNumberingAfterBreak="0">
     <w:nsid w:val="78897B67"/>
     <w:multiLevelType w:val="hybridMultilevel"/>
     <w:tmpl w:val="F294998A"/>
@@ -7313,79 +12171,88 @@
     </w:lvl>
   </w:abstractNum>
   <w:num w:numId="1" w16cid:durableId="462424099">
-    <w:abstractNumId w:val="5"/>
+    <w:abstractNumId w:val="6"/>
   </w:num>
   <w:num w:numId="2" w16cid:durableId="66656716">
-    <w:abstractNumId w:val="16"/>
+    <w:abstractNumId w:val="18"/>
   </w:num>
   <w:num w:numId="3" w16cid:durableId="563757068">
-    <w:abstractNumId w:val="11"/>
+    <w:abstractNumId w:val="12"/>
   </w:num>
   <w:num w:numId="4" w16cid:durableId="974142181">
-    <w:abstractNumId w:val="7"/>
+    <w:abstractNumId w:val="8"/>
   </w:num>
   <w:num w:numId="5" w16cid:durableId="441608467">
-    <w:abstractNumId w:val="12"/>
+    <w:abstractNumId w:val="14"/>
   </w:num>
   <w:num w:numId="6" w16cid:durableId="725301159">
-    <w:abstractNumId w:val="15"/>
+    <w:abstractNumId w:val="17"/>
   </w:num>
   <w:num w:numId="7" w16cid:durableId="168567467">
-    <w:abstractNumId w:val="6"/>
+    <w:abstractNumId w:val="7"/>
   </w:num>
   <w:num w:numId="8" w16cid:durableId="1393697520">
     <w:abstractNumId w:val="1"/>
   </w:num>
   <w:num w:numId="9" w16cid:durableId="1596590402">
-    <w:abstractNumId w:val="14"/>
+    <w:abstractNumId w:val="16"/>
   </w:num>
   <w:num w:numId="10" w16cid:durableId="567612666">
-    <w:abstractNumId w:val="23"/>
+    <w:abstractNumId w:val="26"/>
   </w:num>
   <w:num w:numId="11" w16cid:durableId="2008900165">
-    <w:abstractNumId w:val="13"/>
+    <w:abstractNumId w:val="15"/>
   </w:num>
   <w:num w:numId="12" w16cid:durableId="426076297">
-    <w:abstractNumId w:val="3"/>
+    <w:abstractNumId w:val="4"/>
   </w:num>
   <w:num w:numId="13" w16cid:durableId="1461724788">
-    <w:abstractNumId w:val="18"/>
+    <w:abstractNumId w:val="21"/>
   </w:num>
   <w:num w:numId="14" w16cid:durableId="1067998567">
+    <w:abstractNumId w:val="25"/>
+  </w:num>
+  <w:num w:numId="15" w16cid:durableId="268511707">
+    <w:abstractNumId w:val="27"/>
+  </w:num>
+  <w:num w:numId="16" w16cid:durableId="1097015855">
+    <w:abstractNumId w:val="5"/>
+  </w:num>
+  <w:num w:numId="17" w16cid:durableId="253899890">
+    <w:abstractNumId w:val="9"/>
+  </w:num>
+  <w:num w:numId="18" w16cid:durableId="799955774">
+    <w:abstractNumId w:val="11"/>
+  </w:num>
+  <w:num w:numId="19" w16cid:durableId="68580028">
     <w:abstractNumId w:val="22"/>
   </w:num>
-  <w:num w:numId="15" w16cid:durableId="268511707">
-    <w:abstractNumId w:val="24"/>
-  </w:num>
-  <w:num w:numId="16" w16cid:durableId="1097015855">
-    <w:abstractNumId w:val="4"/>
-  </w:num>
-  <w:num w:numId="17" w16cid:durableId="253899890">
-    <w:abstractNumId w:val="8"/>
-  </w:num>
-  <w:num w:numId="18" w16cid:durableId="799955774">
-    <w:abstractNumId w:val="10"/>
-  </w:num>
-  <w:num w:numId="19" w16cid:durableId="68580028">
-    <w:abstractNumId w:val="19"/>
-  </w:num>
   <w:num w:numId="20" w16cid:durableId="419300408">
-    <w:abstractNumId w:val="2"/>
+    <w:abstractNumId w:val="3"/>
   </w:num>
   <w:num w:numId="21" w16cid:durableId="1882325798">
     <w:abstractNumId w:val="0"/>
   </w:num>
   <w:num w:numId="22" w16cid:durableId="149565735">
-    <w:abstractNumId w:val="21"/>
+    <w:abstractNumId w:val="24"/>
   </w:num>
   <w:num w:numId="23" w16cid:durableId="157112206">
-    <w:abstractNumId w:val="9"/>
+    <w:abstractNumId w:val="10"/>
   </w:num>
   <w:num w:numId="24" w16cid:durableId="1842545179">
+    <w:abstractNumId w:val="23"/>
+  </w:num>
+  <w:num w:numId="25" w16cid:durableId="815031544">
+    <w:abstractNumId w:val="19"/>
+  </w:num>
+  <w:num w:numId="26" w16cid:durableId="96827534">
+    <w:abstractNumId w:val="13"/>
+  </w:num>
+  <w:num w:numId="27" w16cid:durableId="1820220767">
     <w:abstractNumId w:val="20"/>
   </w:num>
-  <w:num w:numId="25" w16cid:durableId="815031544">
-    <w:abstractNumId w:val="17"/>
+  <w:num w:numId="28" w16cid:durableId="1733306413">
+    <w:abstractNumId w:val="2"/>
   </w:num>
 </w:numbering>
 </file>
@@ -7996,6 +12863,7 @@
   <w:style w:type="character" w:default="1" w:styleId="Carpredefinitoparagrafo">
     <w:name w:val="Default Paragraph Font"/>
     <w:uiPriority w:val="1"/>
+    <w:semiHidden/>
     <w:unhideWhenUsed/>
   </w:style>
   <w:style w:type="table" w:default="1" w:styleId="Tabellanormale">

--- a/Prompt/Prompt_PMAPP3.docx
+++ b/Prompt/Prompt_PMAPP3.docx
@@ -6,13 +6,8 @@
       <w:pPr>
         <w:pStyle w:val="Titolo1"/>
       </w:pPr>
-      <w:proofErr w:type="spellStart"/>
       <w:r>
-        <w:t>PMApp</w:t>
-      </w:r>
-      <w:proofErr w:type="spellEnd"/>
-      <w:r>
-        <w:t xml:space="preserve"> v1</w:t>
+        <w:t>PMApp v1</w:t>
       </w:r>
     </w:p>
     <w:p>
@@ -20,31 +15,7 @@
         <w:jc w:val="both"/>
       </w:pPr>
       <w:r>
-        <w:t>Agisci come un programmatore esperto per sviluppare al posto mio questa app web-</w:t>
-      </w:r>
-      <w:proofErr w:type="spellStart"/>
-      <w:r>
-        <w:t>based</w:t>
-      </w:r>
-      <w:proofErr w:type="spellEnd"/>
-      <w:r>
-        <w:t xml:space="preserve">, io non so programmare </w:t>
-      </w:r>
-      <w:proofErr w:type="gramStart"/>
-      <w:r>
-        <w:t>ne</w:t>
-      </w:r>
-      <w:proofErr w:type="gramEnd"/>
-      <w:r>
-        <w:t xml:space="preserve"> gestire i database quindi devi fare tutto tu oppure spiegarmi cosa devo fare nel dettaglio. L’app deve essere veloce, leggera, semplice da usare. Si chiama “</w:t>
-      </w:r>
-      <w:proofErr w:type="spellStart"/>
-      <w:r>
-        <w:t>PMApp</w:t>
-      </w:r>
-      <w:proofErr w:type="spellEnd"/>
-      <w:r>
-        <w:t>” e serve per gestire i pazienti all’interno dei PMA (posti medici avanzati) durante i grandi eventi. Quindi oltre ad agire come programmatore immergiti nel ruolo delle figure professionali che lavoreranno con questa app su più dispositivi, è fondamentale quindi che l’app e il DB siano scritti per essere complianti con la necessità di avere aperto lo stesso paziente su più pc da più utenti senza sovrascrivere i dati che non è necessario siano toccati.</w:t>
+        <w:t>Agisci come un programmatore esperto per sviluppare al posto mio questa app web-based, io non so programmare ne gestire i database quindi devi fare tutto tu oppure spiegarmi cosa devo fare nel dettaglio. L’app deve essere veloce, leggera, semplice da usare. Si chiama “PMApp” e serve per gestire i pazienti all’interno dei PMA (posti medici avanzati) durante i grandi eventi. Quindi oltre ad agire come programmatore immergiti nel ruolo delle figure professionali che lavoreranno con questa app su più dispositivi, è fondamentale quindi che l’app e il DB siano scritti per essere complianti con la necessità di avere aperto lo stesso paziente su più pc da più utenti senza sovrascrivere i dati che non è necessario siano toccati.</w:t>
       </w:r>
     </w:p>
     <w:p>
@@ -74,23 +45,7 @@
         <w:jc w:val="both"/>
       </w:pPr>
       <w:r>
-        <w:t xml:space="preserve">È il singolo grande evento, ogni manifestazione è indipendente dalle altre ed è quindi un “mini mondo” a </w:t>
-      </w:r>
-      <w:proofErr w:type="gramStart"/>
-      <w:r>
-        <w:t>se</w:t>
-      </w:r>
-      <w:proofErr w:type="gramEnd"/>
-      <w:r>
-        <w:t xml:space="preserve"> stante. Una </w:t>
-      </w:r>
-      <w:proofErr w:type="spellStart"/>
-      <w:r>
-        <w:t>manfiestazione</w:t>
-      </w:r>
-      <w:proofErr w:type="spellEnd"/>
-      <w:r>
-        <w:t xml:space="preserve"> può avere più di un PMA.</w:t>
+        <w:t>È il singolo grande evento, ogni manifestazione è indipendente dalle altre ed è quindi un “mini mondo” a se stante. Una manfiestazione può avere più di un PMA.</w:t>
       </w:r>
     </w:p>
     <w:p>
@@ -135,15 +90,7 @@
         <w:jc w:val="both"/>
       </w:pPr>
       <w:r>
-        <w:t xml:space="preserve">Stato = APERTA o CHIUSA. Se chiusa tutti i dati relativi (PMA, pazienti, </w:t>
-      </w:r>
-      <w:proofErr w:type="spellStart"/>
-      <w:r>
-        <w:t>etc</w:t>
-      </w:r>
-      <w:proofErr w:type="spellEnd"/>
-      <w:r>
-        <w:t>) possono essere visti ma non modificati.</w:t>
+        <w:t>Stato = APERTA o CHIUSA. Se chiusa tutti i dati relativi (PMA, pazienti, etc) possono essere visti ma non modificati.</w:t>
       </w:r>
     </w:p>
     <w:p>
@@ -188,13 +135,8 @@
         <w:spacing w:after="0"/>
         <w:jc w:val="both"/>
       </w:pPr>
-      <w:proofErr w:type="spellStart"/>
       <w:r>
-        <w:t>Nome_manifestazione</w:t>
-      </w:r>
-      <w:proofErr w:type="spellEnd"/>
-      <w:r>
-        <w:t xml:space="preserve"> = acquisito dalla manifestazione a cui è associato</w:t>
+        <w:t>Nome_manifestazione = acquisito dalla manifestazione a cui è associato</w:t>
       </w:r>
     </w:p>
     <w:p>
@@ -235,13 +177,8 @@
         <w:spacing w:after="0"/>
         <w:jc w:val="both"/>
       </w:pPr>
-      <w:proofErr w:type="spellStart"/>
       <w:r>
-        <w:t>Impostazioni_PMA</w:t>
-      </w:r>
-      <w:proofErr w:type="spellEnd"/>
-      <w:r>
-        <w:t xml:space="preserve"> = sono specifiche per il singolo PMA</w:t>
+        <w:t>Impostazioni_PMA = sono specifiche per il singolo PMA</w:t>
       </w:r>
     </w:p>
     <w:p>
@@ -288,13 +225,8 @@
               <w:jc w:val="both"/>
             </w:pPr>
             <w:r>
-              <w:t xml:space="preserve">Nome </w:t>
-            </w:r>
-            <w:proofErr w:type="spellStart"/>
-            <w:r>
-              <w:t>rank</w:t>
-            </w:r>
-            <w:proofErr w:type="spellEnd"/>
+              <w:t>Nome rank</w:t>
+            </w:r>
           </w:p>
         </w:tc>
         <w:tc>
@@ -333,11 +265,9 @@
             <w:pPr>
               <w:jc w:val="both"/>
             </w:pPr>
-            <w:proofErr w:type="spellStart"/>
             <w:r>
               <w:t>Superadmin</w:t>
             </w:r>
-            <w:proofErr w:type="spellEnd"/>
           </w:p>
         </w:tc>
         <w:tc>
@@ -388,21 +318,8 @@
               <w:jc w:val="both"/>
             </w:pPr>
             <w:r>
-              <w:t xml:space="preserve">Utente admin di una singola manifestazione, viene creato in automatico con la creazione di una manifestazione con user </w:t>
-            </w:r>
-            <w:proofErr w:type="spellStart"/>
-            <w:r>
-              <w:t>admin_nomemanifestazione</w:t>
-            </w:r>
-            <w:proofErr w:type="spellEnd"/>
-            <w:r>
-              <w:t xml:space="preserve"> e password </w:t>
-            </w:r>
-            <w:proofErr w:type="spellStart"/>
-            <w:r>
-              <w:t>password_nomemanifestazione</w:t>
-            </w:r>
-            <w:proofErr w:type="spellEnd"/>
+              <w:t>Utente admin di una singola manifestazione, viene creato in automatico con la creazione di una manifestazione con user admin_nomemanifestazione e password password_nomemanifestazione</w:t>
+            </w:r>
           </w:p>
         </w:tc>
         <w:tc>
@@ -662,13 +579,8 @@
               </w:numPr>
             </w:pPr>
             <w:r>
-              <w:t xml:space="preserve">Elenco manifestazioni CHIUSE visibile solo se utente </w:t>
-            </w:r>
-            <w:proofErr w:type="spellStart"/>
-            <w:r>
-              <w:t>superadmin</w:t>
-            </w:r>
-            <w:proofErr w:type="spellEnd"/>
+              <w:t>Elenco manifestazioni CHIUSE visibile solo se utente superadmin</w:t>
+            </w:r>
           </w:p>
           <w:p>
             <w:pPr>
@@ -679,13 +591,8 @@
               </w:numPr>
             </w:pPr>
             <w:r>
-              <w:t xml:space="preserve">Pulsante per creare nuova manifestazione se utente </w:t>
-            </w:r>
-            <w:proofErr w:type="spellStart"/>
-            <w:r>
-              <w:t>superadmin</w:t>
-            </w:r>
-            <w:proofErr w:type="spellEnd"/>
+              <w:t>Pulsante per creare nuova manifestazione se utente superadmin</w:t>
+            </w:r>
           </w:p>
         </w:tc>
       </w:tr>
@@ -761,11 +668,9 @@
             <w:tcW w:w="4508" w:type="dxa"/>
           </w:tcPr>
           <w:p>
-            <w:proofErr w:type="spellStart"/>
             <w:r>
               <w:t>Impostazioni_PMA</w:t>
             </w:r>
-            <w:proofErr w:type="spellEnd"/>
           </w:p>
         </w:tc>
         <w:tc>
@@ -790,14 +695,9 @@
       <w:pPr>
         <w:pStyle w:val="Titolo1"/>
       </w:pPr>
-      <w:proofErr w:type="spellStart"/>
       <w:r>
         <w:lastRenderedPageBreak/>
-        <w:t>PMApp</w:t>
-      </w:r>
-      <w:proofErr w:type="spellEnd"/>
-      <w:r>
-        <w:t xml:space="preserve"> v2</w:t>
+        <w:t>PMApp v2</w:t>
       </w:r>
     </w:p>
     <w:p>
@@ -990,13 +890,8 @@
             <w:pPr>
               <w:jc w:val="both"/>
             </w:pPr>
-            <w:proofErr w:type="spellStart"/>
-            <w:r>
-              <w:t>P_contatore</w:t>
-            </w:r>
-            <w:proofErr w:type="spellEnd"/>
-            <w:r>
-              <w:t xml:space="preserve"> progressivo, questo diventa l’ID che tutti vedono</w:t>
+            <w:r>
+              <w:t>P_contatore progressivo, questo diventa l’ID che tutti vedono</w:t>
             </w:r>
           </w:p>
         </w:tc>
@@ -1037,15 +932,7 @@
               <w:jc w:val="both"/>
             </w:pPr>
             <w:r>
-              <w:t xml:space="preserve">Data e ora con </w:t>
-            </w:r>
-            <w:proofErr w:type="spellStart"/>
-            <w:r>
-              <w:t>timestamp</w:t>
-            </w:r>
-            <w:proofErr w:type="spellEnd"/>
-            <w:r>
-              <w:t xml:space="preserve"> automatico ma modificabile</w:t>
+              <w:t>Data e ora con timestamp automatico ma modificabile</w:t>
             </w:r>
           </w:p>
         </w:tc>
@@ -1100,11 +987,9 @@
               </w:numPr>
               <w:jc w:val="both"/>
             </w:pPr>
-            <w:proofErr w:type="spellStart"/>
             <w:r>
               <w:t>Autopresentato</w:t>
             </w:r>
-            <w:proofErr w:type="spellEnd"/>
           </w:p>
         </w:tc>
         <w:tc>
@@ -1131,13 +1016,8 @@
               <w:jc w:val="both"/>
             </w:pPr>
             <w:r>
-              <w:t xml:space="preserve">Breve </w:t>
-            </w:r>
-            <w:proofErr w:type="spellStart"/>
-            <w:r>
-              <w:t>desrizione</w:t>
-            </w:r>
-            <w:proofErr w:type="spellEnd"/>
+              <w:t>Breve desrizione</w:t>
+            </w:r>
           </w:p>
         </w:tc>
         <w:tc>
@@ -1241,15 +1121,7 @@
               <w:jc w:val="both"/>
             </w:pPr>
             <w:r>
-              <w:t xml:space="preserve">Solo se </w:t>
-            </w:r>
-            <w:proofErr w:type="spellStart"/>
-            <w:r>
-              <w:t>rank</w:t>
-            </w:r>
-            <w:proofErr w:type="spellEnd"/>
-            <w:r>
-              <w:t xml:space="preserve"> utente che crea la scheda è CENTRALE</w:t>
+              <w:t>Solo se rank utente che crea la scheda è CENTRALE</w:t>
             </w:r>
           </w:p>
         </w:tc>
@@ -1290,15 +1162,7 @@
               <w:jc w:val="both"/>
             </w:pPr>
             <w:r>
-              <w:t xml:space="preserve">Solo se </w:t>
-            </w:r>
-            <w:proofErr w:type="spellStart"/>
-            <w:r>
-              <w:t>rank</w:t>
-            </w:r>
-            <w:proofErr w:type="spellEnd"/>
-            <w:r>
-              <w:t xml:space="preserve"> utente che crea la scheda è CENTRALE</w:t>
+              <w:t>Solo se rank utente che crea la scheda è CENTRALE</w:t>
             </w:r>
           </w:p>
         </w:tc>
@@ -1342,15 +1206,7 @@
               <w:jc w:val="both"/>
             </w:pPr>
             <w:r>
-              <w:t xml:space="preserve">Solo se </w:t>
-            </w:r>
-            <w:proofErr w:type="spellStart"/>
-            <w:r>
-              <w:t>rank</w:t>
-            </w:r>
-            <w:proofErr w:type="spellEnd"/>
-            <w:r>
-              <w:t xml:space="preserve"> utente che crea la scheda è CENTRALE</w:t>
+              <w:t>Solo se rank utente che crea la scheda è CENTRALE</w:t>
             </w:r>
           </w:p>
         </w:tc>
@@ -1434,13 +1290,8 @@
               </w:numPr>
               <w:jc w:val="both"/>
             </w:pPr>
-            <w:proofErr w:type="spellStart"/>
-            <w:r>
-              <w:t>Note_errore</w:t>
-            </w:r>
-            <w:proofErr w:type="spellEnd"/>
-            <w:r>
-              <w:t xml:space="preserve"> = testo breve obbligatorio richiesto se STATO = errore prima di settare la scheda paziente su CHIUSO</w:t>
+            <w:r>
+              <w:t>Note_errore = testo breve obbligatorio richiesto se STATO = errore prima di settare la scheda paziente su CHIUSO</w:t>
             </w:r>
           </w:p>
           <w:p>
@@ -1778,11 +1629,9 @@
             <w:pPr>
               <w:jc w:val="both"/>
             </w:pPr>
-            <w:proofErr w:type="gramStart"/>
             <w:r>
               <w:t>Email</w:t>
             </w:r>
-            <w:proofErr w:type="gramEnd"/>
           </w:p>
         </w:tc>
         <w:tc>
@@ -1793,11 +1642,9 @@
             <w:pPr>
               <w:jc w:val="both"/>
             </w:pPr>
-            <w:proofErr w:type="gramStart"/>
             <w:r>
               <w:t>Email</w:t>
             </w:r>
-            <w:proofErr w:type="gramEnd"/>
           </w:p>
         </w:tc>
         <w:tc>
@@ -2066,23 +1913,7 @@
           </w:tcPr>
           <w:p>
             <w:r>
-              <w:t xml:space="preserve">Crea “un blocco” di parametri vitali con il pulsante “Aggiungi parametri”. Ogni paziente può avere più rilevazioni, ognuna con </w:t>
-            </w:r>
-            <w:proofErr w:type="spellStart"/>
-            <w:r>
-              <w:t>timestamp</w:t>
-            </w:r>
-            <w:proofErr w:type="spellEnd"/>
-            <w:r>
-              <w:t xml:space="preserve"> di </w:t>
-            </w:r>
-            <w:proofErr w:type="spellStart"/>
-            <w:r>
-              <w:t>data_ora</w:t>
-            </w:r>
-            <w:proofErr w:type="spellEnd"/>
-            <w:r>
-              <w:t xml:space="preserve"> (modificabile) e utente che l’ha effettuata. I vari “blocchi” vanno mostrati in ordine cronologico.</w:t>
+              <w:t>Crea “un blocco” di parametri vitali con il pulsante “Aggiungi parametri”. Ogni paziente può avere più rilevazioni, ognuna con timestamp di data_ora (modificabile) e utente che l’ha effettuata. I vari “blocchi” vanno mostrati in ordine cronologico.</w:t>
             </w:r>
           </w:p>
           <w:p>
@@ -2165,13 +1996,8 @@
                 <w:numId w:val="9"/>
               </w:numPr>
             </w:pPr>
-            <w:proofErr w:type="spellStart"/>
-            <w:r>
-              <w:t>Padias</w:t>
-            </w:r>
-            <w:proofErr w:type="spellEnd"/>
-            <w:r>
-              <w:t xml:space="preserve"> = numero, default 80</w:t>
+            <w:r>
+              <w:t>Padias = numero, default 80</w:t>
             </w:r>
           </w:p>
           <w:p>
@@ -2195,15 +2021,7 @@
               </w:numPr>
             </w:pPr>
             <w:r>
-              <w:t xml:space="preserve">NRS = numero da 0 a 10, </w:t>
-            </w:r>
-            <w:proofErr w:type="spellStart"/>
-            <w:r>
-              <w:t>defualt</w:t>
-            </w:r>
-            <w:proofErr w:type="spellEnd"/>
-            <w:r>
-              <w:t xml:space="preserve"> vuoto</w:t>
+              <w:t>NRS = numero da 0 a 10, defualt vuoto</w:t>
             </w:r>
           </w:p>
         </w:tc>
@@ -2231,15 +2049,7 @@
           </w:tcPr>
           <w:p>
             <w:r>
-              <w:t>Elenco scelta multipla con valori definiti in “Impostazioni” nel campo “</w:t>
-            </w:r>
-            <w:proofErr w:type="spellStart"/>
-            <w:r>
-              <w:t>Prestazioni_IMP</w:t>
-            </w:r>
-            <w:proofErr w:type="spellEnd"/>
-            <w:r>
-              <w:t>”</w:t>
+              <w:t>Elenco scelta multipla con valori definiti in “Impostazioni” nel campo “Prestazioni_IMP”</w:t>
             </w:r>
           </w:p>
         </w:tc>
@@ -2278,13 +2088,8 @@
                 <w:numId w:val="11"/>
               </w:numPr>
             </w:pPr>
-            <w:proofErr w:type="spellStart"/>
-            <w:r>
-              <w:t>Timestamp</w:t>
-            </w:r>
-            <w:proofErr w:type="spellEnd"/>
-            <w:r>
-              <w:t xml:space="preserve"> automatico data e ora ma modificabile</w:t>
+            <w:r>
+              <w:t>Timestamp automatico data e ora ma modificabile</w:t>
             </w:r>
           </w:p>
           <w:p>
@@ -2388,13 +2193,8 @@
                 <w:numId w:val="10"/>
               </w:numPr>
             </w:pPr>
-            <w:proofErr w:type="spellStart"/>
-            <w:r>
-              <w:t>Timestamp</w:t>
-            </w:r>
-            <w:proofErr w:type="spellEnd"/>
-            <w:r>
-              <w:t xml:space="preserve"> data e ora ma modificabile</w:t>
+            <w:r>
+              <w:t>Timestamp data e ora ma modificabile</w:t>
             </w:r>
           </w:p>
           <w:p>
@@ -2616,11 +2416,9 @@
             <w:tcW w:w="2122" w:type="dxa"/>
           </w:tcPr>
           <w:p>
-            <w:proofErr w:type="gramStart"/>
             <w:r>
               <w:t>Note dimissione</w:t>
             </w:r>
-            <w:proofErr w:type="gramEnd"/>
           </w:p>
         </w:tc>
         <w:tc>
@@ -2787,14 +2585,9 @@
       <w:pPr>
         <w:pStyle w:val="Titolo1"/>
       </w:pPr>
-      <w:proofErr w:type="spellStart"/>
       <w:r>
         <w:lastRenderedPageBreak/>
-        <w:t>PMApp</w:t>
-      </w:r>
-      <w:proofErr w:type="spellEnd"/>
-      <w:r>
-        <w:t xml:space="preserve"> v</w:t>
+        <w:t>PMApp v</w:t>
       </w:r>
       <w:r>
         <w:t>2.1</w:t>
@@ -2877,15 +2670,7 @@
         <w:t xml:space="preserve"> e IMP_PMA</w:t>
       </w:r>
       <w:r>
-        <w:t xml:space="preserve">: sola visione se </w:t>
-      </w:r>
-      <w:proofErr w:type="spellStart"/>
-      <w:r>
-        <w:t>rank</w:t>
-      </w:r>
-      <w:proofErr w:type="spellEnd"/>
-      <w:r>
-        <w:t xml:space="preserve"> utente è TRIAGE</w:t>
+        <w:t>: sola visione se rank utente è TRIAGE</w:t>
       </w:r>
       <w:r>
         <w:t>, tutti gli altri RANK possono modificare</w:t>
@@ -3274,23 +3059,7 @@
           </w:tcPr>
           <w:p>
             <w:r>
-              <w:t xml:space="preserve">Se </w:t>
-            </w:r>
-            <w:proofErr w:type="spellStart"/>
-            <w:r>
-              <w:t>rank</w:t>
-            </w:r>
-            <w:proofErr w:type="spellEnd"/>
-            <w:r>
-              <w:t xml:space="preserve"> CENTRALE può inserire dei numeri utili, tutti gli altri </w:t>
-            </w:r>
-            <w:proofErr w:type="spellStart"/>
-            <w:r>
-              <w:t>rank</w:t>
-            </w:r>
-            <w:proofErr w:type="spellEnd"/>
-            <w:r>
-              <w:t xml:space="preserve"> sola lettura.</w:t>
+              <w:t>Se rank CENTRALE può inserire dei numeri utili, tutti gli altri rank sola lettura.</w:t>
             </w:r>
           </w:p>
           <w:p>
@@ -3558,15 +3327,7 @@
           </w:tcPr>
           <w:p>
             <w:r>
-              <w:t xml:space="preserve">Con un tasto può cambiare lo stato paziente da “IN ARRIVO” a “IN CARICO” quando l’ambulanza è arrivata con </w:t>
-            </w:r>
-            <w:proofErr w:type="spellStart"/>
-            <w:r>
-              <w:t>timestamp</w:t>
-            </w:r>
-            <w:proofErr w:type="spellEnd"/>
-            <w:r>
-              <w:t xml:space="preserve"> automatico ma modificabile</w:t>
+              <w:t>Con un tasto può cambiare lo stato paziente da “IN ARRIVO” a “IN CARICO” quando l’ambulanza è arrivata con timestamp automatico ma modificabile</w:t>
             </w:r>
           </w:p>
         </w:tc>
@@ -3817,15 +3578,7 @@
           </w:tcPr>
           <w:p>
             <w:r>
-              <w:t xml:space="preserve">Opzioni rapide raggruppate in base a NEUROLOGICO, CUTE, TORACE, </w:t>
-            </w:r>
-            <w:proofErr w:type="spellStart"/>
-            <w:r>
-              <w:t>etc</w:t>
-            </w:r>
-            <w:proofErr w:type="spellEnd"/>
-            <w:r>
-              <w:t>…</w:t>
+              <w:t>Opzioni rapide raggruppate in base a NEUROLOGICO, CUTE, TORACE, etc…</w:t>
             </w:r>
           </w:p>
         </w:tc>
@@ -3922,15 +3675,7 @@
               </w:numPr>
             </w:pPr>
             <w:r>
-              <w:t xml:space="preserve">Crea un pulsante “Vedi dimessi” per ricercare e visualizzare un paziente dimesso se il </w:t>
-            </w:r>
-            <w:proofErr w:type="spellStart"/>
-            <w:r>
-              <w:t>rank</w:t>
-            </w:r>
-            <w:proofErr w:type="spellEnd"/>
-            <w:r>
-              <w:t xml:space="preserve"> utente è abilitato</w:t>
+              <w:t>Crea un pulsante “Vedi dimessi” per ricercare e visualizzare un paziente dimesso se il rank utente è abilitato</w:t>
             </w:r>
           </w:p>
           <w:p>
@@ -3942,15 +3687,7 @@
               </w:numPr>
             </w:pPr>
             <w:r>
-              <w:t xml:space="preserve">In fondo alla pagina inserisci un elenco degli ultimi </w:t>
-            </w:r>
-            <w:proofErr w:type="gramStart"/>
-            <w:r>
-              <w:t>10</w:t>
-            </w:r>
-            <w:proofErr w:type="gramEnd"/>
-            <w:r>
-              <w:t xml:space="preserve"> pazienti dimessi</w:t>
+              <w:t>In fondo alla pagina inserisci un elenco degli ultimi 10 pazienti dimessi</w:t>
             </w:r>
           </w:p>
           <w:p>
@@ -3977,15 +3714,7 @@
           </w:tcPr>
           <w:p>
             <w:r>
-              <w:t xml:space="preserve">Anziché dover selezionare a mano “da elenco/manuale” non si può fare che io scrivo il farmaco, l’app me lo suggerisce dall’elenco, e se non è </w:t>
-            </w:r>
-            <w:proofErr w:type="gramStart"/>
-            <w:r>
-              <w:t>presente comunque</w:t>
-            </w:r>
-            <w:proofErr w:type="gramEnd"/>
-            <w:r>
-              <w:t xml:space="preserve"> me lo fa inserire?</w:t>
+              <w:t>Anziché dover selezionare a mano “da elenco/manuale” non si può fare che io scrivo il farmaco, l’app me lo suggerisce dall’elenco, e se non è presente comunque me lo fa inserire?</w:t>
             </w:r>
           </w:p>
         </w:tc>
@@ -4033,15 +3762,7 @@
             </w:r>
             <w:r>
               <w:br/>
-              <w:t xml:space="preserve">Aggiungi in fondo un elenco degli ultimi </w:t>
-            </w:r>
-            <w:proofErr w:type="spellStart"/>
-            <w:r>
-              <w:t>deici</w:t>
-            </w:r>
-            <w:proofErr w:type="spellEnd"/>
-            <w:r>
-              <w:t xml:space="preserve"> pazienti dimessi per ogni PMA.</w:t>
+              <w:t>Aggiungi in fondo un elenco degli ultimi deici pazienti dimessi per ogni PMA.</w:t>
             </w:r>
           </w:p>
         </w:tc>
@@ -4063,15 +3784,7 @@
           </w:tcPr>
           <w:p>
             <w:r>
-              <w:t xml:space="preserve">Separa i campi </w:t>
-            </w:r>
-            <w:proofErr w:type="gramStart"/>
-            <w:r>
-              <w:t>email</w:t>
-            </w:r>
-            <w:proofErr w:type="gramEnd"/>
-            <w:r>
-              <w:t xml:space="preserve"> e telefono</w:t>
+              <w:t>Separa i campi email e telefono</w:t>
             </w:r>
           </w:p>
         </w:tc>
@@ -4166,15 +3879,7 @@
           </w:tcPr>
           <w:p>
             <w:r>
-              <w:t xml:space="preserve">Il pulsante “NUOVO PAZIENTE” genera confusione. Deve aprire un form creando in automatico </w:t>
-            </w:r>
-            <w:proofErr w:type="spellStart"/>
-            <w:r>
-              <w:t>ID_unico</w:t>
-            </w:r>
-            <w:proofErr w:type="spellEnd"/>
-            <w:r>
-              <w:t xml:space="preserve"> e ID paziente progressivo portando poi alla schermata “generali” di quel paziente. Hai creato una sezione “nuova scheda” che non ha senso perché mi chiede dati che poi devo ripetere. Considera “generali” come il form di partenza per creare il paziente.</w:t>
+              <w:t>Il pulsante “NUOVO PAZIENTE” genera confusione. Deve aprire un form creando in automatico ID_unico e ID paziente progressivo portando poi alla schermata “generali” di quel paziente. Hai creato una sezione “nuova scheda” che non ha senso perché mi chiede dati che poi devo ripetere. Considera “generali” come il form di partenza per creare il paziente.</w:t>
             </w:r>
           </w:p>
           <w:p>
@@ -4256,15 +3961,7 @@
         <w:jc w:val="both"/>
       </w:pPr>
       <w:r>
-        <w:t xml:space="preserve">Ora la parte difficile. Per ogni scheda paziente chiusa l’app deve permettermi di generare e stampare un PDF che contenga l’intera scheda paziente ottimizzata per risparmiare spazio ma con tutti i campi ben visibili. Creala te e poi crea un .md o altro per </w:t>
-      </w:r>
-      <w:proofErr w:type="spellStart"/>
-      <w:r>
-        <w:t>cursor</w:t>
-      </w:r>
-      <w:proofErr w:type="spellEnd"/>
-      <w:r>
-        <w:t xml:space="preserve"> per fargliela implementare.</w:t>
+        <w:t>Ora la parte difficile. Per ogni scheda paziente chiusa l’app deve permettermi di generare e stampare un PDF che contenga l’intera scheda paziente ottimizzata per risparmiare spazio ma con tutti i campi ben visibili. Creala te e poi crea un .md o altro per cursor per fargliela implementare.</w:t>
       </w:r>
     </w:p>
     <w:p>
@@ -4272,23 +3969,7 @@
         <w:jc w:val="both"/>
       </w:pPr>
       <w:r>
-        <w:t xml:space="preserve">Crea un pulsante “invia via mail” che apre </w:t>
-      </w:r>
-      <w:proofErr w:type="spellStart"/>
-      <w:r>
-        <w:t>mailto</w:t>
-      </w:r>
-      <w:proofErr w:type="spellEnd"/>
-      <w:r>
-        <w:t xml:space="preserve"> all’indirizzo </w:t>
-      </w:r>
-      <w:proofErr w:type="gramStart"/>
-      <w:r>
-        <w:t>email</w:t>
-      </w:r>
-      <w:proofErr w:type="gramEnd"/>
-      <w:r>
-        <w:t xml:space="preserve"> del paziente in scheda (se non presente chiede di inserirlo) con allegato il PDF della visita. Comando utilizzabile solo se RANK è MEDICO.</w:t>
+        <w:t>Crea un pulsante “invia via mail” che apre mailto all’indirizzo email del paziente in scheda (se non presente chiede di inserirlo) con allegato il PDF della visita. Comando utilizzabile solo se RANK è MEDICO.</w:t>
       </w:r>
     </w:p>
     <w:p>
@@ -4400,15 +4081,7 @@
         </w:numPr>
       </w:pPr>
       <w:r>
-        <w:t xml:space="preserve">Quindi io voglio ad </w:t>
-      </w:r>
-      <w:proofErr w:type="spellStart"/>
-      <w:r>
-        <w:t>es</w:t>
-      </w:r>
-      <w:proofErr w:type="spellEnd"/>
-      <w:r>
-        <w:t>: TAB pazienti in ARRIVO. Accanto a “IN ARRIVO” tra parentesi il numero totale. Poi quattro pallini colorati con il numero di quanti pazienti, per quello stato, hanno quel codice colore.</w:t>
+        <w:t>Quindi io voglio ad es: TAB pazienti in ARRIVO. Accanto a “IN ARRIVO” tra parentesi il numero totale. Poi quattro pallini colorati con il numero di quanti pazienti, per quello stato, hanno quel codice colore.</w:t>
       </w:r>
     </w:p>
     <w:p>
@@ -4459,13 +4132,8 @@
         </w:numPr>
       </w:pPr>
       <w:r>
-        <w:t xml:space="preserve">Nella lista PAZIENTI IN CARICO mostra accanto al nome paziente infermiere e medico di </w:t>
+        <w:t>Nella lista PAZIENTI IN CARICO mostra accanto al nome paziente infermiere e medico di riferiment</w:t>
       </w:r>
-      <w:proofErr w:type="spellStart"/>
-      <w:r>
-        <w:t>riferiment</w:t>
-      </w:r>
-      <w:proofErr w:type="spellEnd"/>
     </w:p>
     <w:p>
       <w:pPr>
@@ -4528,10 +4196,7 @@
         <w:pStyle w:val="Titolo1"/>
       </w:pPr>
       <w:r>
-        <w:t>PMAPP V5.</w:t>
-      </w:r>
-      <w:r>
-        <w:t>4</w:t>
+        <w:t>PMAPP V5.4</w:t>
       </w:r>
     </w:p>
     <w:p>
@@ -4559,13 +4224,8 @@
         </w:numPr>
         <w:jc w:val="both"/>
       </w:pPr>
-      <w:proofErr w:type="spellStart"/>
       <w:r>
-        <w:t>ID_univoco</w:t>
-      </w:r>
-      <w:proofErr w:type="spellEnd"/>
-      <w:r>
-        <w:t xml:space="preserve"> = per il paziente, nascondilo</w:t>
+        <w:t>ID_univoco = per il paziente, nascondilo</w:t>
       </w:r>
     </w:p>
     <w:p>
@@ -4578,15 +4238,7 @@
         <w:jc w:val="both"/>
       </w:pPr>
       <w:r>
-        <w:t xml:space="preserve">Ora accesso = </w:t>
-      </w:r>
-      <w:proofErr w:type="spellStart"/>
-      <w:r>
-        <w:t>timestamp</w:t>
-      </w:r>
-      <w:proofErr w:type="spellEnd"/>
-      <w:r>
-        <w:t xml:space="preserve"> automatico ma modificabile quando si crea la nuova riga</w:t>
+        <w:t>Ora accesso = timestamp automatico ma modificabile quando si crea la nuova riga</w:t>
       </w:r>
     </w:p>
     <w:p>
@@ -4599,15 +4251,7 @@
         <w:jc w:val="both"/>
       </w:pPr>
       <w:r>
-        <w:t xml:space="preserve">Numero </w:t>
-      </w:r>
-      <w:proofErr w:type="spellStart"/>
-      <w:r>
-        <w:t>pettoralie</w:t>
-      </w:r>
-      <w:proofErr w:type="spellEnd"/>
-      <w:r>
-        <w:t xml:space="preserve"> = numero</w:t>
+        <w:t>Numero pettoralie = numero</w:t>
       </w:r>
     </w:p>
     <w:p>
@@ -4647,15 +4291,7 @@
         <w:jc w:val="both"/>
       </w:pPr>
       <w:r>
-        <w:t xml:space="preserve">Ora dimissione = </w:t>
-      </w:r>
-      <w:proofErr w:type="spellStart"/>
-      <w:r>
-        <w:t>timestamp</w:t>
-      </w:r>
-      <w:proofErr w:type="spellEnd"/>
-      <w:r>
-        <w:t xml:space="preserve"> automatico ma modificabile quando si clicca un piccolo orologio alla fine della riga appena creata</w:t>
+        <w:t>Ora dimissione = timestamp automatico ma modificabile quando si clicca un piccolo orologio alla fine della riga appena creata</w:t>
       </w:r>
     </w:p>
     <w:p>
@@ -4676,15 +4312,7 @@
         <w:jc w:val="both"/>
       </w:pPr>
       <w:r>
-        <w:t xml:space="preserve">Dashboard PMA = la sua oltre a essere incentrata su pazienti in carico prima ancora vede “Pazienti in attesa” ovvero quelli che attendono di entrare nella tenda e sopra la lista “Pazienti in arrivo” con un pulsante “ARRIVATO” che cambia lo stato paziente “IN CARICO” con un </w:t>
-      </w:r>
-      <w:proofErr w:type="spellStart"/>
-      <w:r>
-        <w:t>timestamp_data</w:t>
-      </w:r>
-      <w:proofErr w:type="spellEnd"/>
-      <w:r>
-        <w:t xml:space="preserve"> e ora arrivo (non credo esista questo campo nella scheda paziente, mettilo in GENERALI)</w:t>
+        <w:t>Dashboard PMA = la sua oltre a essere incentrata su pazienti in carico prima ancora vede “Pazienti in attesa” ovvero quelli che attendono di entrare nella tenda e sopra la lista “Pazienti in arrivo” con un pulsante “ARRIVATO” che cambia lo stato paziente “IN CARICO” con un timestamp_data e ora arrivo (non credo esista questo campo nella scheda paziente, mettilo in GENERALI)</w:t>
       </w:r>
     </w:p>
     <w:p>
@@ -4744,15 +4372,7 @@
         <w:jc w:val="both"/>
       </w:pPr>
       <w:r>
-        <w:t xml:space="preserve">Per ogni PMA crea una pagina nel menu a </w:t>
-      </w:r>
-      <w:proofErr w:type="spellStart"/>
-      <w:r>
-        <w:t>sn</w:t>
-      </w:r>
-      <w:proofErr w:type="spellEnd"/>
-      <w:r>
-        <w:t xml:space="preserve"> con il simbolo di un telefono che contiene la rubrica numeri utili visibile e modificabile da tutti</w:t>
+        <w:t>Per ogni PMA crea una pagina nel menu a sn con il simbolo di un telefono che contiene la rubrica numeri utili visibile e modificabile da tutti</w:t>
       </w:r>
     </w:p>
     <w:p>
@@ -4764,13 +4384,8 @@
         </w:numPr>
         <w:jc w:val="both"/>
       </w:pPr>
-      <w:proofErr w:type="spellStart"/>
       <w:r>
-        <w:t>ID_univoco</w:t>
-      </w:r>
-      <w:proofErr w:type="spellEnd"/>
-      <w:r>
-        <w:t xml:space="preserve"> (invisibile)</w:t>
+        <w:t>ID_univoco (invisibile)</w:t>
       </w:r>
     </w:p>
     <w:p>
@@ -4822,15 +4437,7 @@
         <w:jc w:val="both"/>
       </w:pPr>
       <w:r>
-        <w:t xml:space="preserve">Allo stesso modo per ogni PMA crea una pagina nel menu a </w:t>
-      </w:r>
-      <w:proofErr w:type="spellStart"/>
-      <w:r>
-        <w:t>sn</w:t>
-      </w:r>
-      <w:proofErr w:type="spellEnd"/>
-      <w:r>
-        <w:t xml:space="preserve"> con simbolo di un allegato per allegare file utili. DOMANDA: dove posso caricare questi file?</w:t>
+        <w:t>Allo stesso modo per ogni PMA crea una pagina nel menu a sn con simbolo di un allegato per allegare file utili. DOMANDA: dove posso caricare questi file?</w:t>
       </w:r>
     </w:p>
     <w:p>
@@ -4882,13 +4489,8 @@
         <w:jc w:val="both"/>
       </w:pPr>
       <w:r>
-        <w:t xml:space="preserve">Creare i campi </w:t>
+        <w:t>Creare i campi EO_tipo</w:t>
       </w:r>
-      <w:proofErr w:type="spellStart"/>
-      <w:r>
-        <w:t>EO_tipo</w:t>
-      </w:r>
-      <w:proofErr w:type="spellEnd"/>
     </w:p>
     <w:p>
       <w:r>
@@ -4953,7 +4555,6 @@
                 <w:szCs w:val="20"/>
               </w:rPr>
             </w:pPr>
-            <w:proofErr w:type="spellStart"/>
             <w:r>
               <w:rPr>
                 <w:sz w:val="20"/>
@@ -4961,7 +4562,6 @@
               </w:rPr>
               <w:t>Superadmin</w:t>
             </w:r>
-            <w:proofErr w:type="spellEnd"/>
           </w:p>
         </w:tc>
         <w:tc>
@@ -8307,10 +7907,7 @@
               <w:jc w:val="both"/>
             </w:pPr>
             <w:r>
-              <w:t xml:space="preserve">Impostazioni </w:t>
-            </w:r>
-            <w:r>
-              <w:t>PMA</w:t>
+              <w:t>Impostazioni PMA</w:t>
             </w:r>
           </w:p>
         </w:tc>
@@ -8827,15 +8424,7 @@
               <w:jc w:val="both"/>
             </w:pPr>
             <w:r>
-              <w:t xml:space="preserve">Scheda paziente con stato “chiuso” tab “INVIO PS” se “ESITO = </w:t>
-            </w:r>
-            <w:proofErr w:type="spellStart"/>
-            <w:r>
-              <w:t>invio_PS</w:t>
-            </w:r>
-            <w:proofErr w:type="spellEnd"/>
-            <w:r>
-              <w:t>”</w:t>
+              <w:t>Scheda paziente con stato “chiuso” tab “INVIO PS” se “ESITO = invio_PS”</w:t>
             </w:r>
           </w:p>
         </w:tc>
@@ -9040,7 +8629,184 @@
       </w:tr>
     </w:tbl>
     <w:p/>
-    <w:p/>
+    <w:p>
+      <w:r>
+        <w:br w:type="page"/>
+      </w:r>
+    </w:p>
+    <w:p>
+      <w:pPr>
+        <w:pStyle w:val="Titolo1"/>
+      </w:pPr>
+      <w:r>
+        <w:lastRenderedPageBreak/>
+        <w:t>VISTA MOBILE INFERMIERE E SOCCORRITORE</w:t>
+      </w:r>
+    </w:p>
+    <w:p>
+      <w:r>
+        <w:t>VISTA PMA</w:t>
+      </w:r>
+    </w:p>
+    <w:p>
+      <w:pPr>
+        <w:pStyle w:val="Paragrafoelenco"/>
+        <w:numPr>
+          <w:ilvl w:val="0"/>
+          <w:numId w:val="29"/>
+        </w:numPr>
+      </w:pPr>
+      <w:r>
+        <w:t>Elenco pazienti in carico stretto e adattato allo schermo, mostra solo codice triage e nome – cognome – ID paziente</w:t>
+      </w:r>
+    </w:p>
+    <w:p>
+      <w:pPr>
+        <w:pStyle w:val="Paragrafoelenco"/>
+        <w:numPr>
+          <w:ilvl w:val="0"/>
+          <w:numId w:val="29"/>
+        </w:numPr>
+      </w:pPr>
+      <w:r>
+        <w:t>Togli il logo PMA e nome dell’app</w:t>
+      </w:r>
+    </w:p>
+    <w:p>
+      <w:pPr>
+        <w:pStyle w:val="Paragrafoelenco"/>
+        <w:numPr>
+          <w:ilvl w:val="0"/>
+          <w:numId w:val="29"/>
+        </w:numPr>
+      </w:pPr>
+      <w:r>
+        <w:t>Non mostrare i pulsanti “PAZIENTI DIMESSI” e “IMPOSTAZIONI PMA”</w:t>
+      </w:r>
+    </w:p>
+    <w:p>
+      <w:pPr>
+        <w:pStyle w:val="Paragrafoelenco"/>
+        <w:numPr>
+          <w:ilvl w:val="0"/>
+          <w:numId w:val="29"/>
+        </w:numPr>
+      </w:pPr>
+      <w:r>
+        <w:t>Quando clicco sul menu laterale per aprire i comandi rendilo il più stretto possibile</w:t>
+      </w:r>
+    </w:p>
+    <w:p>
+      <w:r>
+        <w:t>SCHEDA PAZIENTE</w:t>
+      </w:r>
+    </w:p>
+    <w:p>
+      <w:pPr>
+        <w:pStyle w:val="Paragrafoelenco"/>
+        <w:numPr>
+          <w:ilvl w:val="0"/>
+          <w:numId w:val="30"/>
+        </w:numPr>
+      </w:pPr>
+      <w:r>
+        <w:t>TAB GENERALE = tutto ok. Questa deve essere il tuo riferimento</w:t>
+      </w:r>
+    </w:p>
+    <w:p>
+      <w:pPr>
+        <w:pStyle w:val="Paragrafoelenco"/>
+        <w:numPr>
+          <w:ilvl w:val="0"/>
+          <w:numId w:val="30"/>
+        </w:numPr>
+      </w:pPr>
+      <w:r>
+        <w:t>TAB ANAGRAFICA = tutto ok</w:t>
+      </w:r>
+    </w:p>
+    <w:p>
+      <w:pPr>
+        <w:pStyle w:val="Paragrafoelenco"/>
+        <w:numPr>
+          <w:ilvl w:val="0"/>
+          <w:numId w:val="30"/>
+        </w:numPr>
+      </w:pPr>
+      <w:r>
+        <w:t>TAB CARTELLA CLINICA</w:t>
+      </w:r>
+    </w:p>
+    <w:p>
+      <w:pPr>
+        <w:pStyle w:val="Paragrafoelenco"/>
+        <w:numPr>
+          <w:ilvl w:val="1"/>
+          <w:numId w:val="30"/>
+        </w:numPr>
+      </w:pPr>
+      <w:r>
+        <w:t>OPZIONI RAPIDE EO = crea un pulsante che le apra in popup disposte in ordine verticale</w:t>
+      </w:r>
+    </w:p>
+    <w:p>
+      <w:pPr>
+        <w:pStyle w:val="Paragrafoelenco"/>
+        <w:numPr>
+          <w:ilvl w:val="1"/>
+          <w:numId w:val="30"/>
+        </w:numPr>
+      </w:pPr>
+      <w:r>
+        <w:t>AGGIUNGI PARAMETRI = apri una finestra in popup ottimizzata per scriverli facilmente. A riguardo ti ricordo che i parametri sono TUTTI valori numerici</w:t>
+      </w:r>
+    </w:p>
+    <w:p>
+      <w:pPr>
+        <w:pStyle w:val="Paragrafoelenco"/>
+        <w:numPr>
+          <w:ilvl w:val="1"/>
+          <w:numId w:val="30"/>
+        </w:numPr>
+      </w:pPr>
+      <w:r>
+        <w:t>PRESTAZIONI = apri menu popup per selezionare le pstazioni</w:t>
+      </w:r>
+    </w:p>
+    <w:p>
+      <w:pPr>
+        <w:pStyle w:val="Paragrafoelenco"/>
+        <w:numPr>
+          <w:ilvl w:val="1"/>
+          <w:numId w:val="30"/>
+        </w:numPr>
+      </w:pPr>
+      <w:r>
+        <w:t>PULSANTE “AGGIUNGI FARMACO” = apre un popup con le informazioni del singolo farmaco e in fondo “AGGIUNGI”. Di default poi deve aprirti un nuovo popup. Se l’infermiere esce dal popup prima di aver cliccato “AGGIUNGI” il farmaco non viene salvato.</w:t>
+      </w:r>
+    </w:p>
+    <w:p>
+      <w:r>
+        <w:t>TABELLA CODICI MINORI</w:t>
+      </w:r>
+    </w:p>
+    <w:p>
+      <w:pPr>
+        <w:pStyle w:val="Paragrafoelenco"/>
+        <w:numPr>
+          <w:ilvl w:val="0"/>
+          <w:numId w:val="31"/>
+        </w:numPr>
+      </w:pPr>
+      <w:r>
+        <w:t>Ottimizzala per la vista in modo che sia larga quanto lo schermo dello smartphone, se serve quando aggiungo un paziente anche qui puoi aprire un popup con i dati disposti in colonna anziché in riga</w:t>
+      </w:r>
+    </w:p>
+    <w:p>
+      <w:pPr>
+        <w:ind w:left="1080"/>
+      </w:pPr>
+    </w:p>
     <w:p/>
     <w:sectPr>
       <w:pgSz w:w="11906" w:h="16838"/>
@@ -9507,6 +9273,119 @@
     </w:lvl>
   </w:abstractNum>
   <w:abstractNum w:abstractNumId="4" w15:restartNumberingAfterBreak="0">
+    <w:nsid w:val="1A3F1B77"/>
+    <w:multiLevelType w:val="hybridMultilevel"/>
+    <w:tmpl w:val="CACA1EA6"/>
+    <w:lvl w:ilvl="0" w:tplc="08090001">
+      <w:start w:val="1"/>
+      <w:numFmt w:val="bullet"/>
+      <w:lvlText w:val=""/>
+      <w:lvlJc w:val="left"/>
+      <w:pPr>
+        <w:ind w:left="720" w:hanging="360"/>
+      </w:pPr>
+      <w:rPr>
+        <w:rFonts w:ascii="Symbol" w:hAnsi="Symbol" w:hint="default"/>
+      </w:rPr>
+    </w:lvl>
+    <w:lvl w:ilvl="1" w:tplc="08090003" w:tentative="1">
+      <w:start w:val="1"/>
+      <w:numFmt w:val="bullet"/>
+      <w:lvlText w:val="o"/>
+      <w:lvlJc w:val="left"/>
+      <w:pPr>
+        <w:ind w:left="1440" w:hanging="360"/>
+      </w:pPr>
+      <w:rPr>
+        <w:rFonts w:ascii="Courier New" w:hAnsi="Courier New" w:cs="Courier New" w:hint="default"/>
+      </w:rPr>
+    </w:lvl>
+    <w:lvl w:ilvl="2" w:tplc="08090005" w:tentative="1">
+      <w:start w:val="1"/>
+      <w:numFmt w:val="bullet"/>
+      <w:lvlText w:val=""/>
+      <w:lvlJc w:val="left"/>
+      <w:pPr>
+        <w:ind w:left="2160" w:hanging="360"/>
+      </w:pPr>
+      <w:rPr>
+        <w:rFonts w:ascii="Wingdings" w:hAnsi="Wingdings" w:hint="default"/>
+      </w:rPr>
+    </w:lvl>
+    <w:lvl w:ilvl="3" w:tplc="08090001" w:tentative="1">
+      <w:start w:val="1"/>
+      <w:numFmt w:val="bullet"/>
+      <w:lvlText w:val=""/>
+      <w:lvlJc w:val="left"/>
+      <w:pPr>
+        <w:ind w:left="2880" w:hanging="360"/>
+      </w:pPr>
+      <w:rPr>
+        <w:rFonts w:ascii="Symbol" w:hAnsi="Symbol" w:hint="default"/>
+      </w:rPr>
+    </w:lvl>
+    <w:lvl w:ilvl="4" w:tplc="08090003" w:tentative="1">
+      <w:start w:val="1"/>
+      <w:numFmt w:val="bullet"/>
+      <w:lvlText w:val="o"/>
+      <w:lvlJc w:val="left"/>
+      <w:pPr>
+        <w:ind w:left="3600" w:hanging="360"/>
+      </w:pPr>
+      <w:rPr>
+        <w:rFonts w:ascii="Courier New" w:hAnsi="Courier New" w:cs="Courier New" w:hint="default"/>
+      </w:rPr>
+    </w:lvl>
+    <w:lvl w:ilvl="5" w:tplc="08090005" w:tentative="1">
+      <w:start w:val="1"/>
+      <w:numFmt w:val="bullet"/>
+      <w:lvlText w:val=""/>
+      <w:lvlJc w:val="left"/>
+      <w:pPr>
+        <w:ind w:left="4320" w:hanging="360"/>
+      </w:pPr>
+      <w:rPr>
+        <w:rFonts w:ascii="Wingdings" w:hAnsi="Wingdings" w:hint="default"/>
+      </w:rPr>
+    </w:lvl>
+    <w:lvl w:ilvl="6" w:tplc="08090001" w:tentative="1">
+      <w:start w:val="1"/>
+      <w:numFmt w:val="bullet"/>
+      <w:lvlText w:val=""/>
+      <w:lvlJc w:val="left"/>
+      <w:pPr>
+        <w:ind w:left="5040" w:hanging="360"/>
+      </w:pPr>
+      <w:rPr>
+        <w:rFonts w:ascii="Symbol" w:hAnsi="Symbol" w:hint="default"/>
+      </w:rPr>
+    </w:lvl>
+    <w:lvl w:ilvl="7" w:tplc="08090003" w:tentative="1">
+      <w:start w:val="1"/>
+      <w:numFmt w:val="bullet"/>
+      <w:lvlText w:val="o"/>
+      <w:lvlJc w:val="left"/>
+      <w:pPr>
+        <w:ind w:left="5760" w:hanging="360"/>
+      </w:pPr>
+      <w:rPr>
+        <w:rFonts w:ascii="Courier New" w:hAnsi="Courier New" w:cs="Courier New" w:hint="default"/>
+      </w:rPr>
+    </w:lvl>
+    <w:lvl w:ilvl="8" w:tplc="08090005" w:tentative="1">
+      <w:start w:val="1"/>
+      <w:numFmt w:val="bullet"/>
+      <w:lvlText w:val=""/>
+      <w:lvlJc w:val="left"/>
+      <w:pPr>
+        <w:ind w:left="6480" w:hanging="360"/>
+      </w:pPr>
+      <w:rPr>
+        <w:rFonts w:ascii="Wingdings" w:hAnsi="Wingdings" w:hint="default"/>
+      </w:rPr>
+    </w:lvl>
+  </w:abstractNum>
+  <w:abstractNum w:abstractNumId="5" w15:restartNumberingAfterBreak="0">
     <w:nsid w:val="1BA23DE6"/>
     <w:multiLevelType w:val="hybridMultilevel"/>
     <w:tmpl w:val="31BA268A"/>
@@ -9619,7 +9498,7 @@
       </w:rPr>
     </w:lvl>
   </w:abstractNum>
-  <w:abstractNum w:abstractNumId="5" w15:restartNumberingAfterBreak="0">
+  <w:abstractNum w:abstractNumId="6" w15:restartNumberingAfterBreak="0">
     <w:nsid w:val="1F095092"/>
     <w:multiLevelType w:val="hybridMultilevel"/>
     <w:tmpl w:val="68CCB3EC"/>
@@ -9732,7 +9611,7 @@
       </w:rPr>
     </w:lvl>
   </w:abstractNum>
-  <w:abstractNum w:abstractNumId="6" w15:restartNumberingAfterBreak="0">
+  <w:abstractNum w:abstractNumId="7" w15:restartNumberingAfterBreak="0">
     <w:nsid w:val="208542A9"/>
     <w:multiLevelType w:val="hybridMultilevel"/>
     <w:tmpl w:val="9946A350"/>
@@ -9821,7 +9700,7 @@
       </w:pPr>
     </w:lvl>
   </w:abstractNum>
-  <w:abstractNum w:abstractNumId="7" w15:restartNumberingAfterBreak="0">
+  <w:abstractNum w:abstractNumId="8" w15:restartNumberingAfterBreak="0">
     <w:nsid w:val="2106217A"/>
     <w:multiLevelType w:val="hybridMultilevel"/>
     <w:tmpl w:val="EF52DBC4"/>
@@ -9934,7 +9813,7 @@
       </w:rPr>
     </w:lvl>
   </w:abstractNum>
-  <w:abstractNum w:abstractNumId="8" w15:restartNumberingAfterBreak="0">
+  <w:abstractNum w:abstractNumId="9" w15:restartNumberingAfterBreak="0">
     <w:nsid w:val="25125FCD"/>
     <w:multiLevelType w:val="hybridMultilevel"/>
     <w:tmpl w:val="14A0A3D6"/>
@@ -10047,7 +9926,7 @@
       </w:rPr>
     </w:lvl>
   </w:abstractNum>
-  <w:abstractNum w:abstractNumId="9" w15:restartNumberingAfterBreak="0">
+  <w:abstractNum w:abstractNumId="10" w15:restartNumberingAfterBreak="0">
     <w:nsid w:val="2ADE3F7E"/>
     <w:multiLevelType w:val="hybridMultilevel"/>
     <w:tmpl w:val="07B4F03C"/>
@@ -10160,7 +10039,7 @@
       </w:rPr>
     </w:lvl>
   </w:abstractNum>
-  <w:abstractNum w:abstractNumId="10" w15:restartNumberingAfterBreak="0">
+  <w:abstractNum w:abstractNumId="11" w15:restartNumberingAfterBreak="0">
     <w:nsid w:val="2E610965"/>
     <w:multiLevelType w:val="hybridMultilevel"/>
     <w:tmpl w:val="5408488E"/>
@@ -10273,7 +10152,7 @@
       </w:rPr>
     </w:lvl>
   </w:abstractNum>
-  <w:abstractNum w:abstractNumId="11" w15:restartNumberingAfterBreak="0">
+  <w:abstractNum w:abstractNumId="12" w15:restartNumberingAfterBreak="0">
     <w:nsid w:val="32D72BD2"/>
     <w:multiLevelType w:val="hybridMultilevel"/>
     <w:tmpl w:val="9FFAD2CA"/>
@@ -10386,7 +10265,7 @@
       </w:rPr>
     </w:lvl>
   </w:abstractNum>
-  <w:abstractNum w:abstractNumId="12" w15:restartNumberingAfterBreak="0">
+  <w:abstractNum w:abstractNumId="13" w15:restartNumberingAfterBreak="0">
     <w:nsid w:val="3DA94F2B"/>
     <w:multiLevelType w:val="hybridMultilevel"/>
     <w:tmpl w:val="E5DE00C6"/>
@@ -10499,7 +10378,7 @@
       </w:rPr>
     </w:lvl>
   </w:abstractNum>
-  <w:abstractNum w:abstractNumId="13" w15:restartNumberingAfterBreak="0">
+  <w:abstractNum w:abstractNumId="14" w15:restartNumberingAfterBreak="0">
     <w:nsid w:val="3DE35F51"/>
     <w:multiLevelType w:val="hybridMultilevel"/>
     <w:tmpl w:val="EAA8E358"/>
@@ -10612,7 +10491,7 @@
       </w:rPr>
     </w:lvl>
   </w:abstractNum>
-  <w:abstractNum w:abstractNumId="14" w15:restartNumberingAfterBreak="0">
+  <w:abstractNum w:abstractNumId="15" w15:restartNumberingAfterBreak="0">
     <w:nsid w:val="3DF35990"/>
     <w:multiLevelType w:val="hybridMultilevel"/>
     <w:tmpl w:val="56AC5AAC"/>
@@ -10725,7 +10604,120 @@
       </w:rPr>
     </w:lvl>
   </w:abstractNum>
-  <w:abstractNum w:abstractNumId="15" w15:restartNumberingAfterBreak="0">
+  <w:abstractNum w:abstractNumId="16" w15:restartNumberingAfterBreak="0">
+    <w:nsid w:val="401A740C"/>
+    <w:multiLevelType w:val="hybridMultilevel"/>
+    <w:tmpl w:val="8688A686"/>
+    <w:lvl w:ilvl="0" w:tplc="08090001">
+      <w:start w:val="1"/>
+      <w:numFmt w:val="bullet"/>
+      <w:lvlText w:val=""/>
+      <w:lvlJc w:val="left"/>
+      <w:pPr>
+        <w:ind w:left="720" w:hanging="360"/>
+      </w:pPr>
+      <w:rPr>
+        <w:rFonts w:ascii="Symbol" w:hAnsi="Symbol" w:hint="default"/>
+      </w:rPr>
+    </w:lvl>
+    <w:lvl w:ilvl="1" w:tplc="08090003" w:tentative="1">
+      <w:start w:val="1"/>
+      <w:numFmt w:val="bullet"/>
+      <w:lvlText w:val="o"/>
+      <w:lvlJc w:val="left"/>
+      <w:pPr>
+        <w:ind w:left="1440" w:hanging="360"/>
+      </w:pPr>
+      <w:rPr>
+        <w:rFonts w:ascii="Courier New" w:hAnsi="Courier New" w:cs="Courier New" w:hint="default"/>
+      </w:rPr>
+    </w:lvl>
+    <w:lvl w:ilvl="2" w:tplc="08090005" w:tentative="1">
+      <w:start w:val="1"/>
+      <w:numFmt w:val="bullet"/>
+      <w:lvlText w:val=""/>
+      <w:lvlJc w:val="left"/>
+      <w:pPr>
+        <w:ind w:left="2160" w:hanging="360"/>
+      </w:pPr>
+      <w:rPr>
+        <w:rFonts w:ascii="Wingdings" w:hAnsi="Wingdings" w:hint="default"/>
+      </w:rPr>
+    </w:lvl>
+    <w:lvl w:ilvl="3" w:tplc="08090001" w:tentative="1">
+      <w:start w:val="1"/>
+      <w:numFmt w:val="bullet"/>
+      <w:lvlText w:val=""/>
+      <w:lvlJc w:val="left"/>
+      <w:pPr>
+        <w:ind w:left="2880" w:hanging="360"/>
+      </w:pPr>
+      <w:rPr>
+        <w:rFonts w:ascii="Symbol" w:hAnsi="Symbol" w:hint="default"/>
+      </w:rPr>
+    </w:lvl>
+    <w:lvl w:ilvl="4" w:tplc="08090003" w:tentative="1">
+      <w:start w:val="1"/>
+      <w:numFmt w:val="bullet"/>
+      <w:lvlText w:val="o"/>
+      <w:lvlJc w:val="left"/>
+      <w:pPr>
+        <w:ind w:left="3600" w:hanging="360"/>
+      </w:pPr>
+      <w:rPr>
+        <w:rFonts w:ascii="Courier New" w:hAnsi="Courier New" w:cs="Courier New" w:hint="default"/>
+      </w:rPr>
+    </w:lvl>
+    <w:lvl w:ilvl="5" w:tplc="08090005" w:tentative="1">
+      <w:start w:val="1"/>
+      <w:numFmt w:val="bullet"/>
+      <w:lvlText w:val=""/>
+      <w:lvlJc w:val="left"/>
+      <w:pPr>
+        <w:ind w:left="4320" w:hanging="360"/>
+      </w:pPr>
+      <w:rPr>
+        <w:rFonts w:ascii="Wingdings" w:hAnsi="Wingdings" w:hint="default"/>
+      </w:rPr>
+    </w:lvl>
+    <w:lvl w:ilvl="6" w:tplc="08090001" w:tentative="1">
+      <w:start w:val="1"/>
+      <w:numFmt w:val="bullet"/>
+      <w:lvlText w:val=""/>
+      <w:lvlJc w:val="left"/>
+      <w:pPr>
+        <w:ind w:left="5040" w:hanging="360"/>
+      </w:pPr>
+      <w:rPr>
+        <w:rFonts w:ascii="Symbol" w:hAnsi="Symbol" w:hint="default"/>
+      </w:rPr>
+    </w:lvl>
+    <w:lvl w:ilvl="7" w:tplc="08090003" w:tentative="1">
+      <w:start w:val="1"/>
+      <w:numFmt w:val="bullet"/>
+      <w:lvlText w:val="o"/>
+      <w:lvlJc w:val="left"/>
+      <w:pPr>
+        <w:ind w:left="5760" w:hanging="360"/>
+      </w:pPr>
+      <w:rPr>
+        <w:rFonts w:ascii="Courier New" w:hAnsi="Courier New" w:cs="Courier New" w:hint="default"/>
+      </w:rPr>
+    </w:lvl>
+    <w:lvl w:ilvl="8" w:tplc="08090005" w:tentative="1">
+      <w:start w:val="1"/>
+      <w:numFmt w:val="bullet"/>
+      <w:lvlText w:val=""/>
+      <w:lvlJc w:val="left"/>
+      <w:pPr>
+        <w:ind w:left="6480" w:hanging="360"/>
+      </w:pPr>
+      <w:rPr>
+        <w:rFonts w:ascii="Wingdings" w:hAnsi="Wingdings" w:hint="default"/>
+      </w:rPr>
+    </w:lvl>
+  </w:abstractNum>
+  <w:abstractNum w:abstractNumId="17" w15:restartNumberingAfterBreak="0">
     <w:nsid w:val="4312585C"/>
     <w:multiLevelType w:val="hybridMultilevel"/>
     <w:tmpl w:val="176CF99A"/>
@@ -10838,7 +10830,7 @@
       </w:rPr>
     </w:lvl>
   </w:abstractNum>
-  <w:abstractNum w:abstractNumId="16" w15:restartNumberingAfterBreak="0">
+  <w:abstractNum w:abstractNumId="18" w15:restartNumberingAfterBreak="0">
     <w:nsid w:val="49F20C77"/>
     <w:multiLevelType w:val="hybridMultilevel"/>
     <w:tmpl w:val="CB041388"/>
@@ -10951,7 +10943,7 @@
       </w:rPr>
     </w:lvl>
   </w:abstractNum>
-  <w:abstractNum w:abstractNumId="17" w15:restartNumberingAfterBreak="0">
+  <w:abstractNum w:abstractNumId="19" w15:restartNumberingAfterBreak="0">
     <w:nsid w:val="4B9670CA"/>
     <w:multiLevelType w:val="hybridMultilevel"/>
     <w:tmpl w:val="7A7A3F9E"/>
@@ -11040,7 +11032,7 @@
       </w:pPr>
     </w:lvl>
   </w:abstractNum>
-  <w:abstractNum w:abstractNumId="18" w15:restartNumberingAfterBreak="0">
+  <w:abstractNum w:abstractNumId="20" w15:restartNumberingAfterBreak="0">
     <w:nsid w:val="508B32A0"/>
     <w:multiLevelType w:val="hybridMultilevel"/>
     <w:tmpl w:val="AA76F420"/>
@@ -11153,7 +11145,7 @@
       </w:rPr>
     </w:lvl>
   </w:abstractNum>
-  <w:abstractNum w:abstractNumId="19" w15:restartNumberingAfterBreak="0">
+  <w:abstractNum w:abstractNumId="21" w15:restartNumberingAfterBreak="0">
     <w:nsid w:val="5B2D03E6"/>
     <w:multiLevelType w:val="hybridMultilevel"/>
     <w:tmpl w:val="8EB8ACF8"/>
@@ -11266,7 +11258,7 @@
       </w:rPr>
     </w:lvl>
   </w:abstractNum>
-  <w:abstractNum w:abstractNumId="20" w15:restartNumberingAfterBreak="0">
+  <w:abstractNum w:abstractNumId="22" w15:restartNumberingAfterBreak="0">
     <w:nsid w:val="5D3345E0"/>
     <w:multiLevelType w:val="hybridMultilevel"/>
     <w:tmpl w:val="D92E79B2"/>
@@ -11379,7 +11371,7 @@
       </w:rPr>
     </w:lvl>
   </w:abstractNum>
-  <w:abstractNum w:abstractNumId="21" w15:restartNumberingAfterBreak="0">
+  <w:abstractNum w:abstractNumId="23" w15:restartNumberingAfterBreak="0">
     <w:nsid w:val="64A277F6"/>
     <w:multiLevelType w:val="hybridMultilevel"/>
     <w:tmpl w:val="CF08F8FC"/>
@@ -11492,7 +11484,7 @@
       </w:rPr>
     </w:lvl>
   </w:abstractNum>
-  <w:abstractNum w:abstractNumId="22" w15:restartNumberingAfterBreak="0">
+  <w:abstractNum w:abstractNumId="24" w15:restartNumberingAfterBreak="0">
     <w:nsid w:val="65372B50"/>
     <w:multiLevelType w:val="hybridMultilevel"/>
     <w:tmpl w:val="A5D0BCB4"/>
@@ -11605,7 +11597,7 @@
       </w:rPr>
     </w:lvl>
   </w:abstractNum>
-  <w:abstractNum w:abstractNumId="23" w15:restartNumberingAfterBreak="0">
+  <w:abstractNum w:abstractNumId="25" w15:restartNumberingAfterBreak="0">
     <w:nsid w:val="66853EE5"/>
     <w:multiLevelType w:val="hybridMultilevel"/>
     <w:tmpl w:val="4D5E9B4C"/>
@@ -11718,7 +11710,7 @@
       </w:rPr>
     </w:lvl>
   </w:abstractNum>
-  <w:abstractNum w:abstractNumId="24" w15:restartNumberingAfterBreak="0">
+  <w:abstractNum w:abstractNumId="26" w15:restartNumberingAfterBreak="0">
     <w:nsid w:val="6CF67332"/>
     <w:multiLevelType w:val="hybridMultilevel"/>
     <w:tmpl w:val="15D26062"/>
@@ -11831,7 +11823,7 @@
       </w:rPr>
     </w:lvl>
   </w:abstractNum>
-  <w:abstractNum w:abstractNumId="25" w15:restartNumberingAfterBreak="0">
+  <w:abstractNum w:abstractNumId="27" w15:restartNumberingAfterBreak="0">
     <w:nsid w:val="72BF56A5"/>
     <w:multiLevelType w:val="hybridMultilevel"/>
     <w:tmpl w:val="6414DF92"/>
@@ -11944,7 +11936,7 @@
       </w:rPr>
     </w:lvl>
   </w:abstractNum>
-  <w:abstractNum w:abstractNumId="26" w15:restartNumberingAfterBreak="0">
+  <w:abstractNum w:abstractNumId="28" w15:restartNumberingAfterBreak="0">
     <w:nsid w:val="73F54C62"/>
     <w:multiLevelType w:val="hybridMultilevel"/>
     <w:tmpl w:val="452E45BE"/>
@@ -12057,7 +12049,7 @@
       </w:rPr>
     </w:lvl>
   </w:abstractNum>
-  <w:abstractNum w:abstractNumId="27" w15:restartNumberingAfterBreak="0">
+  <w:abstractNum w:abstractNumId="29" w15:restartNumberingAfterBreak="0">
     <w:nsid w:val="78897B67"/>
     <w:multiLevelType w:val="hybridMultilevel"/>
     <w:tmpl w:val="F294998A"/>
@@ -12170,62 +12162,175 @@
       </w:rPr>
     </w:lvl>
   </w:abstractNum>
+  <w:abstractNum w:abstractNumId="30" w15:restartNumberingAfterBreak="0">
+    <w:nsid w:val="794D5384"/>
+    <w:multiLevelType w:val="hybridMultilevel"/>
+    <w:tmpl w:val="8AAA2DC2"/>
+    <w:lvl w:ilvl="0" w:tplc="08090001">
+      <w:start w:val="1"/>
+      <w:numFmt w:val="bullet"/>
+      <w:lvlText w:val=""/>
+      <w:lvlJc w:val="left"/>
+      <w:pPr>
+        <w:ind w:left="720" w:hanging="360"/>
+      </w:pPr>
+      <w:rPr>
+        <w:rFonts w:ascii="Symbol" w:hAnsi="Symbol" w:hint="default"/>
+      </w:rPr>
+    </w:lvl>
+    <w:lvl w:ilvl="1" w:tplc="08090003">
+      <w:start w:val="1"/>
+      <w:numFmt w:val="bullet"/>
+      <w:lvlText w:val="o"/>
+      <w:lvlJc w:val="left"/>
+      <w:pPr>
+        <w:ind w:left="1440" w:hanging="360"/>
+      </w:pPr>
+      <w:rPr>
+        <w:rFonts w:ascii="Courier New" w:hAnsi="Courier New" w:cs="Courier New" w:hint="default"/>
+      </w:rPr>
+    </w:lvl>
+    <w:lvl w:ilvl="2" w:tplc="08090005" w:tentative="1">
+      <w:start w:val="1"/>
+      <w:numFmt w:val="bullet"/>
+      <w:lvlText w:val=""/>
+      <w:lvlJc w:val="left"/>
+      <w:pPr>
+        <w:ind w:left="2160" w:hanging="360"/>
+      </w:pPr>
+      <w:rPr>
+        <w:rFonts w:ascii="Wingdings" w:hAnsi="Wingdings" w:hint="default"/>
+      </w:rPr>
+    </w:lvl>
+    <w:lvl w:ilvl="3" w:tplc="08090001" w:tentative="1">
+      <w:start w:val="1"/>
+      <w:numFmt w:val="bullet"/>
+      <w:lvlText w:val=""/>
+      <w:lvlJc w:val="left"/>
+      <w:pPr>
+        <w:ind w:left="2880" w:hanging="360"/>
+      </w:pPr>
+      <w:rPr>
+        <w:rFonts w:ascii="Symbol" w:hAnsi="Symbol" w:hint="default"/>
+      </w:rPr>
+    </w:lvl>
+    <w:lvl w:ilvl="4" w:tplc="08090003" w:tentative="1">
+      <w:start w:val="1"/>
+      <w:numFmt w:val="bullet"/>
+      <w:lvlText w:val="o"/>
+      <w:lvlJc w:val="left"/>
+      <w:pPr>
+        <w:ind w:left="3600" w:hanging="360"/>
+      </w:pPr>
+      <w:rPr>
+        <w:rFonts w:ascii="Courier New" w:hAnsi="Courier New" w:cs="Courier New" w:hint="default"/>
+      </w:rPr>
+    </w:lvl>
+    <w:lvl w:ilvl="5" w:tplc="08090005" w:tentative="1">
+      <w:start w:val="1"/>
+      <w:numFmt w:val="bullet"/>
+      <w:lvlText w:val=""/>
+      <w:lvlJc w:val="left"/>
+      <w:pPr>
+        <w:ind w:left="4320" w:hanging="360"/>
+      </w:pPr>
+      <w:rPr>
+        <w:rFonts w:ascii="Wingdings" w:hAnsi="Wingdings" w:hint="default"/>
+      </w:rPr>
+    </w:lvl>
+    <w:lvl w:ilvl="6" w:tplc="08090001" w:tentative="1">
+      <w:start w:val="1"/>
+      <w:numFmt w:val="bullet"/>
+      <w:lvlText w:val=""/>
+      <w:lvlJc w:val="left"/>
+      <w:pPr>
+        <w:ind w:left="5040" w:hanging="360"/>
+      </w:pPr>
+      <w:rPr>
+        <w:rFonts w:ascii="Symbol" w:hAnsi="Symbol" w:hint="default"/>
+      </w:rPr>
+    </w:lvl>
+    <w:lvl w:ilvl="7" w:tplc="08090003" w:tentative="1">
+      <w:start w:val="1"/>
+      <w:numFmt w:val="bullet"/>
+      <w:lvlText w:val="o"/>
+      <w:lvlJc w:val="left"/>
+      <w:pPr>
+        <w:ind w:left="5760" w:hanging="360"/>
+      </w:pPr>
+      <w:rPr>
+        <w:rFonts w:ascii="Courier New" w:hAnsi="Courier New" w:cs="Courier New" w:hint="default"/>
+      </w:rPr>
+    </w:lvl>
+    <w:lvl w:ilvl="8" w:tplc="08090005" w:tentative="1">
+      <w:start w:val="1"/>
+      <w:numFmt w:val="bullet"/>
+      <w:lvlText w:val=""/>
+      <w:lvlJc w:val="left"/>
+      <w:pPr>
+        <w:ind w:left="6480" w:hanging="360"/>
+      </w:pPr>
+      <w:rPr>
+        <w:rFonts w:ascii="Wingdings" w:hAnsi="Wingdings" w:hint="default"/>
+      </w:rPr>
+    </w:lvl>
+  </w:abstractNum>
   <w:num w:numId="1" w16cid:durableId="462424099">
-    <w:abstractNumId w:val="6"/>
+    <w:abstractNumId w:val="7"/>
   </w:num>
   <w:num w:numId="2" w16cid:durableId="66656716">
-    <w:abstractNumId w:val="18"/>
+    <w:abstractNumId w:val="20"/>
   </w:num>
   <w:num w:numId="3" w16cid:durableId="563757068">
-    <w:abstractNumId w:val="12"/>
+    <w:abstractNumId w:val="13"/>
   </w:num>
   <w:num w:numId="4" w16cid:durableId="974142181">
-    <w:abstractNumId w:val="8"/>
+    <w:abstractNumId w:val="9"/>
   </w:num>
   <w:num w:numId="5" w16cid:durableId="441608467">
-    <w:abstractNumId w:val="14"/>
+    <w:abstractNumId w:val="15"/>
   </w:num>
   <w:num w:numId="6" w16cid:durableId="725301159">
-    <w:abstractNumId w:val="17"/>
+    <w:abstractNumId w:val="19"/>
   </w:num>
   <w:num w:numId="7" w16cid:durableId="168567467">
-    <w:abstractNumId w:val="7"/>
+    <w:abstractNumId w:val="8"/>
   </w:num>
   <w:num w:numId="8" w16cid:durableId="1393697520">
     <w:abstractNumId w:val="1"/>
   </w:num>
   <w:num w:numId="9" w16cid:durableId="1596590402">
-    <w:abstractNumId w:val="16"/>
+    <w:abstractNumId w:val="18"/>
   </w:num>
   <w:num w:numId="10" w16cid:durableId="567612666">
-    <w:abstractNumId w:val="26"/>
+    <w:abstractNumId w:val="28"/>
   </w:num>
   <w:num w:numId="11" w16cid:durableId="2008900165">
-    <w:abstractNumId w:val="15"/>
+    <w:abstractNumId w:val="17"/>
   </w:num>
   <w:num w:numId="12" w16cid:durableId="426076297">
-    <w:abstractNumId w:val="4"/>
+    <w:abstractNumId w:val="5"/>
   </w:num>
   <w:num w:numId="13" w16cid:durableId="1461724788">
-    <w:abstractNumId w:val="21"/>
+    <w:abstractNumId w:val="23"/>
   </w:num>
   <w:num w:numId="14" w16cid:durableId="1067998567">
-    <w:abstractNumId w:val="25"/>
+    <w:abstractNumId w:val="27"/>
   </w:num>
   <w:num w:numId="15" w16cid:durableId="268511707">
-    <w:abstractNumId w:val="27"/>
+    <w:abstractNumId w:val="29"/>
   </w:num>
   <w:num w:numId="16" w16cid:durableId="1097015855">
-    <w:abstractNumId w:val="5"/>
+    <w:abstractNumId w:val="6"/>
   </w:num>
   <w:num w:numId="17" w16cid:durableId="253899890">
-    <w:abstractNumId w:val="9"/>
+    <w:abstractNumId w:val="10"/>
   </w:num>
   <w:num w:numId="18" w16cid:durableId="799955774">
-    <w:abstractNumId w:val="11"/>
+    <w:abstractNumId w:val="12"/>
   </w:num>
   <w:num w:numId="19" w16cid:durableId="68580028">
-    <w:abstractNumId w:val="22"/>
+    <w:abstractNumId w:val="24"/>
   </w:num>
   <w:num w:numId="20" w16cid:durableId="419300408">
     <w:abstractNumId w:val="3"/>
@@ -12234,25 +12339,34 @@
     <w:abstractNumId w:val="0"/>
   </w:num>
   <w:num w:numId="22" w16cid:durableId="149565735">
-    <w:abstractNumId w:val="24"/>
+    <w:abstractNumId w:val="26"/>
   </w:num>
   <w:num w:numId="23" w16cid:durableId="157112206">
-    <w:abstractNumId w:val="10"/>
+    <w:abstractNumId w:val="11"/>
   </w:num>
   <w:num w:numId="24" w16cid:durableId="1842545179">
-    <w:abstractNumId w:val="23"/>
+    <w:abstractNumId w:val="25"/>
   </w:num>
   <w:num w:numId="25" w16cid:durableId="815031544">
-    <w:abstractNumId w:val="19"/>
+    <w:abstractNumId w:val="21"/>
   </w:num>
   <w:num w:numId="26" w16cid:durableId="96827534">
-    <w:abstractNumId w:val="13"/>
+    <w:abstractNumId w:val="14"/>
   </w:num>
   <w:num w:numId="27" w16cid:durableId="1820220767">
-    <w:abstractNumId w:val="20"/>
+    <w:abstractNumId w:val="22"/>
   </w:num>
   <w:num w:numId="28" w16cid:durableId="1733306413">
     <w:abstractNumId w:val="2"/>
+  </w:num>
+  <w:num w:numId="29" w16cid:durableId="1785927849">
+    <w:abstractNumId w:val="16"/>
+  </w:num>
+  <w:num w:numId="30" w16cid:durableId="213584849">
+    <w:abstractNumId w:val="30"/>
+  </w:num>
+  <w:num w:numId="31" w16cid:durableId="349645743">
+    <w:abstractNumId w:val="4"/>
   </w:num>
 </w:numbering>
 </file>
